--- a/docs/gatwick-capital-stack-worked-example.docx
+++ b/docs/gatwick-capital-stack-worked-example.docx
@@ -49,7 +49,7 @@
           <w:sz w:val="22"/>
           <w:szCs w:val="22"/>
         </w:rPr>
-        <w:t xml:space="preserve">Gatwick Airport  ·  April 2026  ·  For review</w:t>
+        <w:t xml:space="preserve">Gatwick Airport  ·  Rev. 2 — April 2026  ·  For review</w:t>
       </w:r>
     </w:p>
     <w:p>
@@ -79,7 +79,7 @@
           <w:sz w:val="22"/>
           <w:szCs w:val="22"/>
         </w:rPr>
-        <w:t xml:space="preserve">This note walks the capital stack for Gatwick Airport end-to-end using the v8 TopSheet taxonomy. It demonstrates how ownership percentages and entity levels flow through to an economic picture of each claimant’s position. The methodology is agnostic to Gatwick — the same engine is intended to run on every deal in the portfolio.</w:t>
+        <w:t xml:space="preserve">This note walks the capital stack for Gatwick end-to-end using the v8 TopSheet taxonomy, now including the MidCo debt layer at Gatwick Airport Finance plc (GAF). It demonstrates how the stack should present two views side-by-side: the total deal position (structural picture), and our client’s holding (their specific slice).</w:t>
       </w:r>
     </w:p>
     <w:p>
@@ -92,7 +92,49 @@
           <w:sz w:val="22"/>
           <w:szCs w:val="22"/>
         </w:rPr>
-        <w:t xml:space="preserve">All debt figures below are live from the database. The only input that is not yet in our data model is Enterprise Value; this is the single field proposed to be added to Tab 1 of the TopSheet.</w:t>
+        <w:t xml:space="preserve">Every debt figure below is either live from our database or sourced from the Fitch rating action dated 21 November 2025 for the MidCo bond. The remaining input needed to produce this view programmatically is a single Enterprise Value on Tab 1 of the TopSheet.</w:t>
+      </w:r>
+    </w:p>
+    <w:p>
+      <w:pPr>
+        <w:pBdr>
+          <w:top w:val="single" w:color="C97F1F" w:sz="6" w:space="4"/>
+          <w:bottom w:val="single" w:color="C97F1F" w:sz="6" w:space="4"/>
+        </w:pBdr>
+        <w:shd w:fill="FFF7E0" w:val="clear"/>
+        <w:spacing w:after="120" w:before="120"/>
+      </w:pPr>
+      <w:r>
+        <w:rPr>
+          <w:rFonts w:ascii="Arial" w:cs="Arial" w:eastAsia="Arial" w:hAnsi="Arial"/>
+          <w:b/>
+          <w:bCs/>
+          <w:color w:val="C97F1F"/>
+          <w:sz w:val="20"/>
+          <w:szCs w:val="20"/>
+        </w:rPr>
+        <w:t xml:space="preserve">Correction to Rev. 1: </w:t>
+      </w:r>
+      <w:r>
+        <w:rPr>
+          <w:rFonts w:ascii="Arial" w:cs="Arial" w:eastAsia="Arial" w:hAnsi="Arial"/>
+          <w:sz w:val="20"/>
+          <w:szCs w:val="20"/>
+        </w:rPr>
+        <w:t xml:space="preserve">the previous version treated Gatwick as a single-level debt structure. Fitch’s 21 Nov 2025 rating action on the new £475m GAF 6% 2030 bond confirms a distinct MidCo debt level at Gatwick Airport Finance plc, two notches below the GF ring-fenced group. This revision adds that layer.</w:t>
+      </w:r>
+    </w:p>
+    <w:p>
+      <w:pPr>
+        <w:spacing w:after="120"/>
+      </w:pPr>
+      <w:r>
+        <w:rPr>
+          <w:rFonts w:ascii="Arial" w:cs="Arial" w:eastAsia="Arial" w:hAnsi="Arial"/>
+          <w:sz w:val="22"/>
+          <w:szCs w:val="22"/>
+        </w:rPr>
+        <w:t xml:space="preserve"/>
       </w:r>
     </w:p>
     <w:p>
@@ -109,7 +151,7 @@
           <w:sz w:val="26"/>
           <w:szCs w:val="26"/>
         </w:rPr>
-        <w:t xml:space="preserve">1. Real Gatwick data from our system</w:t>
+        <w:t xml:space="preserve">1. The Gatwick structure</w:t>
       </w:r>
     </w:p>
     <w:p>
@@ -125,7 +167,7 @@
           <w:sz w:val="22"/>
           <w:szCs w:val="22"/>
         </w:rPr>
-        <w:t xml:space="preserve">Corporate structure (Tab 7 — corporate_entities)</w:t>
+        <w:t xml:space="preserve">Corporate structure</w:t>
       </w:r>
     </w:p>
     <w:tbl>
@@ -484,7 +526,7 @@
                 <w:sz w:val="20"/>
                 <w:szCs w:val="20"/>
               </w:rPr>
-              <w:t xml:space="preserve">Issuer SPV</w:t>
+              <w:t xml:space="preserve">Issuer SPV (OpCo-level)</w:t>
             </w:r>
           </w:p>
         </w:tc>
@@ -619,6 +661,140 @@
                 <w:szCs w:val="20"/>
               </w:rPr>
               <w:t xml:space="preserve">BidCo</w:t>
+            </w:r>
+          </w:p>
+        </w:tc>
+        <w:tc>
+          <w:tcPr>
+            <w:tcW w:type="dxa" w:w="2000"/>
+            <w:tcBorders>
+              <w:top w:val="single" w:color="CCCCCC" w:sz="4"/>
+              <w:left w:val="single" w:color="CCCCCC" w:sz="4"/>
+              <w:bottom w:val="single" w:color="CCCCCC" w:sz="4"/>
+              <w:right w:val="single" w:color="CCCCCC" w:sz="4"/>
+            </w:tcBorders>
+            <w:tcMar>
+              <w:top w:type="dxa" w:w="80"/>
+              <w:left w:type="dxa" w:w="120"/>
+              <w:bottom w:type="dxa" w:w="80"/>
+              <w:right w:type="dxa" w:w="120"/>
+            </w:tcMar>
+          </w:tcPr>
+          <w:p>
+            <w:pPr>
+              <w:spacing w:after="0"/>
+            </w:pPr>
+            <w:r>
+              <w:rPr>
+                <w:rFonts w:ascii="Arial" w:cs="Arial" w:eastAsia="Arial" w:hAnsi="Arial"/>
+                <w:b w:val="false"/>
+                <w:bCs w:val="false"/>
+                <w:color w:val="000000"/>
+                <w:sz w:val="20"/>
+                <w:szCs w:val="20"/>
+              </w:rPr>
+              <w:t xml:space="preserve">GB</w:t>
+            </w:r>
+          </w:p>
+        </w:tc>
+        <w:tc>
+          <w:tcPr>
+            <w:tcW w:type="dxa" w:w="2560"/>
+            <w:tcBorders>
+              <w:top w:val="single" w:color="CCCCCC" w:sz="4"/>
+              <w:left w:val="single" w:color="CCCCCC" w:sz="4"/>
+              <w:bottom w:val="single" w:color="CCCCCC" w:sz="4"/>
+              <w:right w:val="single" w:color="CCCCCC" w:sz="4"/>
+            </w:tcBorders>
+            <w:tcMar>
+              <w:top w:type="dxa" w:w="80"/>
+              <w:left w:type="dxa" w:w="120"/>
+              <w:bottom w:type="dxa" w:w="80"/>
+              <w:right w:type="dxa" w:w="120"/>
+            </w:tcMar>
+          </w:tcPr>
+          <w:p>
+            <w:pPr>
+              <w:spacing w:after="0"/>
+            </w:pPr>
+            <w:r>
+              <w:rPr>
+                <w:rFonts w:ascii="Arial" w:cs="Arial" w:eastAsia="Arial" w:hAnsi="Arial"/>
+                <w:b w:val="false"/>
+                <w:bCs w:val="false"/>
+                <w:color w:val="000000"/>
+                <w:sz w:val="20"/>
+                <w:szCs w:val="20"/>
+              </w:rPr>
+              <w:t xml:space="preserve">Gatwick Airport Finance plc</w:t>
+            </w:r>
+          </w:p>
+        </w:tc>
+      </w:tr>
+      <w:tr>
+        <w:tc>
+          <w:tcPr>
+            <w:tcW w:type="dxa" w:w="3000"/>
+            <w:tcBorders>
+              <w:top w:val="single" w:color="CCCCCC" w:sz="4"/>
+              <w:left w:val="single" w:color="CCCCCC" w:sz="4"/>
+              <w:bottom w:val="single" w:color="CCCCCC" w:sz="4"/>
+              <w:right w:val="single" w:color="CCCCCC" w:sz="4"/>
+            </w:tcBorders>
+            <w:tcMar>
+              <w:top w:type="dxa" w:w="80"/>
+              <w:left w:type="dxa" w:w="120"/>
+              <w:bottom w:type="dxa" w:w="80"/>
+              <w:right w:type="dxa" w:w="120"/>
+            </w:tcMar>
+          </w:tcPr>
+          <w:p>
+            <w:pPr>
+              <w:spacing w:after="0"/>
+            </w:pPr>
+            <w:r>
+              <w:rPr>
+                <w:rFonts w:ascii="Arial" w:cs="Arial" w:eastAsia="Arial" w:hAnsi="Arial"/>
+                <w:b w:val="false"/>
+                <w:bCs w:val="false"/>
+                <w:color w:val="000000"/>
+                <w:sz w:val="20"/>
+                <w:szCs w:val="20"/>
+              </w:rPr>
+              <w:t xml:space="preserve">Gatwick Airport Finance plc (GAF)</w:t>
+            </w:r>
+          </w:p>
+        </w:tc>
+        <w:tc>
+          <w:tcPr>
+            <w:tcW w:type="dxa" w:w="1800"/>
+            <w:tcBorders>
+              <w:top w:val="single" w:color="CCCCCC" w:sz="4"/>
+              <w:left w:val="single" w:color="CCCCCC" w:sz="4"/>
+              <w:bottom w:val="single" w:color="CCCCCC" w:sz="4"/>
+              <w:right w:val="single" w:color="CCCCCC" w:sz="4"/>
+            </w:tcBorders>
+            <w:tcMar>
+              <w:top w:type="dxa" w:w="80"/>
+              <w:left w:type="dxa" w:w="120"/>
+              <w:bottom w:type="dxa" w:w="80"/>
+              <w:right w:type="dxa" w:w="120"/>
+            </w:tcMar>
+          </w:tcPr>
+          <w:p>
+            <w:pPr>
+              <w:spacing w:after="0"/>
+            </w:pPr>
+            <w:r>
+              <w:rPr>
+                <w:rFonts w:ascii="Arial" w:cs="Arial" w:eastAsia="Arial" w:hAnsi="Arial"/>
+                <w:b w:val="false"/>
+                <w:bCs w:val="false"/>
+                <w:color w:val="000000"/>
+                <w:sz w:val="20"/>
+                <w:szCs w:val="20"/>
+              </w:rPr>
+              <w:t xml:space="preserve">MidCo / Debt HoldCo</w:t>
             </w:r>
           </w:p>
         </w:tc>
@@ -1115,7 +1291,20 @@
           <w:sz w:val="22"/>
           <w:szCs w:val="22"/>
         </w:rPr>
-        <w:t xml:space="preserve">The operating company (Gatwick Airport Limited) and the issuer SPV (Gatwick Funding Limited) are economically a single unit under the 2011 Common Terms Agreement — they are joint debtors, and bonds issued by Gatwick Funding are secured by the assets and cashflows of the operating company.</w:t>
+        <w:t xml:space="preserve">Gatwick Airport Finance plc (GAF) is the MidCo that sits between the shareholders and the Ivy Holdco / OpCo sub-group. GAF issues its own debt, secured on its only asset (the equity in the OpCo group).</w:t>
+      </w:r>
+    </w:p>
+    <w:p>
+      <w:pPr>
+        <w:spacing w:after="120"/>
+      </w:pPr>
+      <w:r>
+        <w:rPr>
+          <w:rFonts w:ascii="Arial" w:cs="Arial" w:eastAsia="Arial" w:hAnsi="Arial"/>
+          <w:sz w:val="22"/>
+          <w:szCs w:val="22"/>
+        </w:rPr>
+        <w:t xml:space="preserve">The operating company (Gatwick Airport Limited) and the issuer SPV (Gatwick Funding Limited) are economically a single unit under the 2011 Common Terms Agreement — they are joint debtors, and bonds issued by Gatwick Funding are secured by the assets and cashflows of the operating company. Together they form the “ring-fenced group.” GAF debt is structurally subordinated to this ring-fence.</w:t>
       </w:r>
     </w:p>
     <w:p>
@@ -1131,7 +1320,20 @@
           <w:sz w:val="22"/>
           <w:szCs w:val="22"/>
         </w:rPr>
-        <w:t xml:space="preserve">Debt (Tab 2 — capital_structure_instruments)</w:t>
+        <w:t xml:space="preserve">OpCo debt — Class A bonds (Gatwick Funding Ltd)</w:t>
+      </w:r>
+    </w:p>
+    <w:p>
+      <w:pPr>
+        <w:spacing w:after="120"/>
+      </w:pPr>
+      <w:r>
+        <w:rPr>
+          <w:rFonts w:ascii="Arial" w:cs="Arial" w:eastAsia="Arial" w:hAnsi="Arial"/>
+          <w:sz w:val="22"/>
+          <w:szCs w:val="22"/>
+        </w:rPr>
+        <w:t xml:space="preserve">Our client holds £125m of the Class A bonds. All tranches are pari-passu.</w:t>
       </w:r>
     </w:p>
     <w:tbl>
@@ -1147,11 +1349,12 @@
         </w:tblBorders>
       </w:tblPr>
       <w:tblGrid>
-        <w:gridCol w:w="3200"/>
-        <w:gridCol w:w="1400"/>
-        <w:gridCol w:w="1400"/>
-        <w:gridCol w:w="1800"/>
-        <w:gridCol w:w="1560"/>
+        <w:gridCol w:w="2800"/>
+        <w:gridCol w:w="1200"/>
+        <w:gridCol w:w="1100"/>
+        <w:gridCol w:w="1500"/>
+        <w:gridCol w:w="1100"/>
+        <w:gridCol w:w="1660"/>
       </w:tblGrid>
       <w:tr>
         <w:trPr>
@@ -1159,7 +1362,7 @@
         </w:trPr>
         <w:tc>
           <w:tcPr>
-            <w:tcW w:type="dxa" w:w="3200"/>
+            <w:tcW w:type="dxa" w:w="2800"/>
             <w:tcBorders>
               <w:top w:val="single" w:color="CCCCCC" w:sz="4"/>
               <w:left w:val="single" w:color="CCCCCC" w:sz="4"/>
@@ -1193,7 +1396,7 @@
         </w:tc>
         <w:tc>
           <w:tcPr>
-            <w:tcW w:type="dxa" w:w="1400"/>
+            <w:tcW w:type="dxa" w:w="1200"/>
             <w:tcBorders>
               <w:top w:val="single" w:color="CCCCCC" w:sz="4"/>
               <w:left w:val="single" w:color="CCCCCC" w:sz="4"/>
@@ -1221,13 +1424,13 @@
                 <w:sz w:val="19"/>
                 <w:szCs w:val="19"/>
               </w:rPr>
-              <w:t xml:space="preserve">Drawn (£m)</w:t>
-            </w:r>
-          </w:p>
-        </w:tc>
-        <w:tc>
-          <w:tcPr>
-            <w:tcW w:type="dxa" w:w="1400"/>
+              <w:t xml:space="preserve">Total (£m)</w:t>
+            </w:r>
+          </w:p>
+        </w:tc>
+        <w:tc>
+          <w:tcPr>
+            <w:tcW w:type="dxa" w:w="1100"/>
             <w:tcBorders>
               <w:top w:val="single" w:color="CCCCCC" w:sz="4"/>
               <w:left w:val="single" w:color="CCCCCC" w:sz="4"/>
@@ -1261,7 +1464,7 @@
         </w:tc>
         <w:tc>
           <w:tcPr>
-            <w:tcW w:type="dxa" w:w="1800"/>
+            <w:tcW w:type="dxa" w:w="1500"/>
             <w:tcBorders>
               <w:top w:val="single" w:color="CCCCCC" w:sz="4"/>
               <w:left w:val="single" w:color="CCCCCC" w:sz="4"/>
@@ -1295,7 +1498,7 @@
         </w:tc>
         <w:tc>
           <w:tcPr>
-            <w:tcW w:type="dxa" w:w="1560"/>
+            <w:tcW w:type="dxa" w:w="1100"/>
             <w:tcBorders>
               <w:top w:val="single" w:color="CCCCCC" w:sz="4"/>
               <w:left w:val="single" w:color="CCCCCC" w:sz="4"/>
@@ -1327,11 +1530,45 @@
             </w:r>
           </w:p>
         </w:tc>
+        <w:tc>
+          <w:tcPr>
+            <w:tcW w:type="dxa" w:w="1660"/>
+            <w:tcBorders>
+              <w:top w:val="single" w:color="CCCCCC" w:sz="4"/>
+              <w:left w:val="single" w:color="CCCCCC" w:sz="4"/>
+              <w:bottom w:val="single" w:color="CCCCCC" w:sz="4"/>
+              <w:right w:val="single" w:color="CCCCCC" w:sz="4"/>
+            </w:tcBorders>
+            <w:shd w:fill="D6E4F0" w:val="clear"/>
+            <w:tcMar>
+              <w:top w:type="dxa" w:w="80"/>
+              <w:left w:type="dxa" w:w="120"/>
+              <w:bottom w:type="dxa" w:w="80"/>
+              <w:right w:type="dxa" w:w="120"/>
+            </w:tcMar>
+          </w:tcPr>
+          <w:p>
+            <w:pPr>
+              <w:spacing w:after="0"/>
+            </w:pPr>
+            <w:r>
+              <w:rPr>
+                <w:rFonts w:ascii="Arial" w:cs="Arial" w:eastAsia="Arial" w:hAnsi="Arial"/>
+                <w:b/>
+                <w:bCs/>
+                <w:color w:val="000000"/>
+                <w:sz w:val="19"/>
+                <w:szCs w:val="19"/>
+              </w:rPr>
+              <w:t xml:space="preserve">Our holding (£m)</w:t>
+            </w:r>
+          </w:p>
+        </w:tc>
       </w:tr>
       <w:tr>
         <w:tc>
           <w:tcPr>
-            <w:tcW w:type="dxa" w:w="3200"/>
+            <w:tcW w:type="dxa" w:w="2800"/>
             <w:tcBorders>
               <w:top w:val="single" w:color="CCCCCC" w:sz="4"/>
               <w:left w:val="single" w:color="CCCCCC" w:sz="4"/>
@@ -1364,7 +1601,7 @@
         </w:tc>
         <w:tc>
           <w:tcPr>
-            <w:tcW w:type="dxa" w:w="1400"/>
+            <w:tcW w:type="dxa" w:w="1200"/>
             <w:tcBorders>
               <w:top w:val="single" w:color="CCCCCC" w:sz="4"/>
               <w:left w:val="single" w:color="CCCCCC" w:sz="4"/>
@@ -1398,7 +1635,7 @@
         </w:tc>
         <w:tc>
           <w:tcPr>
-            <w:tcW w:type="dxa" w:w="1400"/>
+            <w:tcW w:type="dxa" w:w="1100"/>
             <w:tcBorders>
               <w:top w:val="single" w:color="CCCCCC" w:sz="4"/>
               <w:left w:val="single" w:color="CCCCCC" w:sz="4"/>
@@ -1432,7 +1669,7 @@
         </w:tc>
         <w:tc>
           <w:tcPr>
-            <w:tcW w:type="dxa" w:w="1800"/>
+            <w:tcW w:type="dxa" w:w="1500"/>
             <w:tcBorders>
               <w:top w:val="single" w:color="CCCCCC" w:sz="4"/>
               <w:left w:val="single" w:color="CCCCCC" w:sz="4"/>
@@ -1465,7 +1702,7 @@
         </w:tc>
         <w:tc>
           <w:tcPr>
-            <w:tcW w:type="dxa" w:w="1560"/>
+            <w:tcW w:type="dxa" w:w="1100"/>
             <w:tcBorders>
               <w:top w:val="single" w:color="CCCCCC" w:sz="4"/>
               <w:left w:val="single" w:color="CCCCCC" w:sz="4"/>
@@ -1493,6 +1730,40 @@
                 <w:szCs w:val="20"/>
               </w:rPr>
               <w:t xml:space="preserve">A</w:t>
+            </w:r>
+          </w:p>
+        </w:tc>
+        <w:tc>
+          <w:tcPr>
+            <w:tcW w:type="dxa" w:w="1660"/>
+            <w:tcBorders>
+              <w:top w:val="single" w:color="CCCCCC" w:sz="4"/>
+              <w:left w:val="single" w:color="CCCCCC" w:sz="4"/>
+              <w:bottom w:val="single" w:color="CCCCCC" w:sz="4"/>
+              <w:right w:val="single" w:color="CCCCCC" w:sz="4"/>
+            </w:tcBorders>
+            <w:tcMar>
+              <w:top w:type="dxa" w:w="80"/>
+              <w:left w:type="dxa" w:w="120"/>
+              <w:bottom w:type="dxa" w:w="80"/>
+              <w:right w:type="dxa" w:w="120"/>
+            </w:tcMar>
+          </w:tcPr>
+          <w:p>
+            <w:pPr>
+              <w:spacing w:after="0"/>
+              <w:jc w:val="right"/>
+            </w:pPr>
+            <w:r>
+              <w:rPr>
+                <w:rFonts w:ascii="Arial" w:cs="Arial" w:eastAsia="Arial" w:hAnsi="Arial"/>
+                <w:b w:val="false"/>
+                <w:bCs w:val="false"/>
+                <w:color w:val="000000"/>
+                <w:sz w:val="20"/>
+                <w:szCs w:val="20"/>
+              </w:rPr>
+              <w:t xml:space="preserve">pro-rata</w:t>
             </w:r>
           </w:p>
         </w:tc>
@@ -1500,7 +1771,7 @@
       <w:tr>
         <w:tc>
           <w:tcPr>
-            <w:tcW w:type="dxa" w:w="3200"/>
+            <w:tcW w:type="dxa" w:w="2800"/>
             <w:tcBorders>
               <w:top w:val="single" w:color="CCCCCC" w:sz="4"/>
               <w:left w:val="single" w:color="CCCCCC" w:sz="4"/>
@@ -1533,7 +1804,7 @@
         </w:tc>
         <w:tc>
           <w:tcPr>
-            <w:tcW w:type="dxa" w:w="1400"/>
+            <w:tcW w:type="dxa" w:w="1200"/>
             <w:tcBorders>
               <w:top w:val="single" w:color="CCCCCC" w:sz="4"/>
               <w:left w:val="single" w:color="CCCCCC" w:sz="4"/>
@@ -1567,7 +1838,7 @@
         </w:tc>
         <w:tc>
           <w:tcPr>
-            <w:tcW w:type="dxa" w:w="1400"/>
+            <w:tcW w:type="dxa" w:w="1100"/>
             <w:tcBorders>
               <w:top w:val="single" w:color="CCCCCC" w:sz="4"/>
               <w:left w:val="single" w:color="CCCCCC" w:sz="4"/>
@@ -1601,7 +1872,7 @@
         </w:tc>
         <w:tc>
           <w:tcPr>
-            <w:tcW w:type="dxa" w:w="1800"/>
+            <w:tcW w:type="dxa" w:w="1500"/>
             <w:tcBorders>
               <w:top w:val="single" w:color="CCCCCC" w:sz="4"/>
               <w:left w:val="single" w:color="CCCCCC" w:sz="4"/>
@@ -1634,7 +1905,7 @@
         </w:tc>
         <w:tc>
           <w:tcPr>
-            <w:tcW w:type="dxa" w:w="1560"/>
+            <w:tcW w:type="dxa" w:w="1100"/>
             <w:tcBorders>
               <w:top w:val="single" w:color="CCCCCC" w:sz="4"/>
               <w:left w:val="single" w:color="CCCCCC" w:sz="4"/>
@@ -1662,6 +1933,40 @@
                 <w:szCs w:val="20"/>
               </w:rPr>
               <w:t xml:space="preserve">A</w:t>
+            </w:r>
+          </w:p>
+        </w:tc>
+        <w:tc>
+          <w:tcPr>
+            <w:tcW w:type="dxa" w:w="1660"/>
+            <w:tcBorders>
+              <w:top w:val="single" w:color="CCCCCC" w:sz="4"/>
+              <w:left w:val="single" w:color="CCCCCC" w:sz="4"/>
+              <w:bottom w:val="single" w:color="CCCCCC" w:sz="4"/>
+              <w:right w:val="single" w:color="CCCCCC" w:sz="4"/>
+            </w:tcBorders>
+            <w:tcMar>
+              <w:top w:type="dxa" w:w="80"/>
+              <w:left w:type="dxa" w:w="120"/>
+              <w:bottom w:type="dxa" w:w="80"/>
+              <w:right w:type="dxa" w:w="120"/>
+            </w:tcMar>
+          </w:tcPr>
+          <w:p>
+            <w:pPr>
+              <w:spacing w:after="0"/>
+              <w:jc w:val="right"/>
+            </w:pPr>
+            <w:r>
+              <w:rPr>
+                <w:rFonts w:ascii="Arial" w:cs="Arial" w:eastAsia="Arial" w:hAnsi="Arial"/>
+                <w:b w:val="false"/>
+                <w:bCs w:val="false"/>
+                <w:color w:val="000000"/>
+                <w:sz w:val="20"/>
+                <w:szCs w:val="20"/>
+              </w:rPr>
+              <w:t xml:space="preserve">pro-rata</w:t>
             </w:r>
           </w:p>
         </w:tc>
@@ -1669,7 +1974,7 @@
       <w:tr>
         <w:tc>
           <w:tcPr>
-            <w:tcW w:type="dxa" w:w="3200"/>
+            <w:tcW w:type="dxa" w:w="2800"/>
             <w:tcBorders>
               <w:top w:val="single" w:color="CCCCCC" w:sz="4"/>
               <w:left w:val="single" w:color="CCCCCC" w:sz="4"/>
@@ -1702,7 +2007,7 @@
         </w:tc>
         <w:tc>
           <w:tcPr>
-            <w:tcW w:type="dxa" w:w="1400"/>
+            <w:tcW w:type="dxa" w:w="1200"/>
             <w:tcBorders>
               <w:top w:val="single" w:color="CCCCCC" w:sz="4"/>
               <w:left w:val="single" w:color="CCCCCC" w:sz="4"/>
@@ -1736,7 +2041,7 @@
         </w:tc>
         <w:tc>
           <w:tcPr>
-            <w:tcW w:type="dxa" w:w="1400"/>
+            <w:tcW w:type="dxa" w:w="1100"/>
             <w:tcBorders>
               <w:top w:val="single" w:color="CCCCCC" w:sz="4"/>
               <w:left w:val="single" w:color="CCCCCC" w:sz="4"/>
@@ -1770,7 +2075,7 @@
         </w:tc>
         <w:tc>
           <w:tcPr>
-            <w:tcW w:type="dxa" w:w="1800"/>
+            <w:tcW w:type="dxa" w:w="1500"/>
             <w:tcBorders>
               <w:top w:val="single" w:color="CCCCCC" w:sz="4"/>
               <w:left w:val="single" w:color="CCCCCC" w:sz="4"/>
@@ -1803,7 +2108,7 @@
         </w:tc>
         <w:tc>
           <w:tcPr>
-            <w:tcW w:type="dxa" w:w="1560"/>
+            <w:tcW w:type="dxa" w:w="1100"/>
             <w:tcBorders>
               <w:top w:val="single" w:color="CCCCCC" w:sz="4"/>
               <w:left w:val="single" w:color="CCCCCC" w:sz="4"/>
@@ -1831,6 +2136,40 @@
                 <w:szCs w:val="20"/>
               </w:rPr>
               <w:t xml:space="preserve">A (SLB)</w:t>
+            </w:r>
+          </w:p>
+        </w:tc>
+        <w:tc>
+          <w:tcPr>
+            <w:tcW w:type="dxa" w:w="1660"/>
+            <w:tcBorders>
+              <w:top w:val="single" w:color="CCCCCC" w:sz="4"/>
+              <w:left w:val="single" w:color="CCCCCC" w:sz="4"/>
+              <w:bottom w:val="single" w:color="CCCCCC" w:sz="4"/>
+              <w:right w:val="single" w:color="CCCCCC" w:sz="4"/>
+            </w:tcBorders>
+            <w:tcMar>
+              <w:top w:type="dxa" w:w="80"/>
+              <w:left w:type="dxa" w:w="120"/>
+              <w:bottom w:type="dxa" w:w="80"/>
+              <w:right w:type="dxa" w:w="120"/>
+            </w:tcMar>
+          </w:tcPr>
+          <w:p>
+            <w:pPr>
+              <w:spacing w:after="0"/>
+              <w:jc w:val="right"/>
+            </w:pPr>
+            <w:r>
+              <w:rPr>
+                <w:rFonts w:ascii="Arial" w:cs="Arial" w:eastAsia="Arial" w:hAnsi="Arial"/>
+                <w:b w:val="false"/>
+                <w:bCs w:val="false"/>
+                <w:color w:val="000000"/>
+                <w:sz w:val="20"/>
+                <w:szCs w:val="20"/>
+              </w:rPr>
+              <w:t xml:space="preserve">pro-rata</w:t>
             </w:r>
           </w:p>
         </w:tc>
@@ -1838,7 +2177,7 @@
       <w:tr>
         <w:tc>
           <w:tcPr>
-            <w:tcW w:type="dxa" w:w="3200"/>
+            <w:tcW w:type="dxa" w:w="2800"/>
             <w:tcBorders>
               <w:top w:val="single" w:color="CCCCCC" w:sz="4"/>
               <w:left w:val="single" w:color="CCCCCC" w:sz="4"/>
@@ -1871,7 +2210,7 @@
         </w:tc>
         <w:tc>
           <w:tcPr>
-            <w:tcW w:type="dxa" w:w="1400"/>
+            <w:tcW w:type="dxa" w:w="1200"/>
             <w:tcBorders>
               <w:top w:val="single" w:color="CCCCCC" w:sz="4"/>
               <w:left w:val="single" w:color="CCCCCC" w:sz="4"/>
@@ -1905,7 +2244,7 @@
         </w:tc>
         <w:tc>
           <w:tcPr>
-            <w:tcW w:type="dxa" w:w="1400"/>
+            <w:tcW w:type="dxa" w:w="1100"/>
             <w:tcBorders>
               <w:top w:val="single" w:color="CCCCCC" w:sz="4"/>
               <w:left w:val="single" w:color="CCCCCC" w:sz="4"/>
@@ -1939,7 +2278,7 @@
         </w:tc>
         <w:tc>
           <w:tcPr>
-            <w:tcW w:type="dxa" w:w="1800"/>
+            <w:tcW w:type="dxa" w:w="1500"/>
             <w:tcBorders>
               <w:top w:val="single" w:color="CCCCCC" w:sz="4"/>
               <w:left w:val="single" w:color="CCCCCC" w:sz="4"/>
@@ -1972,7 +2311,7 @@
         </w:tc>
         <w:tc>
           <w:tcPr>
-            <w:tcW w:type="dxa" w:w="1560"/>
+            <w:tcW w:type="dxa" w:w="1100"/>
             <w:tcBorders>
               <w:top w:val="single" w:color="CCCCCC" w:sz="4"/>
               <w:left w:val="single" w:color="CCCCCC" w:sz="4"/>
@@ -2000,6 +2339,40 @@
                 <w:szCs w:val="20"/>
               </w:rPr>
               <w:t xml:space="preserve">A</w:t>
+            </w:r>
+          </w:p>
+        </w:tc>
+        <w:tc>
+          <w:tcPr>
+            <w:tcW w:type="dxa" w:w="1660"/>
+            <w:tcBorders>
+              <w:top w:val="single" w:color="CCCCCC" w:sz="4"/>
+              <w:left w:val="single" w:color="CCCCCC" w:sz="4"/>
+              <w:bottom w:val="single" w:color="CCCCCC" w:sz="4"/>
+              <w:right w:val="single" w:color="CCCCCC" w:sz="4"/>
+            </w:tcBorders>
+            <w:tcMar>
+              <w:top w:type="dxa" w:w="80"/>
+              <w:left w:type="dxa" w:w="120"/>
+              <w:bottom w:type="dxa" w:w="80"/>
+              <w:right w:type="dxa" w:w="120"/>
+            </w:tcMar>
+          </w:tcPr>
+          <w:p>
+            <w:pPr>
+              <w:spacing w:after="0"/>
+              <w:jc w:val="right"/>
+            </w:pPr>
+            <w:r>
+              <w:rPr>
+                <w:rFonts w:ascii="Arial" w:cs="Arial" w:eastAsia="Arial" w:hAnsi="Arial"/>
+                <w:b w:val="false"/>
+                <w:bCs w:val="false"/>
+                <w:color w:val="000000"/>
+                <w:sz w:val="20"/>
+                <w:szCs w:val="20"/>
+              </w:rPr>
+              <w:t xml:space="preserve">pro-rata</w:t>
             </w:r>
           </w:p>
         </w:tc>
@@ -2007,7 +2380,7 @@
       <w:tr>
         <w:tc>
           <w:tcPr>
-            <w:tcW w:type="dxa" w:w="3200"/>
+            <w:tcW w:type="dxa" w:w="2800"/>
             <w:tcBorders>
               <w:top w:val="single" w:color="CCCCCC" w:sz="4"/>
               <w:left w:val="single" w:color="CCCCCC" w:sz="4"/>
@@ -2040,7 +2413,7 @@
         </w:tc>
         <w:tc>
           <w:tcPr>
-            <w:tcW w:type="dxa" w:w="1400"/>
+            <w:tcW w:type="dxa" w:w="1200"/>
             <w:tcBorders>
               <w:top w:val="single" w:color="CCCCCC" w:sz="4"/>
               <w:left w:val="single" w:color="CCCCCC" w:sz="4"/>
@@ -2074,7 +2447,7 @@
         </w:tc>
         <w:tc>
           <w:tcPr>
-            <w:tcW w:type="dxa" w:w="1400"/>
+            <w:tcW w:type="dxa" w:w="1100"/>
             <w:tcBorders>
               <w:top w:val="single" w:color="CCCCCC" w:sz="4"/>
               <w:left w:val="single" w:color="CCCCCC" w:sz="4"/>
@@ -2108,7 +2481,7 @@
         </w:tc>
         <w:tc>
           <w:tcPr>
-            <w:tcW w:type="dxa" w:w="1800"/>
+            <w:tcW w:type="dxa" w:w="1500"/>
             <w:tcBorders>
               <w:top w:val="single" w:color="CCCCCC" w:sz="4"/>
               <w:left w:val="single" w:color="CCCCCC" w:sz="4"/>
@@ -2141,7 +2514,7 @@
         </w:tc>
         <w:tc>
           <w:tcPr>
-            <w:tcW w:type="dxa" w:w="1560"/>
+            <w:tcW w:type="dxa" w:w="1100"/>
             <w:tcBorders>
               <w:top w:val="single" w:color="CCCCCC" w:sz="4"/>
               <w:left w:val="single" w:color="CCCCCC" w:sz="4"/>
@@ -2169,6 +2542,40 @@
                 <w:szCs w:val="20"/>
               </w:rPr>
               <w:t xml:space="preserve">A</w:t>
+            </w:r>
+          </w:p>
+        </w:tc>
+        <w:tc>
+          <w:tcPr>
+            <w:tcW w:type="dxa" w:w="1660"/>
+            <w:tcBorders>
+              <w:top w:val="single" w:color="CCCCCC" w:sz="4"/>
+              <w:left w:val="single" w:color="CCCCCC" w:sz="4"/>
+              <w:bottom w:val="single" w:color="CCCCCC" w:sz="4"/>
+              <w:right w:val="single" w:color="CCCCCC" w:sz="4"/>
+            </w:tcBorders>
+            <w:tcMar>
+              <w:top w:type="dxa" w:w="80"/>
+              <w:left w:type="dxa" w:w="120"/>
+              <w:bottom w:type="dxa" w:w="80"/>
+              <w:right w:type="dxa" w:w="120"/>
+            </w:tcMar>
+          </w:tcPr>
+          <w:p>
+            <w:pPr>
+              <w:spacing w:after="0"/>
+              <w:jc w:val="right"/>
+            </w:pPr>
+            <w:r>
+              <w:rPr>
+                <w:rFonts w:ascii="Arial" w:cs="Arial" w:eastAsia="Arial" w:hAnsi="Arial"/>
+                <w:b w:val="false"/>
+                <w:bCs w:val="false"/>
+                <w:color w:val="000000"/>
+                <w:sz w:val="20"/>
+                <w:szCs w:val="20"/>
+              </w:rPr>
+              <w:t xml:space="preserve">pro-rata</w:t>
             </w:r>
           </w:p>
         </w:tc>
@@ -2176,7 +2583,7 @@
       <w:tr>
         <w:tc>
           <w:tcPr>
-            <w:tcW w:type="dxa" w:w="3200"/>
+            <w:tcW w:type="dxa" w:w="2800"/>
             <w:tcBorders>
               <w:top w:val="single" w:color="CCCCCC" w:sz="4"/>
               <w:left w:val="single" w:color="CCCCCC" w:sz="4"/>
@@ -2209,7 +2616,7 @@
         </w:tc>
         <w:tc>
           <w:tcPr>
-            <w:tcW w:type="dxa" w:w="1400"/>
+            <w:tcW w:type="dxa" w:w="1200"/>
             <w:tcBorders>
               <w:top w:val="single" w:color="CCCCCC" w:sz="4"/>
               <w:left w:val="single" w:color="CCCCCC" w:sz="4"/>
@@ -2243,7 +2650,7 @@
         </w:tc>
         <w:tc>
           <w:tcPr>
-            <w:tcW w:type="dxa" w:w="1400"/>
+            <w:tcW w:type="dxa" w:w="1100"/>
             <w:tcBorders>
               <w:top w:val="single" w:color="CCCCCC" w:sz="4"/>
               <w:left w:val="single" w:color="CCCCCC" w:sz="4"/>
@@ -2277,7 +2684,7 @@
         </w:tc>
         <w:tc>
           <w:tcPr>
-            <w:tcW w:type="dxa" w:w="1800"/>
+            <w:tcW w:type="dxa" w:w="1500"/>
             <w:tcBorders>
               <w:top w:val="single" w:color="CCCCCC" w:sz="4"/>
               <w:left w:val="single" w:color="CCCCCC" w:sz="4"/>
@@ -2310,7 +2717,7 @@
         </w:tc>
         <w:tc>
           <w:tcPr>
-            <w:tcW w:type="dxa" w:w="1560"/>
+            <w:tcW w:type="dxa" w:w="1100"/>
             <w:tcBorders>
               <w:top w:val="single" w:color="CCCCCC" w:sz="4"/>
               <w:left w:val="single" w:color="CCCCCC" w:sz="4"/>
@@ -2338,6 +2745,40 @@
                 <w:szCs w:val="20"/>
               </w:rPr>
               <w:t xml:space="preserve">A</w:t>
+            </w:r>
+          </w:p>
+        </w:tc>
+        <w:tc>
+          <w:tcPr>
+            <w:tcW w:type="dxa" w:w="1660"/>
+            <w:tcBorders>
+              <w:top w:val="single" w:color="CCCCCC" w:sz="4"/>
+              <w:left w:val="single" w:color="CCCCCC" w:sz="4"/>
+              <w:bottom w:val="single" w:color="CCCCCC" w:sz="4"/>
+              <w:right w:val="single" w:color="CCCCCC" w:sz="4"/>
+            </w:tcBorders>
+            <w:tcMar>
+              <w:top w:type="dxa" w:w="80"/>
+              <w:left w:type="dxa" w:w="120"/>
+              <w:bottom w:type="dxa" w:w="80"/>
+              <w:right w:type="dxa" w:w="120"/>
+            </w:tcMar>
+          </w:tcPr>
+          <w:p>
+            <w:pPr>
+              <w:spacing w:after="0"/>
+              <w:jc w:val="right"/>
+            </w:pPr>
+            <w:r>
+              <w:rPr>
+                <w:rFonts w:ascii="Arial" w:cs="Arial" w:eastAsia="Arial" w:hAnsi="Arial"/>
+                <w:b w:val="false"/>
+                <w:bCs w:val="false"/>
+                <w:color w:val="000000"/>
+                <w:sz w:val="20"/>
+                <w:szCs w:val="20"/>
+              </w:rPr>
+              <w:t xml:space="preserve">pro-rata</w:t>
             </w:r>
           </w:p>
         </w:tc>
@@ -2345,7 +2786,7 @@
       <w:tr>
         <w:tc>
           <w:tcPr>
-            <w:tcW w:type="dxa" w:w="3200"/>
+            <w:tcW w:type="dxa" w:w="2800"/>
             <w:tcBorders>
               <w:top w:val="single" w:color="CCCCCC" w:sz="4"/>
               <w:left w:val="single" w:color="CCCCCC" w:sz="4"/>
@@ -2378,7 +2819,7 @@
         </w:tc>
         <w:tc>
           <w:tcPr>
-            <w:tcW w:type="dxa" w:w="1400"/>
+            <w:tcW w:type="dxa" w:w="1200"/>
             <w:tcBorders>
               <w:top w:val="single" w:color="CCCCCC" w:sz="4"/>
               <w:left w:val="single" w:color="CCCCCC" w:sz="4"/>
@@ -2412,7 +2853,7 @@
         </w:tc>
         <w:tc>
           <w:tcPr>
-            <w:tcW w:type="dxa" w:w="1400"/>
+            <w:tcW w:type="dxa" w:w="1100"/>
             <w:tcBorders>
               <w:top w:val="single" w:color="CCCCCC" w:sz="4"/>
               <w:left w:val="single" w:color="CCCCCC" w:sz="4"/>
@@ -2446,7 +2887,7 @@
         </w:tc>
         <w:tc>
           <w:tcPr>
-            <w:tcW w:type="dxa" w:w="1800"/>
+            <w:tcW w:type="dxa" w:w="1500"/>
             <w:tcBorders>
               <w:top w:val="single" w:color="CCCCCC" w:sz="4"/>
               <w:left w:val="single" w:color="CCCCCC" w:sz="4"/>
@@ -2479,7 +2920,7 @@
         </w:tc>
         <w:tc>
           <w:tcPr>
-            <w:tcW w:type="dxa" w:w="1560"/>
+            <w:tcW w:type="dxa" w:w="1100"/>
             <w:tcBorders>
               <w:top w:val="single" w:color="CCCCCC" w:sz="4"/>
               <w:left w:val="single" w:color="CCCCCC" w:sz="4"/>
@@ -2507,6 +2948,40 @@
                 <w:szCs w:val="20"/>
               </w:rPr>
               <w:t xml:space="preserve">A</w:t>
+            </w:r>
+          </w:p>
+        </w:tc>
+        <w:tc>
+          <w:tcPr>
+            <w:tcW w:type="dxa" w:w="1660"/>
+            <w:tcBorders>
+              <w:top w:val="single" w:color="CCCCCC" w:sz="4"/>
+              <w:left w:val="single" w:color="CCCCCC" w:sz="4"/>
+              <w:bottom w:val="single" w:color="CCCCCC" w:sz="4"/>
+              <w:right w:val="single" w:color="CCCCCC" w:sz="4"/>
+            </w:tcBorders>
+            <w:tcMar>
+              <w:top w:type="dxa" w:w="80"/>
+              <w:left w:type="dxa" w:w="120"/>
+              <w:bottom w:type="dxa" w:w="80"/>
+              <w:right w:type="dxa" w:w="120"/>
+            </w:tcMar>
+          </w:tcPr>
+          <w:p>
+            <w:pPr>
+              <w:spacing w:after="0"/>
+              <w:jc w:val="right"/>
+            </w:pPr>
+            <w:r>
+              <w:rPr>
+                <w:rFonts w:ascii="Arial" w:cs="Arial" w:eastAsia="Arial" w:hAnsi="Arial"/>
+                <w:b w:val="false"/>
+                <w:bCs w:val="false"/>
+                <w:color w:val="000000"/>
+                <w:sz w:val="20"/>
+                <w:szCs w:val="20"/>
+              </w:rPr>
+              <w:t xml:space="preserve">pro-rata</w:t>
             </w:r>
           </w:p>
         </w:tc>
@@ -2514,7 +2989,7 @@
       <w:tr>
         <w:tc>
           <w:tcPr>
-            <w:tcW w:type="dxa" w:w="3200"/>
+            <w:tcW w:type="dxa" w:w="2800"/>
             <w:tcBorders>
               <w:top w:val="single" w:color="CCCCCC" w:sz="4"/>
               <w:left w:val="single" w:color="CCCCCC" w:sz="4"/>
@@ -2547,7 +3022,7 @@
         </w:tc>
         <w:tc>
           <w:tcPr>
-            <w:tcW w:type="dxa" w:w="1400"/>
+            <w:tcW w:type="dxa" w:w="1200"/>
             <w:tcBorders>
               <w:top w:val="single" w:color="CCCCCC" w:sz="4"/>
               <w:left w:val="single" w:color="CCCCCC" w:sz="4"/>
@@ -2581,7 +3056,7 @@
         </w:tc>
         <w:tc>
           <w:tcPr>
-            <w:tcW w:type="dxa" w:w="1400"/>
+            <w:tcW w:type="dxa" w:w="1100"/>
             <w:tcBorders>
               <w:top w:val="single" w:color="CCCCCC" w:sz="4"/>
               <w:left w:val="single" w:color="CCCCCC" w:sz="4"/>
@@ -2615,7 +3090,7 @@
         </w:tc>
         <w:tc>
           <w:tcPr>
-            <w:tcW w:type="dxa" w:w="1800"/>
+            <w:tcW w:type="dxa" w:w="1500"/>
             <w:tcBorders>
               <w:top w:val="single" w:color="CCCCCC" w:sz="4"/>
               <w:left w:val="single" w:color="CCCCCC" w:sz="4"/>
@@ -2648,7 +3123,7 @@
         </w:tc>
         <w:tc>
           <w:tcPr>
-            <w:tcW w:type="dxa" w:w="1560"/>
+            <w:tcW w:type="dxa" w:w="1100"/>
             <w:tcBorders>
               <w:top w:val="single" w:color="CCCCCC" w:sz="4"/>
               <w:left w:val="single" w:color="CCCCCC" w:sz="4"/>
@@ -2676,6 +3151,40 @@
                 <w:szCs w:val="20"/>
               </w:rPr>
               <w:t xml:space="preserve">A</w:t>
+            </w:r>
+          </w:p>
+        </w:tc>
+        <w:tc>
+          <w:tcPr>
+            <w:tcW w:type="dxa" w:w="1660"/>
+            <w:tcBorders>
+              <w:top w:val="single" w:color="CCCCCC" w:sz="4"/>
+              <w:left w:val="single" w:color="CCCCCC" w:sz="4"/>
+              <w:bottom w:val="single" w:color="CCCCCC" w:sz="4"/>
+              <w:right w:val="single" w:color="CCCCCC" w:sz="4"/>
+            </w:tcBorders>
+            <w:tcMar>
+              <w:top w:type="dxa" w:w="80"/>
+              <w:left w:type="dxa" w:w="120"/>
+              <w:bottom w:type="dxa" w:w="80"/>
+              <w:right w:type="dxa" w:w="120"/>
+            </w:tcMar>
+          </w:tcPr>
+          <w:p>
+            <w:pPr>
+              <w:spacing w:after="0"/>
+              <w:jc w:val="right"/>
+            </w:pPr>
+            <w:r>
+              <w:rPr>
+                <w:rFonts w:ascii="Arial" w:cs="Arial" w:eastAsia="Arial" w:hAnsi="Arial"/>
+                <w:b w:val="false"/>
+                <w:bCs w:val="false"/>
+                <w:color w:val="000000"/>
+                <w:sz w:val="20"/>
+                <w:szCs w:val="20"/>
+              </w:rPr>
+              <w:t xml:space="preserve">pro-rata</w:t>
             </w:r>
           </w:p>
         </w:tc>
@@ -2683,7 +3192,7 @@
       <w:tr>
         <w:tc>
           <w:tcPr>
-            <w:tcW w:type="dxa" w:w="3200"/>
+            <w:tcW w:type="dxa" w:w="2800"/>
             <w:tcBorders>
               <w:top w:val="single" w:color="CCCCCC" w:sz="4"/>
               <w:left w:val="single" w:color="CCCCCC" w:sz="4"/>
@@ -2716,7 +3225,7 @@
         </w:tc>
         <w:tc>
           <w:tcPr>
-            <w:tcW w:type="dxa" w:w="1400"/>
+            <w:tcW w:type="dxa" w:w="1200"/>
             <w:tcBorders>
               <w:top w:val="single" w:color="CCCCCC" w:sz="4"/>
               <w:left w:val="single" w:color="CCCCCC" w:sz="4"/>
@@ -2750,7 +3259,7 @@
         </w:tc>
         <w:tc>
           <w:tcPr>
-            <w:tcW w:type="dxa" w:w="1400"/>
+            <w:tcW w:type="dxa" w:w="1100"/>
             <w:tcBorders>
               <w:top w:val="single" w:color="CCCCCC" w:sz="4"/>
               <w:left w:val="single" w:color="CCCCCC" w:sz="4"/>
@@ -2784,7 +3293,7 @@
         </w:tc>
         <w:tc>
           <w:tcPr>
-            <w:tcW w:type="dxa" w:w="1800"/>
+            <w:tcW w:type="dxa" w:w="1500"/>
             <w:tcBorders>
               <w:top w:val="single" w:color="CCCCCC" w:sz="4"/>
               <w:left w:val="single" w:color="CCCCCC" w:sz="4"/>
@@ -2817,7 +3326,7 @@
         </w:tc>
         <w:tc>
           <w:tcPr>
-            <w:tcW w:type="dxa" w:w="1560"/>
+            <w:tcW w:type="dxa" w:w="1100"/>
             <w:tcBorders>
               <w:top w:val="single" w:color="CCCCCC" w:sz="4"/>
               <w:left w:val="single" w:color="CCCCCC" w:sz="4"/>
@@ -2845,6 +3354,40 @@
                 <w:szCs w:val="20"/>
               </w:rPr>
               <w:t xml:space="preserve">A</w:t>
+            </w:r>
+          </w:p>
+        </w:tc>
+        <w:tc>
+          <w:tcPr>
+            <w:tcW w:type="dxa" w:w="1660"/>
+            <w:tcBorders>
+              <w:top w:val="single" w:color="CCCCCC" w:sz="4"/>
+              <w:left w:val="single" w:color="CCCCCC" w:sz="4"/>
+              <w:bottom w:val="single" w:color="CCCCCC" w:sz="4"/>
+              <w:right w:val="single" w:color="CCCCCC" w:sz="4"/>
+            </w:tcBorders>
+            <w:tcMar>
+              <w:top w:type="dxa" w:w="80"/>
+              <w:left w:type="dxa" w:w="120"/>
+              <w:bottom w:type="dxa" w:w="80"/>
+              <w:right w:type="dxa" w:w="120"/>
+            </w:tcMar>
+          </w:tcPr>
+          <w:p>
+            <w:pPr>
+              <w:spacing w:after="0"/>
+              <w:jc w:val="right"/>
+            </w:pPr>
+            <w:r>
+              <w:rPr>
+                <w:rFonts w:ascii="Arial" w:cs="Arial" w:eastAsia="Arial" w:hAnsi="Arial"/>
+                <w:b w:val="false"/>
+                <w:bCs w:val="false"/>
+                <w:color w:val="000000"/>
+                <w:sz w:val="20"/>
+                <w:szCs w:val="20"/>
+              </w:rPr>
+              <w:t xml:space="preserve">pro-rata</w:t>
             </w:r>
           </w:p>
         </w:tc>
@@ -2852,7 +3395,7 @@
       <w:tr>
         <w:tc>
           <w:tcPr>
-            <w:tcW w:type="dxa" w:w="3200"/>
+            <w:tcW w:type="dxa" w:w="2800"/>
             <w:tcBorders>
               <w:top w:val="single" w:color="CCCCCC" w:sz="4"/>
               <w:left w:val="single" w:color="CCCCCC" w:sz="4"/>
@@ -2885,7 +3428,7 @@
         </w:tc>
         <w:tc>
           <w:tcPr>
-            <w:tcW w:type="dxa" w:w="1400"/>
+            <w:tcW w:type="dxa" w:w="1200"/>
             <w:tcBorders>
               <w:top w:val="single" w:color="CCCCCC" w:sz="4"/>
               <w:left w:val="single" w:color="CCCCCC" w:sz="4"/>
@@ -2919,7 +3462,7 @@
         </w:tc>
         <w:tc>
           <w:tcPr>
-            <w:tcW w:type="dxa" w:w="1400"/>
+            <w:tcW w:type="dxa" w:w="1100"/>
             <w:tcBorders>
               <w:top w:val="single" w:color="CCCCCC" w:sz="4"/>
               <w:left w:val="single" w:color="CCCCCC" w:sz="4"/>
@@ -2953,7 +3496,7 @@
         </w:tc>
         <w:tc>
           <w:tcPr>
-            <w:tcW w:type="dxa" w:w="1800"/>
+            <w:tcW w:type="dxa" w:w="1500"/>
             <w:tcBorders>
               <w:top w:val="single" w:color="CCCCCC" w:sz="4"/>
               <w:left w:val="single" w:color="CCCCCC" w:sz="4"/>
@@ -2986,7 +3529,7 @@
         </w:tc>
         <w:tc>
           <w:tcPr>
-            <w:tcW w:type="dxa" w:w="1560"/>
+            <w:tcW w:type="dxa" w:w="1100"/>
             <w:tcBorders>
               <w:top w:val="single" w:color="CCCCCC" w:sz="4"/>
               <w:left w:val="single" w:color="CCCCCC" w:sz="4"/>
@@ -3014,6 +3557,40 @@
                 <w:szCs w:val="20"/>
               </w:rPr>
               <w:t xml:space="preserve">A</w:t>
+            </w:r>
+          </w:p>
+        </w:tc>
+        <w:tc>
+          <w:tcPr>
+            <w:tcW w:type="dxa" w:w="1660"/>
+            <w:tcBorders>
+              <w:top w:val="single" w:color="CCCCCC" w:sz="4"/>
+              <w:left w:val="single" w:color="CCCCCC" w:sz="4"/>
+              <w:bottom w:val="single" w:color="CCCCCC" w:sz="4"/>
+              <w:right w:val="single" w:color="CCCCCC" w:sz="4"/>
+            </w:tcBorders>
+            <w:tcMar>
+              <w:top w:type="dxa" w:w="80"/>
+              <w:left w:type="dxa" w:w="120"/>
+              <w:bottom w:type="dxa" w:w="80"/>
+              <w:right w:type="dxa" w:w="120"/>
+            </w:tcMar>
+          </w:tcPr>
+          <w:p>
+            <w:pPr>
+              <w:spacing w:after="0"/>
+              <w:jc w:val="right"/>
+            </w:pPr>
+            <w:r>
+              <w:rPr>
+                <w:rFonts w:ascii="Arial" w:cs="Arial" w:eastAsia="Arial" w:hAnsi="Arial"/>
+                <w:b w:val="false"/>
+                <w:bCs w:val="false"/>
+                <w:color w:val="000000"/>
+                <w:sz w:val="20"/>
+                <w:szCs w:val="20"/>
+              </w:rPr>
+              <w:t xml:space="preserve">pro-rata</w:t>
             </w:r>
           </w:p>
         </w:tc>
@@ -3021,7 +3598,7 @@
       <w:tr>
         <w:tc>
           <w:tcPr>
-            <w:tcW w:type="dxa" w:w="3200"/>
+            <w:tcW w:type="dxa" w:w="2800"/>
             <w:tcBorders>
               <w:top w:val="single" w:color="CCCCCC" w:sz="4"/>
               <w:left w:val="single" w:color="CCCCCC" w:sz="4"/>
@@ -3054,7 +3631,7 @@
         </w:tc>
         <w:tc>
           <w:tcPr>
-            <w:tcW w:type="dxa" w:w="1400"/>
+            <w:tcW w:type="dxa" w:w="1200"/>
             <w:tcBorders>
               <w:top w:val="single" w:color="CCCCCC" w:sz="4"/>
               <w:left w:val="single" w:color="CCCCCC" w:sz="4"/>
@@ -3088,7 +3665,7 @@
         </w:tc>
         <w:tc>
           <w:tcPr>
-            <w:tcW w:type="dxa" w:w="1400"/>
+            <w:tcW w:type="dxa" w:w="1100"/>
             <w:tcBorders>
               <w:top w:val="single" w:color="CCCCCC" w:sz="4"/>
               <w:left w:val="single" w:color="CCCCCC" w:sz="4"/>
@@ -3122,7 +3699,7 @@
         </w:tc>
         <w:tc>
           <w:tcPr>
-            <w:tcW w:type="dxa" w:w="1800"/>
+            <w:tcW w:type="dxa" w:w="1500"/>
             <w:tcBorders>
               <w:top w:val="single" w:color="CCCCCC" w:sz="4"/>
               <w:left w:val="single" w:color="CCCCCC" w:sz="4"/>
@@ -3155,7 +3732,7 @@
         </w:tc>
         <w:tc>
           <w:tcPr>
-            <w:tcW w:type="dxa" w:w="1560"/>
+            <w:tcW w:type="dxa" w:w="1100"/>
             <w:tcBorders>
               <w:top w:val="single" w:color="CCCCCC" w:sz="4"/>
               <w:left w:val="single" w:color="CCCCCC" w:sz="4"/>
@@ -3183,6 +3760,40 @@
                 <w:szCs w:val="20"/>
               </w:rPr>
               <w:t xml:space="preserve">A</w:t>
+            </w:r>
+          </w:p>
+        </w:tc>
+        <w:tc>
+          <w:tcPr>
+            <w:tcW w:type="dxa" w:w="1660"/>
+            <w:tcBorders>
+              <w:top w:val="single" w:color="CCCCCC" w:sz="4"/>
+              <w:left w:val="single" w:color="CCCCCC" w:sz="4"/>
+              <w:bottom w:val="single" w:color="CCCCCC" w:sz="4"/>
+              <w:right w:val="single" w:color="CCCCCC" w:sz="4"/>
+            </w:tcBorders>
+            <w:tcMar>
+              <w:top w:type="dxa" w:w="80"/>
+              <w:left w:type="dxa" w:w="120"/>
+              <w:bottom w:type="dxa" w:w="80"/>
+              <w:right w:type="dxa" w:w="120"/>
+            </w:tcMar>
+          </w:tcPr>
+          <w:p>
+            <w:pPr>
+              <w:spacing w:after="0"/>
+              <w:jc w:val="right"/>
+            </w:pPr>
+            <w:r>
+              <w:rPr>
+                <w:rFonts w:ascii="Arial" w:cs="Arial" w:eastAsia="Arial" w:hAnsi="Arial"/>
+                <w:b w:val="false"/>
+                <w:bCs w:val="false"/>
+                <w:color w:val="000000"/>
+                <w:sz w:val="20"/>
+                <w:szCs w:val="20"/>
+              </w:rPr>
+              <w:t xml:space="preserve">pro-rata</w:t>
             </w:r>
           </w:p>
         </w:tc>
@@ -3190,7 +3801,7 @@
       <w:tr>
         <w:tc>
           <w:tcPr>
-            <w:tcW w:type="dxa" w:w="3200"/>
+            <w:tcW w:type="dxa" w:w="2800"/>
             <w:tcBorders>
               <w:top w:val="single" w:color="CCCCCC" w:sz="4"/>
               <w:left w:val="single" w:color="CCCCCC" w:sz="4"/>
@@ -3218,13 +3829,13 @@
                 <w:sz w:val="20"/>
                 <w:szCs w:val="20"/>
               </w:rPr>
-              <w:t xml:space="preserve">Total Class A bonds</w:t>
-            </w:r>
-          </w:p>
-        </w:tc>
-        <w:tc>
-          <w:tcPr>
-            <w:tcW w:type="dxa" w:w="1400"/>
+              <w:t xml:space="preserve">Total Class A bonds (OpCo)</w:t>
+            </w:r>
+          </w:p>
+        </w:tc>
+        <w:tc>
+          <w:tcPr>
+            <w:tcW w:type="dxa" w:w="1200"/>
             <w:tcBorders>
               <w:top w:val="single" w:color="CCCCCC" w:sz="4"/>
               <w:left w:val="single" w:color="CCCCCC" w:sz="4"/>
@@ -3259,7 +3870,7 @@
         </w:tc>
         <w:tc>
           <w:tcPr>
-            <w:tcW w:type="dxa" w:w="1400"/>
+            <w:tcW w:type="dxa" w:w="1100"/>
             <w:tcBorders>
               <w:top w:val="single" w:color="CCCCCC" w:sz="4"/>
               <w:left w:val="single" w:color="CCCCCC" w:sz="4"/>
@@ -3293,7 +3904,7 @@
         </w:tc>
         <w:tc>
           <w:tcPr>
-            <w:tcW w:type="dxa" w:w="1800"/>
+            <w:tcW w:type="dxa" w:w="1500"/>
             <w:tcBorders>
               <w:top w:val="single" w:color="CCCCCC" w:sz="4"/>
               <w:left w:val="single" w:color="CCCCCC" w:sz="4"/>
@@ -3327,7 +3938,7 @@
         </w:tc>
         <w:tc>
           <w:tcPr>
-            <w:tcW w:type="dxa" w:w="1560"/>
+            <w:tcW w:type="dxa" w:w="1100"/>
             <w:tcBorders>
               <w:top w:val="single" w:color="CCCCCC" w:sz="4"/>
               <w:left w:val="single" w:color="CCCCCC" w:sz="4"/>
@@ -3356,6 +3967,41 @@
                 <w:szCs w:val="20"/>
               </w:rPr>
               <w:t xml:space="preserve">rank 1</w:t>
+            </w:r>
+          </w:p>
+        </w:tc>
+        <w:tc>
+          <w:tcPr>
+            <w:tcW w:type="dxa" w:w="1660"/>
+            <w:tcBorders>
+              <w:top w:val="single" w:color="CCCCCC" w:sz="4"/>
+              <w:left w:val="single" w:color="CCCCCC" w:sz="4"/>
+              <w:bottom w:val="single" w:color="CCCCCC" w:sz="4"/>
+              <w:right w:val="single" w:color="CCCCCC" w:sz="4"/>
+            </w:tcBorders>
+            <w:shd w:fill="D6E4F0" w:val="clear"/>
+            <w:tcMar>
+              <w:top w:type="dxa" w:w="80"/>
+              <w:left w:type="dxa" w:w="120"/>
+              <w:bottom w:type="dxa" w:w="80"/>
+              <w:right w:type="dxa" w:w="120"/>
+            </w:tcMar>
+          </w:tcPr>
+          <w:p>
+            <w:pPr>
+              <w:spacing w:after="0"/>
+              <w:jc w:val="right"/>
+            </w:pPr>
+            <w:r>
+              <w:rPr>
+                <w:rFonts w:ascii="Arial" w:cs="Arial" w:eastAsia="Arial" w:hAnsi="Arial"/>
+                <w:b/>
+                <w:bCs/>
+                <w:color w:val="000000"/>
+                <w:sz w:val="20"/>
+                <w:szCs w:val="20"/>
+              </w:rPr>
+              <w:t xml:space="preserve">125.0</w:t>
             </w:r>
           </w:p>
         </w:tc>
@@ -3372,115 +4018,6 @@
           <w:szCs w:val="22"/>
         </w:rPr>
         <w:t xml:space="preserve"/>
-      </w:r>
-    </w:p>
-    <w:p>
-      <w:pPr>
-        <w:spacing w:after="120"/>
-      </w:pPr>
-      <w:r>
-        <w:rPr>
-          <w:rFonts w:ascii="Arial" w:cs="Arial" w:eastAsia="Arial" w:hAnsi="Arial"/>
-          <w:sz w:val="22"/>
-          <w:szCs w:val="22"/>
-        </w:rPr>
-        <w:t xml:space="preserve">All 11 bonds are Class A, pari-passu with one another, and would be assigned cashflow_priority_rank = 1 by the v8 auto-ranking engine. Weighted average coupon ≈ 3.9%; weighted average life ≈ 11.5 years.</w:t>
-      </w:r>
-    </w:p>
-    <w:p>
-      <w:pPr>
-        <w:pStyle w:val="Heading2"/>
-        <w:spacing w:after="120" w:before="200"/>
-      </w:pPr>
-      <w:r>
-        <w:rPr>
-          <w:rFonts w:ascii="Arial" w:cs="Arial" w:eastAsia="Arial" w:hAnsi="Arial"/>
-          <w:b/>
-          <w:bCs/>
-          <w:color w:val="1F6FA5"/>
-          <w:sz w:val="26"/>
-          <w:szCs w:val="26"/>
-        </w:rPr>
-        <w:t xml:space="preserve">2. Valuation assumption (the missing piece)</w:t>
-      </w:r>
-    </w:p>
-    <w:p>
-      <w:pPr>
-        <w:spacing w:after="120"/>
-      </w:pPr>
-      <w:r>
-        <w:rPr>
-          <w:rFonts w:ascii="Arial" w:cs="Arial" w:eastAsia="Arial" w:hAnsi="Arial"/>
-          <w:sz w:val="22"/>
-          <w:szCs w:val="22"/>
-        </w:rPr>
-        <w:t xml:space="preserve">Gatwick does not yet have an Enterprise Value on file. For this example the working assumption is £6,500m, built from two cross-checks:</w:t>
-      </w:r>
-    </w:p>
-    <w:p>
-      <w:pPr>
-        <w:pStyle w:val="ListParagraph"/>
-        <w:numPr>
-          <w:ilvl w:val="0"/>
-          <w:numId w:val="2"/>
-        </w:numPr>
-        <w:spacing w:after="80"/>
-      </w:pPr>
-      <w:r>
-        <w:rPr>
-          <w:rFonts w:ascii="Arial" w:cs="Arial" w:eastAsia="Arial" w:hAnsi="Arial"/>
-          <w:sz w:val="22"/>
-          <w:szCs w:val="22"/>
-        </w:rPr>
-        <w:t xml:space="preserve">FY2024 EBITDA of £571m at an EV/EBITDA multiple of ∼11.4× (midpoint of the UK regulated airport peer range) → £6.5bn.</w:t>
-      </w:r>
-    </w:p>
-    <w:p>
-      <w:pPr>
-        <w:pStyle w:val="ListParagraph"/>
-        <w:numPr>
-          <w:ilvl w:val="0"/>
-          <w:numId w:val="2"/>
-        </w:numPr>
-        <w:spacing w:after="80"/>
-      </w:pPr>
-      <w:r>
-        <w:rPr>
-          <w:rFonts w:ascii="Arial" w:cs="Arial" w:eastAsia="Arial" w:hAnsi="Arial"/>
-          <w:sz w:val="22"/>
-          <w:szCs w:val="22"/>
-        </w:rPr>
-        <w:t xml:space="preserve">VINCI paid £2.9bn for 50.01% in 2019, which implied £5.8bn total. Post-Covid passenger recovery to 43.2m in 2024 and the refinancing of the capital structure would lift that materially.</w:t>
-      </w:r>
-    </w:p>
-    <w:p>
-      <w:pPr>
-        <w:spacing w:after="120"/>
-      </w:pPr>
-      <w:r>
-        <w:rPr>
-          <w:rFonts w:ascii="Arial" w:cs="Arial" w:eastAsia="Arial" w:hAnsi="Arial"/>
-          <w:sz w:val="22"/>
-          <w:szCs w:val="22"/>
-        </w:rPr>
-        <w:t xml:space="preserve">In a live deal this single number would be stamped on Tab 1 with a valuation method (transaction / DCF / multiples / appraisal / mark-to-model) and valuation date. Every subsequent number on this page is derived from it.</w:t>
-      </w:r>
-    </w:p>
-    <w:p>
-      <w:pPr>
-        <w:pStyle w:val="Heading2"/>
-        <w:spacing w:after="120" w:before="200"/>
-      </w:pPr>
-      <w:r>
-        <w:rPr>
-          <w:rFonts w:ascii="Arial" w:cs="Arial" w:eastAsia="Arial" w:hAnsi="Arial"/>
-          <w:b/>
-          <w:bCs/>
-          <w:color w:val="1F6FA5"/>
-          <w:sz w:val="26"/>
-          <w:szCs w:val="26"/>
-        </w:rPr>
-        <w:t xml:space="preserve">3. The walked capital stack</w:t>
       </w:r>
     </w:p>
     <w:p>
@@ -3496,7 +4033,7 @@
           <w:sz w:val="22"/>
           <w:szCs w:val="22"/>
         </w:rPr>
-        <w:t xml:space="preserve">Step 1 — OpCo / Issuer combined (the asset level)</w:t>
+        <w:t xml:space="preserve">MidCo debt — Gatwick Airport Finance plc (GAF)</w:t>
       </w:r>
     </w:p>
     <w:p>
@@ -3509,7 +4046,7 @@
           <w:sz w:val="22"/>
           <w:szCs w:val="22"/>
         </w:rPr>
-        <w:t xml:space="preserve">This is where the operating cashflow lives and where all external debt is secured. For Gatwick, the CTA makes OpCo and the Issuer a single economic unit.</w:t>
+        <w:t xml:space="preserve">Our client holds nothing at MidCo. Fitch rating action of 21 November 2025 confirms the new £475m bond:</w:t>
       </w:r>
     </w:p>
     <w:tbl>
@@ -3525,9 +4062,11 @@
         </w:tblBorders>
       </w:tblPr>
       <w:tblGrid>
-        <w:gridCol w:w="4500"/>
-        <w:gridCol w:w="1600"/>
-        <w:gridCol w:w="1600"/>
+        <w:gridCol w:w="2800"/>
+        <w:gridCol w:w="1200"/>
+        <w:gridCol w:w="1100"/>
+        <w:gridCol w:w="1500"/>
+        <w:gridCol w:w="1100"/>
         <w:gridCol w:w="1660"/>
       </w:tblGrid>
       <w:tr>
@@ -3536,7 +4075,7 @@
         </w:trPr>
         <w:tc>
           <w:tcPr>
-            <w:tcW w:type="dxa" w:w="4500"/>
+            <w:tcW w:type="dxa" w:w="2800"/>
             <w:tcBorders>
               <w:top w:val="single" w:color="CCCCCC" w:sz="4"/>
               <w:left w:val="single" w:color="CCCCCC" w:sz="4"/>
@@ -3564,13 +4103,13 @@
                 <w:sz w:val="19"/>
                 <w:szCs w:val="19"/>
               </w:rPr>
-              <w:t xml:space="preserve">Layer</w:t>
-            </w:r>
-          </w:p>
-        </w:tc>
-        <w:tc>
-          <w:tcPr>
-            <w:tcW w:type="dxa" w:w="1600"/>
+              <w:t xml:space="preserve">Bond</w:t>
+            </w:r>
+          </w:p>
+        </w:tc>
+        <w:tc>
+          <w:tcPr>
+            <w:tcW w:type="dxa" w:w="1200"/>
             <w:tcBorders>
               <w:top w:val="single" w:color="CCCCCC" w:sz="4"/>
               <w:left w:val="single" w:color="CCCCCC" w:sz="4"/>
@@ -3598,13 +4137,13 @@
                 <w:sz w:val="19"/>
                 <w:szCs w:val="19"/>
               </w:rPr>
-              <w:t xml:space="preserve">£m</w:t>
-            </w:r>
-          </w:p>
-        </w:tc>
-        <w:tc>
-          <w:tcPr>
-            <w:tcW w:type="dxa" w:w="1600"/>
+              <w:t xml:space="preserve">Total (£m)</w:t>
+            </w:r>
+          </w:p>
+        </w:tc>
+        <w:tc>
+          <w:tcPr>
+            <w:tcW w:type="dxa" w:w="1100"/>
             <w:tcBorders>
               <w:top w:val="single" w:color="CCCCCC" w:sz="4"/>
               <w:left w:val="single" w:color="CCCCCC" w:sz="4"/>
@@ -3632,13 +4171,13 @@
                 <w:sz w:val="19"/>
                 <w:szCs w:val="19"/>
               </w:rPr>
-              <w:t xml:space="preserve">% of EV</w:t>
-            </w:r>
-          </w:p>
-        </w:tc>
-        <w:tc>
-          <w:tcPr>
-            <w:tcW w:type="dxa" w:w="1660"/>
+              <w:t xml:space="preserve">Coupon</w:t>
+            </w:r>
+          </w:p>
+        </w:tc>
+        <w:tc>
+          <w:tcPr>
+            <w:tcW w:type="dxa" w:w="1500"/>
             <w:tcBorders>
               <w:top w:val="single" w:color="CCCCCC" w:sz="4"/>
               <w:left w:val="single" w:color="CCCCCC" w:sz="4"/>
@@ -3666,7 +4205,75 @@
                 <w:sz w:val="19"/>
                 <w:szCs w:val="19"/>
               </w:rPr>
-              <w:t xml:space="preserve">Priority</w:t>
+              <w:t xml:space="preserve">Maturity</w:t>
+            </w:r>
+          </w:p>
+        </w:tc>
+        <w:tc>
+          <w:tcPr>
+            <w:tcW w:type="dxa" w:w="1100"/>
+            <w:tcBorders>
+              <w:top w:val="single" w:color="CCCCCC" w:sz="4"/>
+              <w:left w:val="single" w:color="CCCCCC" w:sz="4"/>
+              <w:bottom w:val="single" w:color="CCCCCC" w:sz="4"/>
+              <w:right w:val="single" w:color="CCCCCC" w:sz="4"/>
+            </w:tcBorders>
+            <w:shd w:fill="D6E4F0" w:val="clear"/>
+            <w:tcMar>
+              <w:top w:type="dxa" w:w="80"/>
+              <w:left w:type="dxa" w:w="120"/>
+              <w:bottom w:type="dxa" w:w="80"/>
+              <w:right w:type="dxa" w:w="120"/>
+            </w:tcMar>
+          </w:tcPr>
+          <w:p>
+            <w:pPr>
+              <w:spacing w:after="0"/>
+            </w:pPr>
+            <w:r>
+              <w:rPr>
+                <w:rFonts w:ascii="Arial" w:cs="Arial" w:eastAsia="Arial" w:hAnsi="Arial"/>
+                <w:b/>
+                <w:bCs/>
+                <w:color w:val="000000"/>
+                <w:sz w:val="19"/>
+                <w:szCs w:val="19"/>
+              </w:rPr>
+              <w:t xml:space="preserve">Rating</w:t>
+            </w:r>
+          </w:p>
+        </w:tc>
+        <w:tc>
+          <w:tcPr>
+            <w:tcW w:type="dxa" w:w="1660"/>
+            <w:tcBorders>
+              <w:top w:val="single" w:color="CCCCCC" w:sz="4"/>
+              <w:left w:val="single" w:color="CCCCCC" w:sz="4"/>
+              <w:bottom w:val="single" w:color="CCCCCC" w:sz="4"/>
+              <w:right w:val="single" w:color="CCCCCC" w:sz="4"/>
+            </w:tcBorders>
+            <w:shd w:fill="D6E4F0" w:val="clear"/>
+            <w:tcMar>
+              <w:top w:type="dxa" w:w="80"/>
+              <w:left w:type="dxa" w:w="120"/>
+              <w:bottom w:type="dxa" w:w="80"/>
+              <w:right w:type="dxa" w:w="120"/>
+            </w:tcMar>
+          </w:tcPr>
+          <w:p>
+            <w:pPr>
+              <w:spacing w:after="0"/>
+            </w:pPr>
+            <w:r>
+              <w:rPr>
+                <w:rFonts w:ascii="Arial" w:cs="Arial" w:eastAsia="Arial" w:hAnsi="Arial"/>
+                <w:b/>
+                <w:bCs/>
+                <w:color w:val="000000"/>
+                <w:sz w:val="19"/>
+                <w:szCs w:val="19"/>
+              </w:rPr>
+              <w:t xml:space="preserve">Our holding (£m)</w:t>
             </w:r>
           </w:p>
         </w:tc>
@@ -3674,40 +4281,40 @@
       <w:tr>
         <w:tc>
           <w:tcPr>
-            <w:tcW w:type="dxa" w:w="4500"/>
-            <w:tcBorders>
-              <w:top w:val="single" w:color="CCCCCC" w:sz="4"/>
-              <w:left w:val="single" w:color="CCCCCC" w:sz="4"/>
-              <w:bottom w:val="single" w:color="CCCCCC" w:sz="4"/>
-              <w:right w:val="single" w:color="CCCCCC" w:sz="4"/>
-            </w:tcBorders>
-            <w:tcMar>
-              <w:top w:type="dxa" w:w="80"/>
-              <w:left w:type="dxa" w:w="120"/>
-              <w:bottom w:type="dxa" w:w="80"/>
-              <w:right w:type="dxa" w:w="120"/>
-            </w:tcMar>
-          </w:tcPr>
-          <w:p>
-            <w:pPr>
-              <w:spacing w:after="0"/>
-            </w:pPr>
-            <w:r>
-              <w:rPr>
-                <w:rFonts w:ascii="Arial" w:cs="Arial" w:eastAsia="Arial" w:hAnsi="Arial"/>
-                <w:b w:val="false"/>
-                <w:bCs w:val="false"/>
-                <w:color w:val="000000"/>
-                <w:sz w:val="20"/>
-                <w:szCs w:val="20"/>
-              </w:rPr>
-              <w:t xml:space="preserve">Class A senior secured (11 bonds, pari-passu)</w:t>
-            </w:r>
-          </w:p>
-        </w:tc>
-        <w:tc>
-          <w:tcPr>
-            <w:tcW w:type="dxa" w:w="1600"/>
+            <w:tcW w:type="dxa" w:w="2800"/>
+            <w:tcBorders>
+              <w:top w:val="single" w:color="CCCCCC" w:sz="4"/>
+              <w:left w:val="single" w:color="CCCCCC" w:sz="4"/>
+              <w:bottom w:val="single" w:color="CCCCCC" w:sz="4"/>
+              <w:right w:val="single" w:color="CCCCCC" w:sz="4"/>
+            </w:tcBorders>
+            <w:tcMar>
+              <w:top w:type="dxa" w:w="80"/>
+              <w:left w:type="dxa" w:w="120"/>
+              <w:bottom w:type="dxa" w:w="80"/>
+              <w:right w:type="dxa" w:w="120"/>
+            </w:tcMar>
+          </w:tcPr>
+          <w:p>
+            <w:pPr>
+              <w:spacing w:after="0"/>
+            </w:pPr>
+            <w:r>
+              <w:rPr>
+                <w:rFonts w:ascii="Arial" w:cs="Arial" w:eastAsia="Arial" w:hAnsi="Arial"/>
+                <w:b w:val="false"/>
+                <w:bCs w:val="false"/>
+                <w:color w:val="000000"/>
+                <w:sz w:val="20"/>
+                <w:szCs w:val="20"/>
+              </w:rPr>
+              <w:t xml:space="preserve">GAF 6% 2030 Bond (XS3221827911)</w:t>
+            </w:r>
+          </w:p>
+        </w:tc>
+        <w:tc>
+          <w:tcPr>
+            <w:tcW w:type="dxa" w:w="1200"/>
             <w:tcBorders>
               <w:top w:val="single" w:color="CCCCCC" w:sz="4"/>
               <w:left w:val="single" w:color="CCCCCC" w:sz="4"/>
@@ -3735,13 +4342,13 @@
                 <w:sz w:val="20"/>
                 <w:szCs w:val="20"/>
               </w:rPr>
-              <w:t xml:space="preserve">3,364.6</w:t>
-            </w:r>
-          </w:p>
-        </w:tc>
-        <w:tc>
-          <w:tcPr>
-            <w:tcW w:type="dxa" w:w="1600"/>
+              <w:t xml:space="preserve">475.0</w:t>
+            </w:r>
+          </w:p>
+        </w:tc>
+        <w:tc>
+          <w:tcPr>
+            <w:tcW w:type="dxa" w:w="1100"/>
             <w:tcBorders>
               <w:top w:val="single" w:color="CCCCCC" w:sz="4"/>
               <w:left w:val="single" w:color="CCCCCC" w:sz="4"/>
@@ -3769,7 +4376,73 @@
                 <w:sz w:val="20"/>
                 <w:szCs w:val="20"/>
               </w:rPr>
-              <w:t xml:space="preserve">51.8%</w:t>
+              <w:t xml:space="preserve">6.00%</w:t>
+            </w:r>
+          </w:p>
+        </w:tc>
+        <w:tc>
+          <w:tcPr>
+            <w:tcW w:type="dxa" w:w="1500"/>
+            <w:tcBorders>
+              <w:top w:val="single" w:color="CCCCCC" w:sz="4"/>
+              <w:left w:val="single" w:color="CCCCCC" w:sz="4"/>
+              <w:bottom w:val="single" w:color="CCCCCC" w:sz="4"/>
+              <w:right w:val="single" w:color="CCCCCC" w:sz="4"/>
+            </w:tcBorders>
+            <w:tcMar>
+              <w:top w:type="dxa" w:w="80"/>
+              <w:left w:type="dxa" w:w="120"/>
+              <w:bottom w:type="dxa" w:w="80"/>
+              <w:right w:type="dxa" w:w="120"/>
+            </w:tcMar>
+          </w:tcPr>
+          <w:p>
+            <w:pPr>
+              <w:spacing w:after="0"/>
+            </w:pPr>
+            <w:r>
+              <w:rPr>
+                <w:rFonts w:ascii="Arial" w:cs="Arial" w:eastAsia="Arial" w:hAnsi="Arial"/>
+                <w:b w:val="false"/>
+                <w:bCs w:val="false"/>
+                <w:color w:val="000000"/>
+                <w:sz w:val="20"/>
+                <w:szCs w:val="20"/>
+              </w:rPr>
+              <w:t xml:space="preserve">Nov 2030</w:t>
+            </w:r>
+          </w:p>
+        </w:tc>
+        <w:tc>
+          <w:tcPr>
+            <w:tcW w:type="dxa" w:w="1100"/>
+            <w:tcBorders>
+              <w:top w:val="single" w:color="CCCCCC" w:sz="4"/>
+              <w:left w:val="single" w:color="CCCCCC" w:sz="4"/>
+              <w:bottom w:val="single" w:color="CCCCCC" w:sz="4"/>
+              <w:right w:val="single" w:color="CCCCCC" w:sz="4"/>
+            </w:tcBorders>
+            <w:tcMar>
+              <w:top w:type="dxa" w:w="80"/>
+              <w:left w:type="dxa" w:w="120"/>
+              <w:bottom w:type="dxa" w:w="80"/>
+              <w:right w:type="dxa" w:w="120"/>
+            </w:tcMar>
+          </w:tcPr>
+          <w:p>
+            <w:pPr>
+              <w:spacing w:after="0"/>
+            </w:pPr>
+            <w:r>
+              <w:rPr>
+                <w:rFonts w:ascii="Arial" w:cs="Arial" w:eastAsia="Arial" w:hAnsi="Arial"/>
+                <w:b w:val="false"/>
+                <w:bCs w:val="false"/>
+                <w:color w:val="000000"/>
+                <w:sz w:val="20"/>
+                <w:szCs w:val="20"/>
+              </w:rPr>
+              <w:t xml:space="preserve">BB / Stable</w:t>
             </w:r>
           </w:p>
         </w:tc>
@@ -3803,7 +4476,7 @@
                 <w:sz w:val="20"/>
                 <w:szCs w:val="20"/>
               </w:rPr>
-              <w:t xml:space="preserve">Rank 1</w:t>
+              <w:t xml:space="preserve">0.0</w:t>
             </w:r>
           </w:p>
         </w:tc>
@@ -3811,13 +4484,14 @@
       <w:tr>
         <w:tc>
           <w:tcPr>
-            <w:tcW w:type="dxa" w:w="4500"/>
-            <w:tcBorders>
-              <w:top w:val="single" w:color="CCCCCC" w:sz="4"/>
-              <w:left w:val="single" w:color="CCCCCC" w:sz="4"/>
-              <w:bottom w:val="single" w:color="CCCCCC" w:sz="4"/>
-              <w:right w:val="single" w:color="CCCCCC" w:sz="4"/>
-            </w:tcBorders>
+            <w:tcW w:type="dxa" w:w="2800"/>
+            <w:tcBorders>
+              <w:top w:val="single" w:color="CCCCCC" w:sz="4"/>
+              <w:left w:val="single" w:color="CCCCCC" w:sz="4"/>
+              <w:bottom w:val="single" w:color="CCCCCC" w:sz="4"/>
+              <w:right w:val="single" w:color="CCCCCC" w:sz="4"/>
+            </w:tcBorders>
+            <w:shd w:fill="D6E4F0" w:val="clear"/>
             <w:tcMar>
               <w:top w:type="dxa" w:w="80"/>
               <w:left w:type="dxa" w:w="120"/>
@@ -3834,23 +4508,24 @@
                 <w:rFonts w:ascii="Arial" w:cs="Arial" w:eastAsia="Arial" w:hAnsi="Arial"/>
                 <w:b/>
                 <w:bCs/>
-                <w:color w:val="2F8B72"/>
-                <w:sz w:val="20"/>
-                <w:szCs w:val="20"/>
-              </w:rPr>
-              <w:t xml:space="preserve">OpCo equity value (residual)</w:t>
-            </w:r>
-          </w:p>
-        </w:tc>
-        <w:tc>
-          <w:tcPr>
-            <w:tcW w:type="dxa" w:w="1600"/>
-            <w:tcBorders>
-              <w:top w:val="single" w:color="CCCCCC" w:sz="4"/>
-              <w:left w:val="single" w:color="CCCCCC" w:sz="4"/>
-              <w:bottom w:val="single" w:color="CCCCCC" w:sz="4"/>
-              <w:right w:val="single" w:color="CCCCCC" w:sz="4"/>
-            </w:tcBorders>
+                <w:color w:val="000000"/>
+                <w:sz w:val="20"/>
+                <w:szCs w:val="20"/>
+              </w:rPr>
+              <w:t xml:space="preserve">Total MidCo debt</w:t>
+            </w:r>
+          </w:p>
+        </w:tc>
+        <w:tc>
+          <w:tcPr>
+            <w:tcW w:type="dxa" w:w="1200"/>
+            <w:tcBorders>
+              <w:top w:val="single" w:color="CCCCCC" w:sz="4"/>
+              <w:left w:val="single" w:color="CCCCCC" w:sz="4"/>
+              <w:bottom w:val="single" w:color="CCCCCC" w:sz="4"/>
+              <w:right w:val="single" w:color="CCCCCC" w:sz="4"/>
+            </w:tcBorders>
+            <w:shd w:fill="D6E4F0" w:val="clear"/>
             <w:tcMar>
               <w:top w:type="dxa" w:w="80"/>
               <w:left w:type="dxa" w:w="120"/>
@@ -3868,87 +4543,119 @@
                 <w:rFonts w:ascii="Arial" w:cs="Arial" w:eastAsia="Arial" w:hAnsi="Arial"/>
                 <w:b/>
                 <w:bCs/>
-                <w:color w:val="2F8B72"/>
-                <w:sz w:val="20"/>
-                <w:szCs w:val="20"/>
-              </w:rPr>
-              <w:t xml:space="preserve">3,135.4</w:t>
-            </w:r>
-          </w:p>
-        </w:tc>
-        <w:tc>
-          <w:tcPr>
-            <w:tcW w:type="dxa" w:w="1600"/>
-            <w:tcBorders>
-              <w:top w:val="single" w:color="CCCCCC" w:sz="4"/>
-              <w:left w:val="single" w:color="CCCCCC" w:sz="4"/>
-              <w:bottom w:val="single" w:color="CCCCCC" w:sz="4"/>
-              <w:right w:val="single" w:color="CCCCCC" w:sz="4"/>
-            </w:tcBorders>
-            <w:tcMar>
-              <w:top w:type="dxa" w:w="80"/>
-              <w:left w:type="dxa" w:w="120"/>
-              <w:bottom w:type="dxa" w:w="80"/>
-              <w:right w:type="dxa" w:w="120"/>
-            </w:tcMar>
-          </w:tcPr>
-          <w:p>
-            <w:pPr>
-              <w:spacing w:after="0"/>
-              <w:jc w:val="right"/>
+                <w:color w:val="000000"/>
+                <w:sz w:val="20"/>
+                <w:szCs w:val="20"/>
+              </w:rPr>
+              <w:t xml:space="preserve">475.0</w:t>
+            </w:r>
+          </w:p>
+        </w:tc>
+        <w:tc>
+          <w:tcPr>
+            <w:tcW w:type="dxa" w:w="1100"/>
+            <w:tcBorders>
+              <w:top w:val="single" w:color="CCCCCC" w:sz="4"/>
+              <w:left w:val="single" w:color="CCCCCC" w:sz="4"/>
+              <w:bottom w:val="single" w:color="CCCCCC" w:sz="4"/>
+              <w:right w:val="single" w:color="CCCCCC" w:sz="4"/>
+            </w:tcBorders>
+            <w:shd w:fill="D6E4F0" w:val="clear"/>
+            <w:tcMar>
+              <w:top w:type="dxa" w:w="80"/>
+              <w:left w:type="dxa" w:w="120"/>
+              <w:bottom w:type="dxa" w:w="80"/>
+              <w:right w:type="dxa" w:w="120"/>
+            </w:tcMar>
+          </w:tcPr>
+          <w:p>
+            <w:pPr>
+              <w:spacing w:after="0"/>
+            </w:pPr>
+            <w:r>
+              <w:rPr>
+                <w:rFonts w:ascii="Arial" w:cs="Arial" w:eastAsia="Arial" w:hAnsi="Arial"/>
+                <w:b w:val="false"/>
+                <w:bCs w:val="false"/>
+                <w:color w:val="000000"/>
+                <w:sz w:val="20"/>
+                <w:szCs w:val="20"/>
+              </w:rPr>
+              <w:t xml:space="preserve"/>
+            </w:r>
+          </w:p>
+        </w:tc>
+        <w:tc>
+          <w:tcPr>
+            <w:tcW w:type="dxa" w:w="1500"/>
+            <w:tcBorders>
+              <w:top w:val="single" w:color="CCCCCC" w:sz="4"/>
+              <w:left w:val="single" w:color="CCCCCC" w:sz="4"/>
+              <w:bottom w:val="single" w:color="CCCCCC" w:sz="4"/>
+              <w:right w:val="single" w:color="CCCCCC" w:sz="4"/>
+            </w:tcBorders>
+            <w:shd w:fill="D6E4F0" w:val="clear"/>
+            <w:tcMar>
+              <w:top w:type="dxa" w:w="80"/>
+              <w:left w:type="dxa" w:w="120"/>
+              <w:bottom w:type="dxa" w:w="80"/>
+              <w:right w:type="dxa" w:w="120"/>
+            </w:tcMar>
+          </w:tcPr>
+          <w:p>
+            <w:pPr>
+              <w:spacing w:after="0"/>
             </w:pPr>
             <w:r>
               <w:rPr>
                 <w:rFonts w:ascii="Arial" w:cs="Arial" w:eastAsia="Arial" w:hAnsi="Arial"/>
                 <w:b/>
                 <w:bCs/>
-                <w:color w:val="2F8B72"/>
-                <w:sz w:val="20"/>
-                <w:szCs w:val="20"/>
-              </w:rPr>
-              <w:t xml:space="preserve">48.2%</w:t>
-            </w:r>
-          </w:p>
-        </w:tc>
-        <w:tc>
-          <w:tcPr>
-            <w:tcW w:type="dxa" w:w="1660"/>
-            <w:tcBorders>
-              <w:top w:val="single" w:color="CCCCCC" w:sz="4"/>
-              <w:left w:val="single" w:color="CCCCCC" w:sz="4"/>
-              <w:bottom w:val="single" w:color="CCCCCC" w:sz="4"/>
-              <w:right w:val="single" w:color="CCCCCC" w:sz="4"/>
-            </w:tcBorders>
-            <w:tcMar>
-              <w:top w:type="dxa" w:w="80"/>
-              <w:left w:type="dxa" w:w="120"/>
-              <w:bottom w:type="dxa" w:w="80"/>
-              <w:right w:type="dxa" w:w="120"/>
-            </w:tcMar>
-          </w:tcPr>
-          <w:p>
-            <w:pPr>
-              <w:spacing w:after="0"/>
-              <w:jc w:val="right"/>
+                <w:color w:val="000000"/>
+                <w:sz w:val="20"/>
+                <w:szCs w:val="20"/>
+              </w:rPr>
+              <w:t xml:space="preserve">structurally subordinated</w:t>
+            </w:r>
+          </w:p>
+        </w:tc>
+        <w:tc>
+          <w:tcPr>
+            <w:tcW w:type="dxa" w:w="1100"/>
+            <w:tcBorders>
+              <w:top w:val="single" w:color="CCCCCC" w:sz="4"/>
+              <w:left w:val="single" w:color="CCCCCC" w:sz="4"/>
+              <w:bottom w:val="single" w:color="CCCCCC" w:sz="4"/>
+              <w:right w:val="single" w:color="CCCCCC" w:sz="4"/>
+            </w:tcBorders>
+            <w:shd w:fill="D6E4F0" w:val="clear"/>
+            <w:tcMar>
+              <w:top w:type="dxa" w:w="80"/>
+              <w:left w:type="dxa" w:w="120"/>
+              <w:bottom w:type="dxa" w:w="80"/>
+              <w:right w:type="dxa" w:w="120"/>
+            </w:tcMar>
+          </w:tcPr>
+          <w:p>
+            <w:pPr>
+              <w:spacing w:after="0"/>
             </w:pPr>
             <w:r>
               <w:rPr>
                 <w:rFonts w:ascii="Arial" w:cs="Arial" w:eastAsia="Arial" w:hAnsi="Arial"/>
                 <w:b/>
                 <w:bCs/>
-                <w:color w:val="2F8B72"/>
-                <w:sz w:val="20"/>
-                <w:szCs w:val="20"/>
-              </w:rPr>
-              <w:t xml:space="preserve">Rank ∞</w:t>
-            </w:r>
-          </w:p>
-        </w:tc>
-      </w:tr>
-      <w:tr>
-        <w:tc>
-          <w:tcPr>
-            <w:tcW w:type="dxa" w:w="4500"/>
+                <w:color w:val="000000"/>
+                <w:sz w:val="20"/>
+                <w:szCs w:val="20"/>
+              </w:rPr>
+              <w:t xml:space="preserve">rank 2</w:t>
+            </w:r>
+          </w:p>
+        </w:tc>
+        <w:tc>
+          <w:tcPr>
+            <w:tcW w:type="dxa" w:w="1660"/>
             <w:tcBorders>
               <w:top w:val="single" w:color="CCCCCC" w:sz="4"/>
               <w:left w:val="single" w:color="CCCCCC" w:sz="4"/>
@@ -3966,6 +4673,7 @@
           <w:p>
             <w:pPr>
               <w:spacing w:after="0"/>
+              <w:jc w:val="right"/>
             </w:pPr>
             <w:r>
               <w:rPr>
@@ -3976,111 +4684,7 @@
                 <w:sz w:val="20"/>
                 <w:szCs w:val="20"/>
               </w:rPr>
-              <w:t xml:space="preserve">Enterprise Value (assumed)</w:t>
-            </w:r>
-          </w:p>
-        </w:tc>
-        <w:tc>
-          <w:tcPr>
-            <w:tcW w:type="dxa" w:w="1600"/>
-            <w:tcBorders>
-              <w:top w:val="single" w:color="CCCCCC" w:sz="4"/>
-              <w:left w:val="single" w:color="CCCCCC" w:sz="4"/>
-              <w:bottom w:val="single" w:color="CCCCCC" w:sz="4"/>
-              <w:right w:val="single" w:color="CCCCCC" w:sz="4"/>
-            </w:tcBorders>
-            <w:shd w:fill="D6E4F0" w:val="clear"/>
-            <w:tcMar>
-              <w:top w:type="dxa" w:w="80"/>
-              <w:left w:type="dxa" w:w="120"/>
-              <w:bottom w:type="dxa" w:w="80"/>
-              <w:right w:type="dxa" w:w="120"/>
-            </w:tcMar>
-          </w:tcPr>
-          <w:p>
-            <w:pPr>
-              <w:spacing w:after="0"/>
-              <w:jc w:val="right"/>
-            </w:pPr>
-            <w:r>
-              <w:rPr>
-                <w:rFonts w:ascii="Arial" w:cs="Arial" w:eastAsia="Arial" w:hAnsi="Arial"/>
-                <w:b/>
-                <w:bCs/>
-                <w:color w:val="000000"/>
-                <w:sz w:val="20"/>
-                <w:szCs w:val="20"/>
-              </w:rPr>
-              <w:t xml:space="preserve">6,500.0</w:t>
-            </w:r>
-          </w:p>
-        </w:tc>
-        <w:tc>
-          <w:tcPr>
-            <w:tcW w:type="dxa" w:w="1600"/>
-            <w:tcBorders>
-              <w:top w:val="single" w:color="CCCCCC" w:sz="4"/>
-              <w:left w:val="single" w:color="CCCCCC" w:sz="4"/>
-              <w:bottom w:val="single" w:color="CCCCCC" w:sz="4"/>
-              <w:right w:val="single" w:color="CCCCCC" w:sz="4"/>
-            </w:tcBorders>
-            <w:shd w:fill="D6E4F0" w:val="clear"/>
-            <w:tcMar>
-              <w:top w:type="dxa" w:w="80"/>
-              <w:left w:type="dxa" w:w="120"/>
-              <w:bottom w:type="dxa" w:w="80"/>
-              <w:right w:type="dxa" w:w="120"/>
-            </w:tcMar>
-          </w:tcPr>
-          <w:p>
-            <w:pPr>
-              <w:spacing w:after="0"/>
-              <w:jc w:val="right"/>
-            </w:pPr>
-            <w:r>
-              <w:rPr>
-                <w:rFonts w:ascii="Arial" w:cs="Arial" w:eastAsia="Arial" w:hAnsi="Arial"/>
-                <w:b/>
-                <w:bCs/>
-                <w:color w:val="000000"/>
-                <w:sz w:val="20"/>
-                <w:szCs w:val="20"/>
-              </w:rPr>
-              <w:t xml:space="preserve">100.0%</w:t>
-            </w:r>
-          </w:p>
-        </w:tc>
-        <w:tc>
-          <w:tcPr>
-            <w:tcW w:type="dxa" w:w="1660"/>
-            <w:tcBorders>
-              <w:top w:val="single" w:color="CCCCCC" w:sz="4"/>
-              <w:left w:val="single" w:color="CCCCCC" w:sz="4"/>
-              <w:bottom w:val="single" w:color="CCCCCC" w:sz="4"/>
-              <w:right w:val="single" w:color="CCCCCC" w:sz="4"/>
-            </w:tcBorders>
-            <w:shd w:fill="D6E4F0" w:val="clear"/>
-            <w:tcMar>
-              <w:top w:type="dxa" w:w="80"/>
-              <w:left w:type="dxa" w:w="120"/>
-              <w:bottom w:type="dxa" w:w="80"/>
-              <w:right w:type="dxa" w:w="120"/>
-            </w:tcMar>
-          </w:tcPr>
-          <w:p>
-            <w:pPr>
-              <w:spacing w:after="0"/>
-            </w:pPr>
-            <w:r>
-              <w:rPr>
-                <w:rFonts w:ascii="Arial" w:cs="Arial" w:eastAsia="Arial" w:hAnsi="Arial"/>
-                <w:b w:val="false"/>
-                <w:bCs w:val="false"/>
-                <w:color w:val="000000"/>
-                <w:sz w:val="20"/>
-                <w:szCs w:val="20"/>
-              </w:rPr>
-              <w:t xml:space="preserve"/>
+              <w:t xml:space="preserve">0.0</w:t>
             </w:r>
           </w:p>
         </w:tc>
@@ -4102,6 +4706,44 @@
     <w:p>
       <w:pPr>
         <w:spacing w:after="120"/>
+        <w:rPr>
+          <w:i/>
+          <w:iCs/>
+          <w:color w:val="666666"/>
+        </w:rPr>
+      </w:pPr>
+      <w:r>
+        <w:rPr>
+          <w:rFonts w:ascii="Arial" w:cs="Arial" w:eastAsia="Arial" w:hAnsi="Arial"/>
+          <w:i/>
+          <w:iCs/>
+          <w:color w:val="666666"/>
+          <w:sz w:val="22"/>
+          <w:szCs w:val="22"/>
+        </w:rPr>
+        <w:t xml:space="preserve">Fitch notes: “The ‘BB’ rating on GAF’s notes reflects the structural subordination of its debt to the ring-fenced Gatwick Funding Limited (GF) group… GAF’s debt rating is notched down twice from the group’s consolidated profile.” Shareholders have publicly committed to maintaining six months of debt service as cash at GAF to mitigate the absence of a dedicated liquidity line.</w:t>
+      </w:r>
+    </w:p>
+    <w:p>
+      <w:pPr>
+        <w:pStyle w:val="Heading2"/>
+        <w:spacing w:after="120" w:before="200"/>
+      </w:pPr>
+      <w:r>
+        <w:rPr>
+          <w:rFonts w:ascii="Arial" w:cs="Arial" w:eastAsia="Arial" w:hAnsi="Arial"/>
+          <w:b/>
+          <w:bCs/>
+          <w:color w:val="1F6FA5"/>
+          <w:sz w:val="26"/>
+          <w:szCs w:val="26"/>
+        </w:rPr>
+        <w:t xml:space="preserve">2. Valuation assumption (the missing input)</w:t>
+      </w:r>
+    </w:p>
+    <w:p>
+      <w:pPr>
+        <w:spacing w:after="120"/>
       </w:pPr>
       <w:r>
         <w:rPr>
@@ -4109,7 +4751,7 @@
           <w:sz w:val="22"/>
           <w:szCs w:val="22"/>
         </w:rPr>
-        <w:t xml:space="preserve">Leverage metrics at this level:</w:t>
+        <w:t xml:space="preserve">Gatwick does not yet have an Enterprise Value on file. For this example the working assumption is £6,500m, triangulated from:</w:t>
       </w:r>
     </w:p>
     <w:p>
@@ -4127,7 +4769,7 @@
           <w:sz w:val="22"/>
           <w:szCs w:val="22"/>
         </w:rPr>
-        <w:t xml:space="preserve">LTV (bonds ÷ EV) = 51.8%.</w:t>
+        <w:t xml:space="preserve">FY2024 EBITDA of £571m at an EV/EBITDA multiple of ∼11.4× (midpoint of the UK regulated airport peer range) → £6.5bn.</w:t>
       </w:r>
     </w:p>
     <w:p>
@@ -4145,7 +4787,7 @@
           <w:sz w:val="22"/>
           <w:szCs w:val="22"/>
         </w:rPr>
-        <w:t xml:space="preserve">Net Debt ÷ EBITDA = £3,364.6m ÷ £571m = 5.89×.</w:t>
+        <w:t xml:space="preserve">VINCI paid £2.9bn for 50.01% in 2019, implying £5.8bn total. Post-Covid passenger recovery to 43.2m in 2024 and the recent refinancing justify a step up.</w:t>
       </w:r>
     </w:p>
     <w:p>
@@ -4163,7 +4805,50 @@
           <w:sz w:val="22"/>
           <w:szCs w:val="22"/>
         </w:rPr>
-        <w:t xml:space="preserve">Equity cushion below the bonds = £3,135m.</w:t>
+        <w:t xml:space="preserve">Sense-check against Fitch: consolidated Net Debt/EBITDA peaks at 7.2× in 2027 under their rating case. With £3,839.6m of debt today that implies 2027 EBITDA ≈ £533m, and on an 11-12× multiple an EV in the £5.9–6.4bn range.</w:t>
+      </w:r>
+    </w:p>
+    <w:p>
+      <w:pPr>
+        <w:spacing w:after="120"/>
+      </w:pPr>
+      <w:r>
+        <w:rPr>
+          <w:rFonts w:ascii="Arial" w:cs="Arial" w:eastAsia="Arial" w:hAnsi="Arial"/>
+          <w:sz w:val="22"/>
+          <w:szCs w:val="22"/>
+        </w:rPr>
+        <w:t xml:space="preserve">In a live deal this single number goes on Tab 1 with a valuation method (transaction / DCF / multiples / appraisal / mark-to-model) and valuation date. Every other number on this page is derived from it.</w:t>
+      </w:r>
+    </w:p>
+    <w:p>
+      <w:pPr>
+        <w:pStyle w:val="Heading2"/>
+        <w:spacing w:after="120" w:before="200"/>
+      </w:pPr>
+      <w:r>
+        <w:rPr>
+          <w:rFonts w:ascii="Arial" w:cs="Arial" w:eastAsia="Arial" w:hAnsi="Arial"/>
+          <w:b/>
+          <w:bCs/>
+          <w:color w:val="1F6FA5"/>
+          <w:sz w:val="26"/>
+          <w:szCs w:val="26"/>
+        </w:rPr>
+        <w:t xml:space="preserve">3. The walked capital stack</w:t>
+      </w:r>
+    </w:p>
+    <w:p>
+      <w:pPr>
+        <w:spacing w:after="120"/>
+      </w:pPr>
+      <w:r>
+        <w:rPr>
+          <w:rFonts w:ascii="Arial" w:cs="Arial" w:eastAsia="Arial" w:hAnsi="Arial"/>
+          <w:sz w:val="22"/>
+          <w:szCs w:val="22"/>
+        </w:rPr>
+        <w:t xml:space="preserve">The stack is walked bottom-up — starting at the asset and ending at the ultimate shareholders. Each layer absorbs debt at its own level; the residual flows up through the ownership chain.</w:t>
       </w:r>
     </w:p>
     <w:p>
@@ -4179,7 +4864,7 @@
           <w:sz w:val="22"/>
           <w:szCs w:val="22"/>
         </w:rPr>
-        <w:t xml:space="preserve">Step 2 — Ivy Holdco (BidCo)</w:t>
+        <w:t xml:space="preserve">Step 1 — OpCo / Issuer (CTA ring-fenced group)</w:t>
       </w:r>
     </w:p>
     <w:p>
@@ -4192,7 +4877,61 @@
           <w:sz w:val="22"/>
           <w:szCs w:val="22"/>
         </w:rPr>
-        <w:t xml:space="preserve">Ivy Holdco owns 100% of both the OpCo and the Issuer. There is no external debt at Ivy level. Ivy Holdco is a pass-through: all £3,135.4m of OpCo equity flows up without dilution and without being absorbed by debt.</w:t>
+        <w:t xml:space="preserve">This is where the operating cashflow lives and where our £125m exposure sits. All Class A debt is pari-passu, rank 1.</w:t>
+      </w:r>
+    </w:p>
+    <w:p>
+      <w:pPr>
+        <w:pStyle w:val="ListParagraph"/>
+        <w:numPr>
+          <w:ilvl w:val="0"/>
+          <w:numId w:val="2"/>
+        </w:numPr>
+        <w:spacing w:after="80"/>
+      </w:pPr>
+      <w:r>
+        <w:rPr>
+          <w:rFonts w:ascii="Arial" w:cs="Arial" w:eastAsia="Arial" w:hAnsi="Arial"/>
+          <w:sz w:val="22"/>
+          <w:szCs w:val="22"/>
+        </w:rPr>
+        <w:t xml:space="preserve">Class A bonds (total): £3,364.6m</w:t>
+      </w:r>
+    </w:p>
+    <w:p>
+      <w:pPr>
+        <w:pStyle w:val="ListParagraph"/>
+        <w:numPr>
+          <w:ilvl w:val="0"/>
+          <w:numId w:val="2"/>
+        </w:numPr>
+        <w:spacing w:after="80"/>
+      </w:pPr>
+      <w:r>
+        <w:rPr>
+          <w:rFonts w:ascii="Arial" w:cs="Arial" w:eastAsia="Arial" w:hAnsi="Arial"/>
+          <w:sz w:val="22"/>
+          <w:szCs w:val="22"/>
+        </w:rPr>
+        <w:t xml:space="preserve">OpCo residual equity value: £6,500m − £3,364.6m = £3,135.4m</w:t>
+      </w:r>
+    </w:p>
+    <w:p>
+      <w:pPr>
+        <w:pStyle w:val="ListParagraph"/>
+        <w:numPr>
+          <w:ilvl w:val="0"/>
+          <w:numId w:val="2"/>
+        </w:numPr>
+        <w:spacing w:after="80"/>
+      </w:pPr>
+      <w:r>
+        <w:rPr>
+          <w:rFonts w:ascii="Arial" w:cs="Arial" w:eastAsia="Arial" w:hAnsi="Arial"/>
+          <w:sz w:val="22"/>
+          <w:szCs w:val="22"/>
+        </w:rPr>
+        <w:t xml:space="preserve">This residual flows up through Ivy Holdco (100% owner, no debt) to the MidCo.</w:t>
       </w:r>
     </w:p>
     <w:p>
@@ -4208,7 +4947,7 @@
           <w:sz w:val="22"/>
           <w:szCs w:val="22"/>
         </w:rPr>
-        <w:t xml:space="preserve">Step 3 — Shareholder level (VINCI / GIP)</w:t>
+        <w:t xml:space="preserve">Step 2 — MidCo (GAF)</w:t>
       </w:r>
     </w:p>
     <w:p>
@@ -4221,7 +4960,90 @@
           <w:sz w:val="22"/>
           <w:szCs w:val="22"/>
         </w:rPr>
-        <w:t xml:space="preserve">The Ivy Holdco equity splits along the 50.01 / 49.99 JV:</w:t>
+        <w:t xml:space="preserve">The MidCo receives £3,135.4m of OpCo equity value and absorbs its own £475m bond. The MidCo bond is senior to equity but structurally subordinated to all OpCo debt (rank 2 in the v8 priority framework).</w:t>
+      </w:r>
+    </w:p>
+    <w:p>
+      <w:pPr>
+        <w:pStyle w:val="ListParagraph"/>
+        <w:numPr>
+          <w:ilvl w:val="0"/>
+          <w:numId w:val="2"/>
+        </w:numPr>
+        <w:spacing w:after="80"/>
+      </w:pPr>
+      <w:r>
+        <w:rPr>
+          <w:rFonts w:ascii="Arial" w:cs="Arial" w:eastAsia="Arial" w:hAnsi="Arial"/>
+          <w:sz w:val="22"/>
+          <w:szCs w:val="22"/>
+        </w:rPr>
+        <w:t xml:space="preserve">OpCo equity flowing in: £3,135.4m</w:t>
+      </w:r>
+    </w:p>
+    <w:p>
+      <w:pPr>
+        <w:pStyle w:val="ListParagraph"/>
+        <w:numPr>
+          <w:ilvl w:val="0"/>
+          <w:numId w:val="2"/>
+        </w:numPr>
+        <w:spacing w:after="80"/>
+      </w:pPr>
+      <w:r>
+        <w:rPr>
+          <w:rFonts w:ascii="Arial" w:cs="Arial" w:eastAsia="Arial" w:hAnsi="Arial"/>
+          <w:sz w:val="22"/>
+          <w:szCs w:val="22"/>
+        </w:rPr>
+        <w:t xml:space="preserve">Less MidCo external debt: £475m</w:t>
+      </w:r>
+    </w:p>
+    <w:p>
+      <w:pPr>
+        <w:pStyle w:val="ListParagraph"/>
+        <w:numPr>
+          <w:ilvl w:val="0"/>
+          <w:numId w:val="2"/>
+        </w:numPr>
+        <w:spacing w:after="80"/>
+      </w:pPr>
+      <w:r>
+        <w:rPr>
+          <w:rFonts w:ascii="Arial" w:cs="Arial" w:eastAsia="Arial" w:hAnsi="Arial"/>
+          <w:sz w:val="22"/>
+          <w:szCs w:val="22"/>
+        </w:rPr>
+        <w:t xml:space="preserve">MidCo residual equity: £2,660.4m</w:t>
+      </w:r>
+    </w:p>
+    <w:p>
+      <w:pPr>
+        <w:pStyle w:val="Heading3"/>
+        <w:spacing w:after="100" w:before="180"/>
+      </w:pPr>
+      <w:r>
+        <w:rPr>
+          <w:rFonts w:ascii="Arial" w:cs="Arial" w:eastAsia="Arial" w:hAnsi="Arial"/>
+          <w:b/>
+          <w:bCs/>
+          <w:sz w:val="22"/>
+          <w:szCs w:val="22"/>
+        </w:rPr>
+        <w:t xml:space="preserve">Step 3 — Shareholders (VINCI / GIP)</w:t>
+      </w:r>
+    </w:p>
+    <w:p>
+      <w:pPr>
+        <w:spacing w:after="120"/>
+      </w:pPr>
+      <w:r>
+        <w:rPr>
+          <w:rFonts w:ascii="Arial" w:cs="Arial" w:eastAsia="Arial" w:hAnsi="Arial"/>
+          <w:sz w:val="22"/>
+          <w:szCs w:val="22"/>
+        </w:rPr>
+        <w:t xml:space="preserve">The MidCo residual splits along the 50.01 / 49.99 JV:</w:t>
       </w:r>
     </w:p>
     <w:tbl>
@@ -4446,7 +5268,7 @@
                 <w:sz w:val="20"/>
                 <w:szCs w:val="20"/>
               </w:rPr>
-              <w:t xml:space="preserve">1,568.4</w:t>
+              <w:t xml:space="preserve">1,330.5</w:t>
             </w:r>
           </w:p>
         </w:tc>
@@ -4549,7 +5371,7 @@
                 <w:sz w:val="20"/>
                 <w:szCs w:val="20"/>
               </w:rPr>
-              <w:t xml:space="preserve">1,567.0</w:t>
+              <w:t xml:space="preserve">1,329.9</w:t>
             </w:r>
           </w:p>
         </w:tc>
@@ -4585,7 +5407,7 @@
                 <w:sz w:val="20"/>
                 <w:szCs w:val="20"/>
               </w:rPr>
-              <w:t xml:space="preserve">Total equity attributable</w:t>
+              <w:t xml:space="preserve">Total residual equity (after GAF debt)</w:t>
             </w:r>
           </w:p>
         </w:tc>
@@ -4655,7 +5477,7 @@
                 <w:sz w:val="20"/>
                 <w:szCs w:val="20"/>
               </w:rPr>
-              <w:t xml:space="preserve">3,135.4</w:t>
+              <w:t xml:space="preserve">2,660.4</w:t>
             </w:r>
           </w:p>
         </w:tc>
@@ -4688,7 +5510,7 @@
           <w:sz w:val="26"/>
           <w:szCs w:val="26"/>
         </w:rPr>
-        <w:t xml:space="preserve">4. Visual stack summary</w:t>
+        <w:t xml:space="preserve">4. Full stack — two columns (total and our holding)</w:t>
       </w:r>
     </w:p>
     <w:p>
@@ -4701,178 +5523,892 @@
           <w:sz w:val="22"/>
           <w:szCs w:val="22"/>
         </w:rPr>
-        <w:t xml:space="preserve">The full stack from bottom (first claim on cashflows) to top (residual claim):</w:t>
+        <w:t xml:space="preserve">The proposed Capital Stack display: every layer on one row, with the total market position and our client’s slice side-by-side. Zeros in the right column make our position visually obvious.</w:t>
       </w:r>
     </w:p>
-    <w:p>
-      <w:pPr>
-        <w:spacing w:after="40"/>
-      </w:pPr>
-      <w:r>
-        <w:rPr>
-          <w:rFonts w:ascii="Consolas" w:cs="Consolas" w:eastAsia="Consolas" w:hAnsi="Consolas"/>
-          <w:sz w:val="18"/>
-          <w:szCs w:val="18"/>
-        </w:rPr>
-        <w:t xml:space="preserve">┏━━━━━━━━━━━━━━━━━━━━━━━━━━━━━━━━━━━━━━━━━━━━━━━━━━━━━━━━━━━━━━━┓</w:t>
-      </w:r>
-    </w:p>
-    <w:p>
-      <w:pPr>
-        <w:spacing w:after="40"/>
-      </w:pPr>
-      <w:r>
-        <w:rPr>
-          <w:rFonts w:ascii="Consolas" w:cs="Consolas" w:eastAsia="Consolas" w:hAnsi="Consolas"/>
-          <w:sz w:val="18"/>
-          <w:szCs w:val="18"/>
-        </w:rPr>
-        <w:t xml:space="preserve">┃ SHAREHOLDERS  (50.01 / 49.99 JV — ownership split)              ┃</w:t>
-      </w:r>
-    </w:p>
-    <w:p>
-      <w:pPr>
-        <w:spacing w:after="40"/>
-      </w:pPr>
-      <w:r>
-        <w:rPr>
-          <w:rFonts w:ascii="Consolas" w:cs="Consolas" w:eastAsia="Consolas" w:hAnsi="Consolas"/>
-          <w:sz w:val="18"/>
-          <w:szCs w:val="18"/>
-        </w:rPr>
-        <w:t xml:space="preserve">┃   VINCI Airports          £1,568m   50.01%                      ┃</w:t>
-      </w:r>
-    </w:p>
-    <w:p>
-      <w:pPr>
-        <w:spacing w:after="40"/>
-      </w:pPr>
-      <w:r>
-        <w:rPr>
-          <w:rFonts w:ascii="Consolas" w:cs="Consolas" w:eastAsia="Consolas" w:hAnsi="Consolas"/>
-          <w:sz w:val="18"/>
-          <w:szCs w:val="18"/>
-        </w:rPr>
-        <w:t xml:space="preserve">┃   GIP / Blackrock         £1,567m   49.99%                      ┃</w:t>
-      </w:r>
-    </w:p>
-    <w:p>
-      <w:pPr>
-        <w:spacing w:after="40"/>
-      </w:pPr>
-      <w:r>
-        <w:rPr>
-          <w:rFonts w:ascii="Consolas" w:cs="Consolas" w:eastAsia="Consolas" w:hAnsi="Consolas"/>
-          <w:sz w:val="18"/>
-          <w:szCs w:val="18"/>
-        </w:rPr>
-        <w:t xml:space="preserve">┃   Equity attributable     £3,135m    48% of EV                  ┃</w:t>
-      </w:r>
-    </w:p>
-    <w:p>
-      <w:pPr>
-        <w:spacing w:after="40"/>
-      </w:pPr>
-      <w:r>
-        <w:rPr>
-          <w:rFonts w:ascii="Consolas" w:cs="Consolas" w:eastAsia="Consolas" w:hAnsi="Consolas"/>
-          <w:sz w:val="18"/>
-          <w:szCs w:val="18"/>
-        </w:rPr>
-        <w:t xml:space="preserve">┣━━━━━━━━━━━━━━━━━━━━━━━━━━━━━━━━━━━━━━━━━━━━━━━━━━━━━━━━━━━━━━━┫</w:t>
-      </w:r>
-    </w:p>
-    <w:p>
-      <w:pPr>
-        <w:spacing w:after="40"/>
-      </w:pPr>
-      <w:r>
-        <w:rPr>
-          <w:rFonts w:ascii="Consolas" w:cs="Consolas" w:eastAsia="Consolas" w:hAnsi="Consolas"/>
-          <w:sz w:val="18"/>
-          <w:szCs w:val="18"/>
-        </w:rPr>
-        <w:t xml:space="preserve">┃ IVY HOLDCO  (100% owner of OpCo)         [pass-through]          ┃</w:t>
-      </w:r>
-    </w:p>
-    <w:p>
-      <w:pPr>
-        <w:spacing w:after="40"/>
-      </w:pPr>
-      <w:r>
-        <w:rPr>
-          <w:rFonts w:ascii="Consolas" w:cs="Consolas" w:eastAsia="Consolas" w:hAnsi="Consolas"/>
-          <w:sz w:val="18"/>
-          <w:szCs w:val="18"/>
-        </w:rPr>
-        <w:t xml:space="preserve">┃   No external debt                                                ┃</w:t>
-      </w:r>
-    </w:p>
-    <w:p>
-      <w:pPr>
-        <w:spacing w:after="40"/>
-      </w:pPr>
-      <w:r>
-        <w:rPr>
-          <w:rFonts w:ascii="Consolas" w:cs="Consolas" w:eastAsia="Consolas" w:hAnsi="Consolas"/>
-          <w:sz w:val="18"/>
-          <w:szCs w:val="18"/>
-        </w:rPr>
-        <w:t xml:space="preserve">┣━━━━━━━━━━━━━━━━━━━━━━━━━━━━━━━━━━━━━━━━━━━━━━━━━━━━━━━━━━━━━━━┫</w:t>
-      </w:r>
-    </w:p>
-    <w:p>
-      <w:pPr>
-        <w:spacing w:after="40"/>
-      </w:pPr>
-      <w:r>
-        <w:rPr>
-          <w:rFonts w:ascii="Consolas" w:cs="Consolas" w:eastAsia="Consolas" w:hAnsi="Consolas"/>
-          <w:sz w:val="18"/>
-          <w:szCs w:val="18"/>
-        </w:rPr>
-        <w:t xml:space="preserve">┃ OPCO / ISSUER  (CTA-linked debtor group)                          ┃</w:t>
-      </w:r>
-    </w:p>
-    <w:p>
-      <w:pPr>
-        <w:spacing w:after="40"/>
-      </w:pPr>
-      <w:r>
-        <w:rPr>
-          <w:rFonts w:ascii="Consolas" w:cs="Consolas" w:eastAsia="Consolas" w:hAnsi="Consolas"/>
-          <w:sz w:val="18"/>
-          <w:szCs w:val="18"/>
-        </w:rPr>
-        <w:t xml:space="preserve">┃   Class A bonds (11 tranches)  £3,365m   52%   Rank 1 (pari)     ┃</w:t>
-      </w:r>
-    </w:p>
-    <w:p>
-      <w:pPr>
-        <w:spacing w:after="40"/>
-      </w:pPr>
-      <w:r>
-        <w:rPr>
-          <w:rFonts w:ascii="Consolas" w:cs="Consolas" w:eastAsia="Consolas" w:hAnsi="Consolas"/>
-          <w:sz w:val="18"/>
-          <w:szCs w:val="18"/>
-        </w:rPr>
-        <w:t xml:space="preserve">┗━━━━━━━━━━━━━━━━━━━━━━━━━━━━━━━━━━━━━━━━━━━━━━━━━━━━━━━━━━━━━━━┛</w:t>
-      </w:r>
-    </w:p>
-    <w:p>
-      <w:pPr>
-        <w:spacing w:after="40"/>
-      </w:pPr>
-      <w:r>
-        <w:rPr>
-          <w:rFonts w:ascii="Consolas" w:cs="Consolas" w:eastAsia="Consolas" w:hAnsi="Consolas"/>
-          <w:sz w:val="18"/>
-          <w:szCs w:val="18"/>
-        </w:rPr>
-        <w:t xml:space="preserve">                                     Enterprise Value = £6,500m</w:t>
-      </w:r>
-    </w:p>
+    <w:tbl>
+      <w:tblPr>
+        <w:tblW w:type="dxa" w:w="9360"/>
+        <w:tblBorders>
+          <w:top w:val="single" w:color="auto" w:sz="4"/>
+          <w:left w:val="single" w:color="auto" w:sz="4"/>
+          <w:bottom w:val="single" w:color="auto" w:sz="4"/>
+          <w:right w:val="single" w:color="auto" w:sz="4"/>
+          <w:insideH w:val="single" w:color="auto" w:sz="4"/>
+          <w:insideV w:val="single" w:color="auto" w:sz="4"/>
+        </w:tblBorders>
+      </w:tblPr>
+      <w:tblGrid>
+        <w:gridCol w:w="3400"/>
+        <w:gridCol w:w="1300"/>
+        <w:gridCol w:w="1300"/>
+        <w:gridCol w:w="1300"/>
+        <w:gridCol w:w="2060"/>
+      </w:tblGrid>
+      <w:tr>
+        <w:trPr>
+          <w:tblHeader/>
+        </w:trPr>
+        <w:tc>
+          <w:tcPr>
+            <w:tcW w:type="dxa" w:w="3400"/>
+            <w:tcBorders>
+              <w:top w:val="single" w:color="CCCCCC" w:sz="4"/>
+              <w:left w:val="single" w:color="CCCCCC" w:sz="4"/>
+              <w:bottom w:val="single" w:color="CCCCCC" w:sz="4"/>
+              <w:right w:val="single" w:color="CCCCCC" w:sz="4"/>
+            </w:tcBorders>
+            <w:shd w:fill="D6E4F0" w:val="clear"/>
+            <w:tcMar>
+              <w:top w:type="dxa" w:w="80"/>
+              <w:left w:type="dxa" w:w="120"/>
+              <w:bottom w:type="dxa" w:w="80"/>
+              <w:right w:type="dxa" w:w="120"/>
+            </w:tcMar>
+          </w:tcPr>
+          <w:p>
+            <w:pPr>
+              <w:spacing w:after="0"/>
+            </w:pPr>
+            <w:r>
+              <w:rPr>
+                <w:rFonts w:ascii="Arial" w:cs="Arial" w:eastAsia="Arial" w:hAnsi="Arial"/>
+                <w:b/>
+                <w:bCs/>
+                <w:color w:val="000000"/>
+                <w:sz w:val="19"/>
+                <w:szCs w:val="19"/>
+              </w:rPr>
+              <w:t xml:space="preserve">Layer (bottom = first claim)</w:t>
+            </w:r>
+          </w:p>
+        </w:tc>
+        <w:tc>
+          <w:tcPr>
+            <w:tcW w:type="dxa" w:w="1300"/>
+            <w:tcBorders>
+              <w:top w:val="single" w:color="CCCCCC" w:sz="4"/>
+              <w:left w:val="single" w:color="CCCCCC" w:sz="4"/>
+              <w:bottom w:val="single" w:color="CCCCCC" w:sz="4"/>
+              <w:right w:val="single" w:color="CCCCCC" w:sz="4"/>
+            </w:tcBorders>
+            <w:shd w:fill="D6E4F0" w:val="clear"/>
+            <w:tcMar>
+              <w:top w:type="dxa" w:w="80"/>
+              <w:left w:type="dxa" w:w="120"/>
+              <w:bottom w:type="dxa" w:w="80"/>
+              <w:right w:type="dxa" w:w="120"/>
+            </w:tcMar>
+          </w:tcPr>
+          <w:p>
+            <w:pPr>
+              <w:spacing w:after="0"/>
+            </w:pPr>
+            <w:r>
+              <w:rPr>
+                <w:rFonts w:ascii="Arial" w:cs="Arial" w:eastAsia="Arial" w:hAnsi="Arial"/>
+                <w:b/>
+                <w:bCs/>
+                <w:color w:val="000000"/>
+                <w:sz w:val="19"/>
+                <w:szCs w:val="19"/>
+              </w:rPr>
+              <w:t xml:space="preserve">Total (£m)</w:t>
+            </w:r>
+          </w:p>
+        </w:tc>
+        <w:tc>
+          <w:tcPr>
+            <w:tcW w:type="dxa" w:w="1300"/>
+            <w:tcBorders>
+              <w:top w:val="single" w:color="CCCCCC" w:sz="4"/>
+              <w:left w:val="single" w:color="CCCCCC" w:sz="4"/>
+              <w:bottom w:val="single" w:color="CCCCCC" w:sz="4"/>
+              <w:right w:val="single" w:color="CCCCCC" w:sz="4"/>
+            </w:tcBorders>
+            <w:shd w:fill="D6E4F0" w:val="clear"/>
+            <w:tcMar>
+              <w:top w:type="dxa" w:w="80"/>
+              <w:left w:type="dxa" w:w="120"/>
+              <w:bottom w:type="dxa" w:w="80"/>
+              <w:right w:type="dxa" w:w="120"/>
+            </w:tcMar>
+          </w:tcPr>
+          <w:p>
+            <w:pPr>
+              <w:spacing w:after="0"/>
+            </w:pPr>
+            <w:r>
+              <w:rPr>
+                <w:rFonts w:ascii="Arial" w:cs="Arial" w:eastAsia="Arial" w:hAnsi="Arial"/>
+                <w:b/>
+                <w:bCs/>
+                <w:color w:val="000000"/>
+                <w:sz w:val="19"/>
+                <w:szCs w:val="19"/>
+              </w:rPr>
+              <w:t xml:space="preserve">Our holding (£m)</w:t>
+            </w:r>
+          </w:p>
+        </w:tc>
+        <w:tc>
+          <w:tcPr>
+            <w:tcW w:type="dxa" w:w="1300"/>
+            <w:tcBorders>
+              <w:top w:val="single" w:color="CCCCCC" w:sz="4"/>
+              <w:left w:val="single" w:color="CCCCCC" w:sz="4"/>
+              <w:bottom w:val="single" w:color="CCCCCC" w:sz="4"/>
+              <w:right w:val="single" w:color="CCCCCC" w:sz="4"/>
+            </w:tcBorders>
+            <w:shd w:fill="D6E4F0" w:val="clear"/>
+            <w:tcMar>
+              <w:top w:type="dxa" w:w="80"/>
+              <w:left w:type="dxa" w:w="120"/>
+              <w:bottom w:type="dxa" w:w="80"/>
+              <w:right w:type="dxa" w:w="120"/>
+            </w:tcMar>
+          </w:tcPr>
+          <w:p>
+            <w:pPr>
+              <w:spacing w:after="0"/>
+            </w:pPr>
+            <w:r>
+              <w:rPr>
+                <w:rFonts w:ascii="Arial" w:cs="Arial" w:eastAsia="Arial" w:hAnsi="Arial"/>
+                <w:b/>
+                <w:bCs/>
+                <w:color w:val="000000"/>
+                <w:sz w:val="19"/>
+                <w:szCs w:val="19"/>
+              </w:rPr>
+              <w:t xml:space="preserve">% of EV</w:t>
+            </w:r>
+          </w:p>
+        </w:tc>
+        <w:tc>
+          <w:tcPr>
+            <w:tcW w:type="dxa" w:w="2060"/>
+            <w:tcBorders>
+              <w:top w:val="single" w:color="CCCCCC" w:sz="4"/>
+              <w:left w:val="single" w:color="CCCCCC" w:sz="4"/>
+              <w:bottom w:val="single" w:color="CCCCCC" w:sz="4"/>
+              <w:right w:val="single" w:color="CCCCCC" w:sz="4"/>
+            </w:tcBorders>
+            <w:shd w:fill="D6E4F0" w:val="clear"/>
+            <w:tcMar>
+              <w:top w:type="dxa" w:w="80"/>
+              <w:left w:type="dxa" w:w="120"/>
+              <w:bottom w:type="dxa" w:w="80"/>
+              <w:right w:type="dxa" w:w="120"/>
+            </w:tcMar>
+          </w:tcPr>
+          <w:p>
+            <w:pPr>
+              <w:spacing w:after="0"/>
+            </w:pPr>
+            <w:r>
+              <w:rPr>
+                <w:rFonts w:ascii="Arial" w:cs="Arial" w:eastAsia="Arial" w:hAnsi="Arial"/>
+                <w:b/>
+                <w:bCs/>
+                <w:color w:val="000000"/>
+                <w:sz w:val="19"/>
+                <w:szCs w:val="19"/>
+              </w:rPr>
+              <w:t xml:space="preserve">Priority</w:t>
+            </w:r>
+          </w:p>
+        </w:tc>
+      </w:tr>
+      <w:tr>
+        <w:tc>
+          <w:tcPr>
+            <w:tcW w:type="dxa" w:w="3400"/>
+            <w:tcBorders>
+              <w:top w:val="single" w:color="CCCCCC" w:sz="4"/>
+              <w:left w:val="single" w:color="CCCCCC" w:sz="4"/>
+              <w:bottom w:val="single" w:color="CCCCCC" w:sz="4"/>
+              <w:right w:val="single" w:color="CCCCCC" w:sz="4"/>
+            </w:tcBorders>
+            <w:tcMar>
+              <w:top w:type="dxa" w:w="80"/>
+              <w:left w:type="dxa" w:w="120"/>
+              <w:bottom w:type="dxa" w:w="80"/>
+              <w:right w:type="dxa" w:w="120"/>
+            </w:tcMar>
+          </w:tcPr>
+          <w:p>
+            <w:pPr>
+              <w:spacing w:after="0"/>
+            </w:pPr>
+            <w:r>
+              <w:rPr>
+                <w:rFonts w:ascii="Arial" w:cs="Arial" w:eastAsia="Arial" w:hAnsi="Arial"/>
+                <w:b w:val="false"/>
+                <w:bCs w:val="false"/>
+                <w:color w:val="2F8B72"/>
+                <w:sz w:val="20"/>
+                <w:szCs w:val="20"/>
+              </w:rPr>
+              <w:t xml:space="preserve">Residual equity (VINCI 50.01% / GIP 49.99%)</w:t>
+            </w:r>
+          </w:p>
+        </w:tc>
+        <w:tc>
+          <w:tcPr>
+            <w:tcW w:type="dxa" w:w="1300"/>
+            <w:tcBorders>
+              <w:top w:val="single" w:color="CCCCCC" w:sz="4"/>
+              <w:left w:val="single" w:color="CCCCCC" w:sz="4"/>
+              <w:bottom w:val="single" w:color="CCCCCC" w:sz="4"/>
+              <w:right w:val="single" w:color="CCCCCC" w:sz="4"/>
+            </w:tcBorders>
+            <w:tcMar>
+              <w:top w:type="dxa" w:w="80"/>
+              <w:left w:type="dxa" w:w="120"/>
+              <w:bottom w:type="dxa" w:w="80"/>
+              <w:right w:type="dxa" w:w="120"/>
+            </w:tcMar>
+          </w:tcPr>
+          <w:p>
+            <w:pPr>
+              <w:spacing w:after="0"/>
+              <w:jc w:val="right"/>
+            </w:pPr>
+            <w:r>
+              <w:rPr>
+                <w:rFonts w:ascii="Arial" w:cs="Arial" w:eastAsia="Arial" w:hAnsi="Arial"/>
+                <w:b w:val="false"/>
+                <w:bCs w:val="false"/>
+                <w:color w:val="2F8B72"/>
+                <w:sz w:val="20"/>
+                <w:szCs w:val="20"/>
+              </w:rPr>
+              <w:t xml:space="preserve">2,660.4</w:t>
+            </w:r>
+          </w:p>
+        </w:tc>
+        <w:tc>
+          <w:tcPr>
+            <w:tcW w:type="dxa" w:w="1300"/>
+            <w:tcBorders>
+              <w:top w:val="single" w:color="CCCCCC" w:sz="4"/>
+              <w:left w:val="single" w:color="CCCCCC" w:sz="4"/>
+              <w:bottom w:val="single" w:color="CCCCCC" w:sz="4"/>
+              <w:right w:val="single" w:color="CCCCCC" w:sz="4"/>
+            </w:tcBorders>
+            <w:tcMar>
+              <w:top w:type="dxa" w:w="80"/>
+              <w:left w:type="dxa" w:w="120"/>
+              <w:bottom w:type="dxa" w:w="80"/>
+              <w:right w:type="dxa" w:w="120"/>
+            </w:tcMar>
+          </w:tcPr>
+          <w:p>
+            <w:pPr>
+              <w:spacing w:after="0"/>
+              <w:jc w:val="right"/>
+            </w:pPr>
+            <w:r>
+              <w:rPr>
+                <w:rFonts w:ascii="Arial" w:cs="Arial" w:eastAsia="Arial" w:hAnsi="Arial"/>
+                <w:b w:val="false"/>
+                <w:bCs w:val="false"/>
+                <w:color w:val="2F8B72"/>
+                <w:sz w:val="20"/>
+                <w:szCs w:val="20"/>
+              </w:rPr>
+              <w:t xml:space="preserve">0.0</w:t>
+            </w:r>
+          </w:p>
+        </w:tc>
+        <w:tc>
+          <w:tcPr>
+            <w:tcW w:type="dxa" w:w="1300"/>
+            <w:tcBorders>
+              <w:top w:val="single" w:color="CCCCCC" w:sz="4"/>
+              <w:left w:val="single" w:color="CCCCCC" w:sz="4"/>
+              <w:bottom w:val="single" w:color="CCCCCC" w:sz="4"/>
+              <w:right w:val="single" w:color="CCCCCC" w:sz="4"/>
+            </w:tcBorders>
+            <w:tcMar>
+              <w:top w:type="dxa" w:w="80"/>
+              <w:left w:type="dxa" w:w="120"/>
+              <w:bottom w:type="dxa" w:w="80"/>
+              <w:right w:type="dxa" w:w="120"/>
+            </w:tcMar>
+          </w:tcPr>
+          <w:p>
+            <w:pPr>
+              <w:spacing w:after="0"/>
+              <w:jc w:val="right"/>
+            </w:pPr>
+            <w:r>
+              <w:rPr>
+                <w:rFonts w:ascii="Arial" w:cs="Arial" w:eastAsia="Arial" w:hAnsi="Arial"/>
+                <w:b w:val="false"/>
+                <w:bCs w:val="false"/>
+                <w:color w:val="2F8B72"/>
+                <w:sz w:val="20"/>
+                <w:szCs w:val="20"/>
+              </w:rPr>
+              <w:t xml:space="preserve">40.9%</w:t>
+            </w:r>
+          </w:p>
+        </w:tc>
+        <w:tc>
+          <w:tcPr>
+            <w:tcW w:type="dxa" w:w="2060"/>
+            <w:tcBorders>
+              <w:top w:val="single" w:color="CCCCCC" w:sz="4"/>
+              <w:left w:val="single" w:color="CCCCCC" w:sz="4"/>
+              <w:bottom w:val="single" w:color="CCCCCC" w:sz="4"/>
+              <w:right w:val="single" w:color="CCCCCC" w:sz="4"/>
+            </w:tcBorders>
+            <w:tcMar>
+              <w:top w:type="dxa" w:w="80"/>
+              <w:left w:type="dxa" w:w="120"/>
+              <w:bottom w:type="dxa" w:w="80"/>
+              <w:right w:type="dxa" w:w="120"/>
+            </w:tcMar>
+          </w:tcPr>
+          <w:p>
+            <w:pPr>
+              <w:spacing w:after="0"/>
+              <w:jc w:val="right"/>
+            </w:pPr>
+            <w:r>
+              <w:rPr>
+                <w:rFonts w:ascii="Arial" w:cs="Arial" w:eastAsia="Arial" w:hAnsi="Arial"/>
+                <w:b w:val="false"/>
+                <w:bCs w:val="false"/>
+                <w:color w:val="2F8B72"/>
+                <w:sz w:val="20"/>
+                <w:szCs w:val="20"/>
+              </w:rPr>
+              <w:t xml:space="preserve">Rank ∞</w:t>
+            </w:r>
+          </w:p>
+        </w:tc>
+      </w:tr>
+      <w:tr>
+        <w:tc>
+          <w:tcPr>
+            <w:tcW w:type="dxa" w:w="3400"/>
+            <w:tcBorders>
+              <w:top w:val="single" w:color="CCCCCC" w:sz="4"/>
+              <w:left w:val="single" w:color="CCCCCC" w:sz="4"/>
+              <w:bottom w:val="single" w:color="CCCCCC" w:sz="4"/>
+              <w:right w:val="single" w:color="CCCCCC" w:sz="4"/>
+            </w:tcBorders>
+            <w:tcMar>
+              <w:top w:type="dxa" w:w="80"/>
+              <w:left w:type="dxa" w:w="120"/>
+              <w:bottom w:type="dxa" w:w="80"/>
+              <w:right w:type="dxa" w:w="120"/>
+            </w:tcMar>
+          </w:tcPr>
+          <w:p>
+            <w:pPr>
+              <w:spacing w:after="0"/>
+            </w:pPr>
+            <w:r>
+              <w:rPr>
+                <w:rFonts w:ascii="Arial" w:cs="Arial" w:eastAsia="Arial" w:hAnsi="Arial"/>
+                <w:b w:val="false"/>
+                <w:bCs w:val="false"/>
+                <w:color w:val="C97F1F"/>
+                <w:sz w:val="20"/>
+                <w:szCs w:val="20"/>
+              </w:rPr>
+              <w:t xml:space="preserve">MidCo (GAF) 6% 2030 bond  —  structurally subordinated</w:t>
+            </w:r>
+          </w:p>
+        </w:tc>
+        <w:tc>
+          <w:tcPr>
+            <w:tcW w:type="dxa" w:w="1300"/>
+            <w:tcBorders>
+              <w:top w:val="single" w:color="CCCCCC" w:sz="4"/>
+              <w:left w:val="single" w:color="CCCCCC" w:sz="4"/>
+              <w:bottom w:val="single" w:color="CCCCCC" w:sz="4"/>
+              <w:right w:val="single" w:color="CCCCCC" w:sz="4"/>
+            </w:tcBorders>
+            <w:tcMar>
+              <w:top w:type="dxa" w:w="80"/>
+              <w:left w:type="dxa" w:w="120"/>
+              <w:bottom w:type="dxa" w:w="80"/>
+              <w:right w:type="dxa" w:w="120"/>
+            </w:tcMar>
+          </w:tcPr>
+          <w:p>
+            <w:pPr>
+              <w:spacing w:after="0"/>
+              <w:jc w:val="right"/>
+            </w:pPr>
+            <w:r>
+              <w:rPr>
+                <w:rFonts w:ascii="Arial" w:cs="Arial" w:eastAsia="Arial" w:hAnsi="Arial"/>
+                <w:b w:val="false"/>
+                <w:bCs w:val="false"/>
+                <w:color w:val="C97F1F"/>
+                <w:sz w:val="20"/>
+                <w:szCs w:val="20"/>
+              </w:rPr>
+              <w:t xml:space="preserve">475.0</w:t>
+            </w:r>
+          </w:p>
+        </w:tc>
+        <w:tc>
+          <w:tcPr>
+            <w:tcW w:type="dxa" w:w="1300"/>
+            <w:tcBorders>
+              <w:top w:val="single" w:color="CCCCCC" w:sz="4"/>
+              <w:left w:val="single" w:color="CCCCCC" w:sz="4"/>
+              <w:bottom w:val="single" w:color="CCCCCC" w:sz="4"/>
+              <w:right w:val="single" w:color="CCCCCC" w:sz="4"/>
+            </w:tcBorders>
+            <w:tcMar>
+              <w:top w:type="dxa" w:w="80"/>
+              <w:left w:type="dxa" w:w="120"/>
+              <w:bottom w:type="dxa" w:w="80"/>
+              <w:right w:type="dxa" w:w="120"/>
+            </w:tcMar>
+          </w:tcPr>
+          <w:p>
+            <w:pPr>
+              <w:spacing w:after="0"/>
+              <w:jc w:val="right"/>
+            </w:pPr>
+            <w:r>
+              <w:rPr>
+                <w:rFonts w:ascii="Arial" w:cs="Arial" w:eastAsia="Arial" w:hAnsi="Arial"/>
+                <w:b w:val="false"/>
+                <w:bCs w:val="false"/>
+                <w:color w:val="C97F1F"/>
+                <w:sz w:val="20"/>
+                <w:szCs w:val="20"/>
+              </w:rPr>
+              <w:t xml:space="preserve">0.0</w:t>
+            </w:r>
+          </w:p>
+        </w:tc>
+        <w:tc>
+          <w:tcPr>
+            <w:tcW w:type="dxa" w:w="1300"/>
+            <w:tcBorders>
+              <w:top w:val="single" w:color="CCCCCC" w:sz="4"/>
+              <w:left w:val="single" w:color="CCCCCC" w:sz="4"/>
+              <w:bottom w:val="single" w:color="CCCCCC" w:sz="4"/>
+              <w:right w:val="single" w:color="CCCCCC" w:sz="4"/>
+            </w:tcBorders>
+            <w:tcMar>
+              <w:top w:type="dxa" w:w="80"/>
+              <w:left w:type="dxa" w:w="120"/>
+              <w:bottom w:type="dxa" w:w="80"/>
+              <w:right w:type="dxa" w:w="120"/>
+            </w:tcMar>
+          </w:tcPr>
+          <w:p>
+            <w:pPr>
+              <w:spacing w:after="0"/>
+              <w:jc w:val="right"/>
+            </w:pPr>
+            <w:r>
+              <w:rPr>
+                <w:rFonts w:ascii="Arial" w:cs="Arial" w:eastAsia="Arial" w:hAnsi="Arial"/>
+                <w:b w:val="false"/>
+                <w:bCs w:val="false"/>
+                <w:color w:val="C97F1F"/>
+                <w:sz w:val="20"/>
+                <w:szCs w:val="20"/>
+              </w:rPr>
+              <w:t xml:space="preserve">7.3%</w:t>
+            </w:r>
+          </w:p>
+        </w:tc>
+        <w:tc>
+          <w:tcPr>
+            <w:tcW w:type="dxa" w:w="2060"/>
+            <w:tcBorders>
+              <w:top w:val="single" w:color="CCCCCC" w:sz="4"/>
+              <w:left w:val="single" w:color="CCCCCC" w:sz="4"/>
+              <w:bottom w:val="single" w:color="CCCCCC" w:sz="4"/>
+              <w:right w:val="single" w:color="CCCCCC" w:sz="4"/>
+            </w:tcBorders>
+            <w:tcMar>
+              <w:top w:type="dxa" w:w="80"/>
+              <w:left w:type="dxa" w:w="120"/>
+              <w:bottom w:type="dxa" w:w="80"/>
+              <w:right w:type="dxa" w:w="120"/>
+            </w:tcMar>
+          </w:tcPr>
+          <w:p>
+            <w:pPr>
+              <w:spacing w:after="0"/>
+              <w:jc w:val="right"/>
+            </w:pPr>
+            <w:r>
+              <w:rPr>
+                <w:rFonts w:ascii="Arial" w:cs="Arial" w:eastAsia="Arial" w:hAnsi="Arial"/>
+                <w:b w:val="false"/>
+                <w:bCs w:val="false"/>
+                <w:color w:val="C97F1F"/>
+                <w:sz w:val="20"/>
+                <w:szCs w:val="20"/>
+              </w:rPr>
+              <w:t xml:space="preserve">Rank 2</w:t>
+            </w:r>
+          </w:p>
+        </w:tc>
+      </w:tr>
+      <w:tr>
+        <w:tc>
+          <w:tcPr>
+            <w:tcW w:type="dxa" w:w="3400"/>
+            <w:tcBorders>
+              <w:top w:val="single" w:color="CCCCCC" w:sz="4"/>
+              <w:left w:val="single" w:color="CCCCCC" w:sz="4"/>
+              <w:bottom w:val="single" w:color="CCCCCC" w:sz="4"/>
+              <w:right w:val="single" w:color="CCCCCC" w:sz="4"/>
+            </w:tcBorders>
+            <w:tcMar>
+              <w:top w:type="dxa" w:w="80"/>
+              <w:left w:type="dxa" w:w="120"/>
+              <w:bottom w:type="dxa" w:w="80"/>
+              <w:right w:type="dxa" w:w="120"/>
+            </w:tcMar>
+          </w:tcPr>
+          <w:p>
+            <w:pPr>
+              <w:spacing w:after="0"/>
+            </w:pPr>
+            <w:r>
+              <w:rPr>
+                <w:rFonts w:ascii="Arial" w:cs="Arial" w:eastAsia="Arial" w:hAnsi="Arial"/>
+                <w:b/>
+                <w:bCs/>
+                <w:color w:val="1F6FA5"/>
+                <w:sz w:val="20"/>
+                <w:szCs w:val="20"/>
+              </w:rPr>
+              <w:t xml:space="preserve">Class A senior secured (11 bonds, pari-passu)</w:t>
+            </w:r>
+          </w:p>
+        </w:tc>
+        <w:tc>
+          <w:tcPr>
+            <w:tcW w:type="dxa" w:w="1300"/>
+            <w:tcBorders>
+              <w:top w:val="single" w:color="CCCCCC" w:sz="4"/>
+              <w:left w:val="single" w:color="CCCCCC" w:sz="4"/>
+              <w:bottom w:val="single" w:color="CCCCCC" w:sz="4"/>
+              <w:right w:val="single" w:color="CCCCCC" w:sz="4"/>
+            </w:tcBorders>
+            <w:tcMar>
+              <w:top w:type="dxa" w:w="80"/>
+              <w:left w:type="dxa" w:w="120"/>
+              <w:bottom w:type="dxa" w:w="80"/>
+              <w:right w:type="dxa" w:w="120"/>
+            </w:tcMar>
+          </w:tcPr>
+          <w:p>
+            <w:pPr>
+              <w:spacing w:after="0"/>
+              <w:jc w:val="right"/>
+            </w:pPr>
+            <w:r>
+              <w:rPr>
+                <w:rFonts w:ascii="Arial" w:cs="Arial" w:eastAsia="Arial" w:hAnsi="Arial"/>
+                <w:b/>
+                <w:bCs/>
+                <w:color w:val="1F6FA5"/>
+                <w:sz w:val="20"/>
+                <w:szCs w:val="20"/>
+              </w:rPr>
+              <w:t xml:space="preserve">3,364.6</w:t>
+            </w:r>
+          </w:p>
+        </w:tc>
+        <w:tc>
+          <w:tcPr>
+            <w:tcW w:type="dxa" w:w="1300"/>
+            <w:tcBorders>
+              <w:top w:val="single" w:color="CCCCCC" w:sz="4"/>
+              <w:left w:val="single" w:color="CCCCCC" w:sz="4"/>
+              <w:bottom w:val="single" w:color="CCCCCC" w:sz="4"/>
+              <w:right w:val="single" w:color="CCCCCC" w:sz="4"/>
+            </w:tcBorders>
+            <w:tcMar>
+              <w:top w:type="dxa" w:w="80"/>
+              <w:left w:type="dxa" w:w="120"/>
+              <w:bottom w:type="dxa" w:w="80"/>
+              <w:right w:type="dxa" w:w="120"/>
+            </w:tcMar>
+          </w:tcPr>
+          <w:p>
+            <w:pPr>
+              <w:spacing w:after="0"/>
+              <w:jc w:val="right"/>
+            </w:pPr>
+            <w:r>
+              <w:rPr>
+                <w:rFonts w:ascii="Arial" w:cs="Arial" w:eastAsia="Arial" w:hAnsi="Arial"/>
+                <w:b/>
+                <w:bCs/>
+                <w:color w:val="1F6FA5"/>
+                <w:sz w:val="20"/>
+                <w:szCs w:val="20"/>
+              </w:rPr>
+              <w:t xml:space="preserve">125.0</w:t>
+            </w:r>
+          </w:p>
+        </w:tc>
+        <w:tc>
+          <w:tcPr>
+            <w:tcW w:type="dxa" w:w="1300"/>
+            <w:tcBorders>
+              <w:top w:val="single" w:color="CCCCCC" w:sz="4"/>
+              <w:left w:val="single" w:color="CCCCCC" w:sz="4"/>
+              <w:bottom w:val="single" w:color="CCCCCC" w:sz="4"/>
+              <w:right w:val="single" w:color="CCCCCC" w:sz="4"/>
+            </w:tcBorders>
+            <w:tcMar>
+              <w:top w:type="dxa" w:w="80"/>
+              <w:left w:type="dxa" w:w="120"/>
+              <w:bottom w:type="dxa" w:w="80"/>
+              <w:right w:type="dxa" w:w="120"/>
+            </w:tcMar>
+          </w:tcPr>
+          <w:p>
+            <w:pPr>
+              <w:spacing w:after="0"/>
+              <w:jc w:val="right"/>
+            </w:pPr>
+            <w:r>
+              <w:rPr>
+                <w:rFonts w:ascii="Arial" w:cs="Arial" w:eastAsia="Arial" w:hAnsi="Arial"/>
+                <w:b/>
+                <w:bCs/>
+                <w:color w:val="1F6FA5"/>
+                <w:sz w:val="20"/>
+                <w:szCs w:val="20"/>
+              </w:rPr>
+              <w:t xml:space="preserve">51.8%</w:t>
+            </w:r>
+          </w:p>
+        </w:tc>
+        <w:tc>
+          <w:tcPr>
+            <w:tcW w:type="dxa" w:w="2060"/>
+            <w:tcBorders>
+              <w:top w:val="single" w:color="CCCCCC" w:sz="4"/>
+              <w:left w:val="single" w:color="CCCCCC" w:sz="4"/>
+              <w:bottom w:val="single" w:color="CCCCCC" w:sz="4"/>
+              <w:right w:val="single" w:color="CCCCCC" w:sz="4"/>
+            </w:tcBorders>
+            <w:tcMar>
+              <w:top w:type="dxa" w:w="80"/>
+              <w:left w:type="dxa" w:w="120"/>
+              <w:bottom w:type="dxa" w:w="80"/>
+              <w:right w:type="dxa" w:w="120"/>
+            </w:tcMar>
+          </w:tcPr>
+          <w:p>
+            <w:pPr>
+              <w:spacing w:after="0"/>
+              <w:jc w:val="right"/>
+            </w:pPr>
+            <w:r>
+              <w:rPr>
+                <w:rFonts w:ascii="Arial" w:cs="Arial" w:eastAsia="Arial" w:hAnsi="Arial"/>
+                <w:b/>
+                <w:bCs/>
+                <w:color w:val="1F6FA5"/>
+                <w:sz w:val="20"/>
+                <w:szCs w:val="20"/>
+              </w:rPr>
+              <w:t xml:space="preserve">Rank 1  (our position)</w:t>
+            </w:r>
+          </w:p>
+        </w:tc>
+      </w:tr>
+      <w:tr>
+        <w:tc>
+          <w:tcPr>
+            <w:tcW w:type="dxa" w:w="3400"/>
+            <w:tcBorders>
+              <w:top w:val="single" w:color="CCCCCC" w:sz="4"/>
+              <w:left w:val="single" w:color="CCCCCC" w:sz="4"/>
+              <w:bottom w:val="single" w:color="CCCCCC" w:sz="4"/>
+              <w:right w:val="single" w:color="CCCCCC" w:sz="4"/>
+            </w:tcBorders>
+            <w:shd w:fill="D6E4F0" w:val="clear"/>
+            <w:tcMar>
+              <w:top w:type="dxa" w:w="80"/>
+              <w:left w:type="dxa" w:w="120"/>
+              <w:bottom w:type="dxa" w:w="80"/>
+              <w:right w:type="dxa" w:w="120"/>
+            </w:tcMar>
+          </w:tcPr>
+          <w:p>
+            <w:pPr>
+              <w:spacing w:after="0"/>
+            </w:pPr>
+            <w:r>
+              <w:rPr>
+                <w:rFonts w:ascii="Arial" w:cs="Arial" w:eastAsia="Arial" w:hAnsi="Arial"/>
+                <w:b/>
+                <w:bCs/>
+                <w:color w:val="000000"/>
+                <w:sz w:val="20"/>
+                <w:szCs w:val="20"/>
+              </w:rPr>
+              <w:t xml:space="preserve">Enterprise Value (assumed, OpCo-level)</w:t>
+            </w:r>
+          </w:p>
+        </w:tc>
+        <w:tc>
+          <w:tcPr>
+            <w:tcW w:type="dxa" w:w="1300"/>
+            <w:tcBorders>
+              <w:top w:val="single" w:color="CCCCCC" w:sz="4"/>
+              <w:left w:val="single" w:color="CCCCCC" w:sz="4"/>
+              <w:bottom w:val="single" w:color="CCCCCC" w:sz="4"/>
+              <w:right w:val="single" w:color="CCCCCC" w:sz="4"/>
+            </w:tcBorders>
+            <w:shd w:fill="D6E4F0" w:val="clear"/>
+            <w:tcMar>
+              <w:top w:type="dxa" w:w="80"/>
+              <w:left w:type="dxa" w:w="120"/>
+              <w:bottom w:type="dxa" w:w="80"/>
+              <w:right w:type="dxa" w:w="120"/>
+            </w:tcMar>
+          </w:tcPr>
+          <w:p>
+            <w:pPr>
+              <w:spacing w:after="0"/>
+              <w:jc w:val="right"/>
+            </w:pPr>
+            <w:r>
+              <w:rPr>
+                <w:rFonts w:ascii="Arial" w:cs="Arial" w:eastAsia="Arial" w:hAnsi="Arial"/>
+                <w:b/>
+                <w:bCs/>
+                <w:color w:val="000000"/>
+                <w:sz w:val="20"/>
+                <w:szCs w:val="20"/>
+              </w:rPr>
+              <w:t xml:space="preserve">6,500.0</w:t>
+            </w:r>
+          </w:p>
+        </w:tc>
+        <w:tc>
+          <w:tcPr>
+            <w:tcW w:type="dxa" w:w="1300"/>
+            <w:tcBorders>
+              <w:top w:val="single" w:color="CCCCCC" w:sz="4"/>
+              <w:left w:val="single" w:color="CCCCCC" w:sz="4"/>
+              <w:bottom w:val="single" w:color="CCCCCC" w:sz="4"/>
+              <w:right w:val="single" w:color="CCCCCC" w:sz="4"/>
+            </w:tcBorders>
+            <w:shd w:fill="D6E4F0" w:val="clear"/>
+            <w:tcMar>
+              <w:top w:type="dxa" w:w="80"/>
+              <w:left w:type="dxa" w:w="120"/>
+              <w:bottom w:type="dxa" w:w="80"/>
+              <w:right w:type="dxa" w:w="120"/>
+            </w:tcMar>
+          </w:tcPr>
+          <w:p>
+            <w:pPr>
+              <w:spacing w:after="0"/>
+              <w:jc w:val="right"/>
+            </w:pPr>
+            <w:r>
+              <w:rPr>
+                <w:rFonts w:ascii="Arial" w:cs="Arial" w:eastAsia="Arial" w:hAnsi="Arial"/>
+                <w:b/>
+                <w:bCs/>
+                <w:color w:val="000000"/>
+                <w:sz w:val="20"/>
+                <w:szCs w:val="20"/>
+              </w:rPr>
+              <w:t xml:space="preserve">125.0</w:t>
+            </w:r>
+          </w:p>
+        </w:tc>
+        <w:tc>
+          <w:tcPr>
+            <w:tcW w:type="dxa" w:w="1300"/>
+            <w:tcBorders>
+              <w:top w:val="single" w:color="CCCCCC" w:sz="4"/>
+              <w:left w:val="single" w:color="CCCCCC" w:sz="4"/>
+              <w:bottom w:val="single" w:color="CCCCCC" w:sz="4"/>
+              <w:right w:val="single" w:color="CCCCCC" w:sz="4"/>
+            </w:tcBorders>
+            <w:shd w:fill="D6E4F0" w:val="clear"/>
+            <w:tcMar>
+              <w:top w:type="dxa" w:w="80"/>
+              <w:left w:type="dxa" w:w="120"/>
+              <w:bottom w:type="dxa" w:w="80"/>
+              <w:right w:type="dxa" w:w="120"/>
+            </w:tcMar>
+          </w:tcPr>
+          <w:p>
+            <w:pPr>
+              <w:spacing w:after="0"/>
+              <w:jc w:val="right"/>
+            </w:pPr>
+            <w:r>
+              <w:rPr>
+                <w:rFonts w:ascii="Arial" w:cs="Arial" w:eastAsia="Arial" w:hAnsi="Arial"/>
+                <w:b/>
+                <w:bCs/>
+                <w:color w:val="000000"/>
+                <w:sz w:val="20"/>
+                <w:szCs w:val="20"/>
+              </w:rPr>
+              <w:t xml:space="preserve">100.0%</w:t>
+            </w:r>
+          </w:p>
+        </w:tc>
+        <w:tc>
+          <w:tcPr>
+            <w:tcW w:type="dxa" w:w="2060"/>
+            <w:tcBorders>
+              <w:top w:val="single" w:color="CCCCCC" w:sz="4"/>
+              <w:left w:val="single" w:color="CCCCCC" w:sz="4"/>
+              <w:bottom w:val="single" w:color="CCCCCC" w:sz="4"/>
+              <w:right w:val="single" w:color="CCCCCC" w:sz="4"/>
+            </w:tcBorders>
+            <w:shd w:fill="D6E4F0" w:val="clear"/>
+            <w:tcMar>
+              <w:top w:type="dxa" w:w="80"/>
+              <w:left w:type="dxa" w:w="120"/>
+              <w:bottom w:type="dxa" w:w="80"/>
+              <w:right w:type="dxa" w:w="120"/>
+            </w:tcMar>
+          </w:tcPr>
+          <w:p>
+            <w:pPr>
+              <w:spacing w:after="0"/>
+            </w:pPr>
+            <w:r>
+              <w:rPr>
+                <w:rFonts w:ascii="Arial" w:cs="Arial" w:eastAsia="Arial" w:hAnsi="Arial"/>
+                <w:b w:val="false"/>
+                <w:bCs w:val="false"/>
+                <w:color w:val="000000"/>
+                <w:sz w:val="20"/>
+                <w:szCs w:val="20"/>
+              </w:rPr>
+              <w:t xml:space="preserve"/>
+            </w:r>
+          </w:p>
+        </w:tc>
+      </w:tr>
+    </w:tbl>
     <w:p>
       <w:pPr>
         <w:spacing w:after="120"/>
@@ -4900,17 +6436,12 @@
           <w:sz w:val="26"/>
           <w:szCs w:val="26"/>
         </w:rPr>
-        <w:t xml:space="preserve">5. Our position (as a £125m Class A bondholder)</w:t>
+        <w:t xml:space="preserve">5. Derived metrics — deal view vs our view</w:t>
       </w:r>
     </w:p>
     <w:p>
       <w:pPr>
-        <w:pStyle w:val="ListParagraph"/>
-        <w:numPr>
-          <w:ilvl w:val="0"/>
-          <w:numId w:val="2"/>
-        </w:numPr>
-        <w:spacing w:after="80"/>
+        <w:spacing w:after="120"/>
       </w:pPr>
       <w:r>
         <w:rPr>
@@ -4918,17 +6449,961 @@
           <w:sz w:val="22"/>
           <w:szCs w:val="22"/>
         </w:rPr>
-        <w:t xml:space="preserve">Priority rank: 1 — first claim on OpCo cashflows, pari-passu with every other Class A bondholder.</w:t>
+        <w:t xml:space="preserve">The two-column structure carries through to the ratios. Deal-level metrics describe how the deal is put together; our-view metrics describe where our claim sits within it.</w:t>
       </w:r>
     </w:p>
+    <w:tbl>
+      <w:tblPr>
+        <w:tblW w:type="dxa" w:w="9360"/>
+        <w:tblBorders>
+          <w:top w:val="single" w:color="auto" w:sz="4"/>
+          <w:left w:val="single" w:color="auto" w:sz="4"/>
+          <w:bottom w:val="single" w:color="auto" w:sz="4"/>
+          <w:right w:val="single" w:color="auto" w:sz="4"/>
+          <w:insideH w:val="single" w:color="auto" w:sz="4"/>
+          <w:insideV w:val="single" w:color="auto" w:sz="4"/>
+        </w:tblBorders>
+      </w:tblPr>
+      <w:tblGrid>
+        <w:gridCol w:w="4200"/>
+        <w:gridCol w:w="2500"/>
+        <w:gridCol w:w="2660"/>
+      </w:tblGrid>
+      <w:tr>
+        <w:trPr>
+          <w:tblHeader/>
+        </w:trPr>
+        <w:tc>
+          <w:tcPr>
+            <w:tcW w:type="dxa" w:w="4200"/>
+            <w:tcBorders>
+              <w:top w:val="single" w:color="CCCCCC" w:sz="4"/>
+              <w:left w:val="single" w:color="CCCCCC" w:sz="4"/>
+              <w:bottom w:val="single" w:color="CCCCCC" w:sz="4"/>
+              <w:right w:val="single" w:color="CCCCCC" w:sz="4"/>
+            </w:tcBorders>
+            <w:shd w:fill="D6E4F0" w:val="clear"/>
+            <w:tcMar>
+              <w:top w:type="dxa" w:w="80"/>
+              <w:left w:type="dxa" w:w="120"/>
+              <w:bottom w:type="dxa" w:w="80"/>
+              <w:right w:type="dxa" w:w="120"/>
+            </w:tcMar>
+          </w:tcPr>
+          <w:p>
+            <w:pPr>
+              <w:spacing w:after="0"/>
+            </w:pPr>
+            <w:r>
+              <w:rPr>
+                <w:rFonts w:ascii="Arial" w:cs="Arial" w:eastAsia="Arial" w:hAnsi="Arial"/>
+                <w:b/>
+                <w:bCs/>
+                <w:color w:val="000000"/>
+                <w:sz w:val="19"/>
+                <w:szCs w:val="19"/>
+              </w:rPr>
+              <w:t xml:space="preserve">Metric</w:t>
+            </w:r>
+          </w:p>
+        </w:tc>
+        <w:tc>
+          <w:tcPr>
+            <w:tcW w:type="dxa" w:w="2500"/>
+            <w:tcBorders>
+              <w:top w:val="single" w:color="CCCCCC" w:sz="4"/>
+              <w:left w:val="single" w:color="CCCCCC" w:sz="4"/>
+              <w:bottom w:val="single" w:color="CCCCCC" w:sz="4"/>
+              <w:right w:val="single" w:color="CCCCCC" w:sz="4"/>
+            </w:tcBorders>
+            <w:shd w:fill="D6E4F0" w:val="clear"/>
+            <w:tcMar>
+              <w:top w:type="dxa" w:w="80"/>
+              <w:left w:type="dxa" w:w="120"/>
+              <w:bottom w:type="dxa" w:w="80"/>
+              <w:right w:type="dxa" w:w="120"/>
+            </w:tcMar>
+          </w:tcPr>
+          <w:p>
+            <w:pPr>
+              <w:spacing w:after="0"/>
+            </w:pPr>
+            <w:r>
+              <w:rPr>
+                <w:rFonts w:ascii="Arial" w:cs="Arial" w:eastAsia="Arial" w:hAnsi="Arial"/>
+                <w:b/>
+                <w:bCs/>
+                <w:color w:val="000000"/>
+                <w:sz w:val="19"/>
+                <w:szCs w:val="19"/>
+              </w:rPr>
+              <w:t xml:space="preserve">Deal (total)</w:t>
+            </w:r>
+          </w:p>
+        </w:tc>
+        <w:tc>
+          <w:tcPr>
+            <w:tcW w:type="dxa" w:w="2660"/>
+            <w:tcBorders>
+              <w:top w:val="single" w:color="CCCCCC" w:sz="4"/>
+              <w:left w:val="single" w:color="CCCCCC" w:sz="4"/>
+              <w:bottom w:val="single" w:color="CCCCCC" w:sz="4"/>
+              <w:right w:val="single" w:color="CCCCCC" w:sz="4"/>
+            </w:tcBorders>
+            <w:shd w:fill="D6E4F0" w:val="clear"/>
+            <w:tcMar>
+              <w:top w:type="dxa" w:w="80"/>
+              <w:left w:type="dxa" w:w="120"/>
+              <w:bottom w:type="dxa" w:w="80"/>
+              <w:right w:type="dxa" w:w="120"/>
+            </w:tcMar>
+          </w:tcPr>
+          <w:p>
+            <w:pPr>
+              <w:spacing w:after="0"/>
+            </w:pPr>
+            <w:r>
+              <w:rPr>
+                <w:rFonts w:ascii="Arial" w:cs="Arial" w:eastAsia="Arial" w:hAnsi="Arial"/>
+                <w:b/>
+                <w:bCs/>
+                <w:color w:val="000000"/>
+                <w:sz w:val="19"/>
+                <w:szCs w:val="19"/>
+              </w:rPr>
+              <w:t xml:space="preserve">Our exposure view</w:t>
+            </w:r>
+          </w:p>
+        </w:tc>
+      </w:tr>
+      <w:tr>
+        <w:tc>
+          <w:tcPr>
+            <w:tcW w:type="dxa" w:w="4200"/>
+            <w:tcBorders>
+              <w:top w:val="single" w:color="CCCCCC" w:sz="4"/>
+              <w:left w:val="single" w:color="CCCCCC" w:sz="4"/>
+              <w:bottom w:val="single" w:color="CCCCCC" w:sz="4"/>
+              <w:right w:val="single" w:color="CCCCCC" w:sz="4"/>
+            </w:tcBorders>
+            <w:tcMar>
+              <w:top w:type="dxa" w:w="80"/>
+              <w:left w:type="dxa" w:w="120"/>
+              <w:bottom w:type="dxa" w:w="80"/>
+              <w:right w:type="dxa" w:w="120"/>
+            </w:tcMar>
+          </w:tcPr>
+          <w:p>
+            <w:pPr>
+              <w:spacing w:after="0"/>
+            </w:pPr>
+            <w:r>
+              <w:rPr>
+                <w:rFonts w:ascii="Arial" w:cs="Arial" w:eastAsia="Arial" w:hAnsi="Arial"/>
+                <w:b w:val="false"/>
+                <w:bCs w:val="false"/>
+                <w:color w:val="000000"/>
+                <w:sz w:val="20"/>
+                <w:szCs w:val="20"/>
+              </w:rPr>
+              <w:t xml:space="preserve">Senior LTV (Class A / EV)</w:t>
+            </w:r>
+          </w:p>
+        </w:tc>
+        <w:tc>
+          <w:tcPr>
+            <w:tcW w:type="dxa" w:w="2500"/>
+            <w:tcBorders>
+              <w:top w:val="single" w:color="CCCCCC" w:sz="4"/>
+              <w:left w:val="single" w:color="CCCCCC" w:sz="4"/>
+              <w:bottom w:val="single" w:color="CCCCCC" w:sz="4"/>
+              <w:right w:val="single" w:color="CCCCCC" w:sz="4"/>
+            </w:tcBorders>
+            <w:tcMar>
+              <w:top w:type="dxa" w:w="80"/>
+              <w:left w:type="dxa" w:w="120"/>
+              <w:bottom w:type="dxa" w:w="80"/>
+              <w:right w:type="dxa" w:w="120"/>
+            </w:tcMar>
+          </w:tcPr>
+          <w:p>
+            <w:pPr>
+              <w:spacing w:after="0"/>
+              <w:jc w:val="right"/>
+            </w:pPr>
+            <w:r>
+              <w:rPr>
+                <w:rFonts w:ascii="Arial" w:cs="Arial" w:eastAsia="Arial" w:hAnsi="Arial"/>
+                <w:b w:val="false"/>
+                <w:bCs w:val="false"/>
+                <w:color w:val="000000"/>
+                <w:sz w:val="20"/>
+                <w:szCs w:val="20"/>
+              </w:rPr>
+              <w:t xml:space="preserve">51.8%</w:t>
+            </w:r>
+          </w:p>
+        </w:tc>
+        <w:tc>
+          <w:tcPr>
+            <w:tcW w:type="dxa" w:w="2660"/>
+            <w:tcBorders>
+              <w:top w:val="single" w:color="CCCCCC" w:sz="4"/>
+              <w:left w:val="single" w:color="CCCCCC" w:sz="4"/>
+              <w:bottom w:val="single" w:color="CCCCCC" w:sz="4"/>
+              <w:right w:val="single" w:color="CCCCCC" w:sz="4"/>
+            </w:tcBorders>
+            <w:tcMar>
+              <w:top w:type="dxa" w:w="80"/>
+              <w:left w:type="dxa" w:w="120"/>
+              <w:bottom w:type="dxa" w:w="80"/>
+              <w:right w:type="dxa" w:w="120"/>
+            </w:tcMar>
+          </w:tcPr>
+          <w:p>
+            <w:pPr>
+              <w:spacing w:after="0"/>
+              <w:jc w:val="right"/>
+            </w:pPr>
+            <w:r>
+              <w:rPr>
+                <w:rFonts w:ascii="Arial" w:cs="Arial" w:eastAsia="Arial" w:hAnsi="Arial"/>
+                <w:b w:val="false"/>
+                <w:bCs w:val="false"/>
+                <w:color w:val="000000"/>
+                <w:sz w:val="20"/>
+                <w:szCs w:val="20"/>
+              </w:rPr>
+              <w:t xml:space="preserve">51.8% (we’re senior)</w:t>
+            </w:r>
+          </w:p>
+        </w:tc>
+      </w:tr>
+      <w:tr>
+        <w:tc>
+          <w:tcPr>
+            <w:tcW w:type="dxa" w:w="4200"/>
+            <w:tcBorders>
+              <w:top w:val="single" w:color="CCCCCC" w:sz="4"/>
+              <w:left w:val="single" w:color="CCCCCC" w:sz="4"/>
+              <w:bottom w:val="single" w:color="CCCCCC" w:sz="4"/>
+              <w:right w:val="single" w:color="CCCCCC" w:sz="4"/>
+            </w:tcBorders>
+            <w:tcMar>
+              <w:top w:type="dxa" w:w="80"/>
+              <w:left w:type="dxa" w:w="120"/>
+              <w:bottom w:type="dxa" w:w="80"/>
+              <w:right w:type="dxa" w:w="120"/>
+            </w:tcMar>
+          </w:tcPr>
+          <w:p>
+            <w:pPr>
+              <w:spacing w:after="0"/>
+            </w:pPr>
+            <w:r>
+              <w:rPr>
+                <w:rFonts w:ascii="Arial" w:cs="Arial" w:eastAsia="Arial" w:hAnsi="Arial"/>
+                <w:b w:val="false"/>
+                <w:bCs w:val="false"/>
+                <w:color w:val="000000"/>
+                <w:sz w:val="20"/>
+                <w:szCs w:val="20"/>
+              </w:rPr>
+              <w:t xml:space="preserve">Total LTV (Class A + GAF / EV)</w:t>
+            </w:r>
+          </w:p>
+        </w:tc>
+        <w:tc>
+          <w:tcPr>
+            <w:tcW w:type="dxa" w:w="2500"/>
+            <w:tcBorders>
+              <w:top w:val="single" w:color="CCCCCC" w:sz="4"/>
+              <w:left w:val="single" w:color="CCCCCC" w:sz="4"/>
+              <w:bottom w:val="single" w:color="CCCCCC" w:sz="4"/>
+              <w:right w:val="single" w:color="CCCCCC" w:sz="4"/>
+            </w:tcBorders>
+            <w:tcMar>
+              <w:top w:type="dxa" w:w="80"/>
+              <w:left w:type="dxa" w:w="120"/>
+              <w:bottom w:type="dxa" w:w="80"/>
+              <w:right w:type="dxa" w:w="120"/>
+            </w:tcMar>
+          </w:tcPr>
+          <w:p>
+            <w:pPr>
+              <w:spacing w:after="0"/>
+              <w:jc w:val="right"/>
+            </w:pPr>
+            <w:r>
+              <w:rPr>
+                <w:rFonts w:ascii="Arial" w:cs="Arial" w:eastAsia="Arial" w:hAnsi="Arial"/>
+                <w:b w:val="false"/>
+                <w:bCs w:val="false"/>
+                <w:color w:val="000000"/>
+                <w:sz w:val="20"/>
+                <w:szCs w:val="20"/>
+              </w:rPr>
+              <w:t xml:space="preserve">59.1%</w:t>
+            </w:r>
+          </w:p>
+        </w:tc>
+        <w:tc>
+          <w:tcPr>
+            <w:tcW w:type="dxa" w:w="2660"/>
+            <w:tcBorders>
+              <w:top w:val="single" w:color="CCCCCC" w:sz="4"/>
+              <w:left w:val="single" w:color="CCCCCC" w:sz="4"/>
+              <w:bottom w:val="single" w:color="CCCCCC" w:sz="4"/>
+              <w:right w:val="single" w:color="CCCCCC" w:sz="4"/>
+            </w:tcBorders>
+            <w:tcMar>
+              <w:top w:type="dxa" w:w="80"/>
+              <w:left w:type="dxa" w:w="120"/>
+              <w:bottom w:type="dxa" w:w="80"/>
+              <w:right w:type="dxa" w:w="120"/>
+            </w:tcMar>
+          </w:tcPr>
+          <w:p>
+            <w:pPr>
+              <w:spacing w:after="0"/>
+              <w:jc w:val="right"/>
+            </w:pPr>
+            <w:r>
+              <w:rPr>
+                <w:rFonts w:ascii="Arial" w:cs="Arial" w:eastAsia="Arial" w:hAnsi="Arial"/>
+                <w:b w:val="false"/>
+                <w:bCs w:val="false"/>
+                <w:color w:val="000000"/>
+                <w:sz w:val="20"/>
+                <w:szCs w:val="20"/>
+              </w:rPr>
+              <w:t xml:space="preserve">n/a — we hold only senior</w:t>
+            </w:r>
+          </w:p>
+        </w:tc>
+      </w:tr>
+      <w:tr>
+        <w:tc>
+          <w:tcPr>
+            <w:tcW w:type="dxa" w:w="4200"/>
+            <w:tcBorders>
+              <w:top w:val="single" w:color="CCCCCC" w:sz="4"/>
+              <w:left w:val="single" w:color="CCCCCC" w:sz="4"/>
+              <w:bottom w:val="single" w:color="CCCCCC" w:sz="4"/>
+              <w:right w:val="single" w:color="CCCCCC" w:sz="4"/>
+            </w:tcBorders>
+            <w:tcMar>
+              <w:top w:type="dxa" w:w="80"/>
+              <w:left w:type="dxa" w:w="120"/>
+              <w:bottom w:type="dxa" w:w="80"/>
+              <w:right w:type="dxa" w:w="120"/>
+            </w:tcMar>
+          </w:tcPr>
+          <w:p>
+            <w:pPr>
+              <w:spacing w:after="0"/>
+            </w:pPr>
+            <w:r>
+              <w:rPr>
+                <w:rFonts w:ascii="Arial" w:cs="Arial" w:eastAsia="Arial" w:hAnsi="Arial"/>
+                <w:b w:val="false"/>
+                <w:bCs w:val="false"/>
+                <w:color w:val="000000"/>
+                <w:sz w:val="20"/>
+                <w:szCs w:val="20"/>
+              </w:rPr>
+              <w:t xml:space="preserve">Senior leverage (Class A / EBITDA)</w:t>
+            </w:r>
+          </w:p>
+        </w:tc>
+        <w:tc>
+          <w:tcPr>
+            <w:tcW w:type="dxa" w:w="2500"/>
+            <w:tcBorders>
+              <w:top w:val="single" w:color="CCCCCC" w:sz="4"/>
+              <w:left w:val="single" w:color="CCCCCC" w:sz="4"/>
+              <w:bottom w:val="single" w:color="CCCCCC" w:sz="4"/>
+              <w:right w:val="single" w:color="CCCCCC" w:sz="4"/>
+            </w:tcBorders>
+            <w:tcMar>
+              <w:top w:type="dxa" w:w="80"/>
+              <w:left w:type="dxa" w:w="120"/>
+              <w:bottom w:type="dxa" w:w="80"/>
+              <w:right w:type="dxa" w:w="120"/>
+            </w:tcMar>
+          </w:tcPr>
+          <w:p>
+            <w:pPr>
+              <w:spacing w:after="0"/>
+              <w:jc w:val="right"/>
+            </w:pPr>
+            <w:r>
+              <w:rPr>
+                <w:rFonts w:ascii="Arial" w:cs="Arial" w:eastAsia="Arial" w:hAnsi="Arial"/>
+                <w:b w:val="false"/>
+                <w:bCs w:val="false"/>
+                <w:color w:val="000000"/>
+                <w:sz w:val="20"/>
+                <w:szCs w:val="20"/>
+              </w:rPr>
+              <w:t xml:space="preserve">5.89×</w:t>
+            </w:r>
+          </w:p>
+        </w:tc>
+        <w:tc>
+          <w:tcPr>
+            <w:tcW w:type="dxa" w:w="2660"/>
+            <w:tcBorders>
+              <w:top w:val="single" w:color="CCCCCC" w:sz="4"/>
+              <w:left w:val="single" w:color="CCCCCC" w:sz="4"/>
+              <w:bottom w:val="single" w:color="CCCCCC" w:sz="4"/>
+              <w:right w:val="single" w:color="CCCCCC" w:sz="4"/>
+            </w:tcBorders>
+            <w:tcMar>
+              <w:top w:type="dxa" w:w="80"/>
+              <w:left w:type="dxa" w:w="120"/>
+              <w:bottom w:type="dxa" w:w="80"/>
+              <w:right w:type="dxa" w:w="120"/>
+            </w:tcMar>
+          </w:tcPr>
+          <w:p>
+            <w:pPr>
+              <w:spacing w:after="0"/>
+              <w:jc w:val="right"/>
+            </w:pPr>
+            <w:r>
+              <w:rPr>
+                <w:rFonts w:ascii="Arial" w:cs="Arial" w:eastAsia="Arial" w:hAnsi="Arial"/>
+                <w:b w:val="false"/>
+                <w:bCs w:val="false"/>
+                <w:color w:val="000000"/>
+                <w:sz w:val="20"/>
+                <w:szCs w:val="20"/>
+              </w:rPr>
+              <w:t xml:space="preserve">5.89×</w:t>
+            </w:r>
+          </w:p>
+        </w:tc>
+      </w:tr>
+      <w:tr>
+        <w:tc>
+          <w:tcPr>
+            <w:tcW w:type="dxa" w:w="4200"/>
+            <w:tcBorders>
+              <w:top w:val="single" w:color="CCCCCC" w:sz="4"/>
+              <w:left w:val="single" w:color="CCCCCC" w:sz="4"/>
+              <w:bottom w:val="single" w:color="CCCCCC" w:sz="4"/>
+              <w:right w:val="single" w:color="CCCCCC" w:sz="4"/>
+            </w:tcBorders>
+            <w:tcMar>
+              <w:top w:type="dxa" w:w="80"/>
+              <w:left w:type="dxa" w:w="120"/>
+              <w:bottom w:type="dxa" w:w="80"/>
+              <w:right w:type="dxa" w:w="120"/>
+            </w:tcMar>
+          </w:tcPr>
+          <w:p>
+            <w:pPr>
+              <w:spacing w:after="0"/>
+            </w:pPr>
+            <w:r>
+              <w:rPr>
+                <w:rFonts w:ascii="Arial" w:cs="Arial" w:eastAsia="Arial" w:hAnsi="Arial"/>
+                <w:b w:val="false"/>
+                <w:bCs w:val="false"/>
+                <w:color w:val="000000"/>
+                <w:sz w:val="20"/>
+                <w:szCs w:val="20"/>
+              </w:rPr>
+              <w:t xml:space="preserve">Consolidated leverage inc. GAF</w:t>
+            </w:r>
+          </w:p>
+        </w:tc>
+        <w:tc>
+          <w:tcPr>
+            <w:tcW w:type="dxa" w:w="2500"/>
+            <w:tcBorders>
+              <w:top w:val="single" w:color="CCCCCC" w:sz="4"/>
+              <w:left w:val="single" w:color="CCCCCC" w:sz="4"/>
+              <w:bottom w:val="single" w:color="CCCCCC" w:sz="4"/>
+              <w:right w:val="single" w:color="CCCCCC" w:sz="4"/>
+            </w:tcBorders>
+            <w:tcMar>
+              <w:top w:type="dxa" w:w="80"/>
+              <w:left w:type="dxa" w:w="120"/>
+              <w:bottom w:type="dxa" w:w="80"/>
+              <w:right w:type="dxa" w:w="120"/>
+            </w:tcMar>
+          </w:tcPr>
+          <w:p>
+            <w:pPr>
+              <w:spacing w:after="0"/>
+              <w:jc w:val="right"/>
+            </w:pPr>
+            <w:r>
+              <w:rPr>
+                <w:rFonts w:ascii="Arial" w:cs="Arial" w:eastAsia="Arial" w:hAnsi="Arial"/>
+                <w:b w:val="false"/>
+                <w:bCs w:val="false"/>
+                <w:color w:val="000000"/>
+                <w:sz w:val="20"/>
+                <w:szCs w:val="20"/>
+              </w:rPr>
+              <w:t xml:space="preserve">6.72×</w:t>
+            </w:r>
+          </w:p>
+        </w:tc>
+        <w:tc>
+          <w:tcPr>
+            <w:tcW w:type="dxa" w:w="2660"/>
+            <w:tcBorders>
+              <w:top w:val="single" w:color="CCCCCC" w:sz="4"/>
+              <w:left w:val="single" w:color="CCCCCC" w:sz="4"/>
+              <w:bottom w:val="single" w:color="CCCCCC" w:sz="4"/>
+              <w:right w:val="single" w:color="CCCCCC" w:sz="4"/>
+            </w:tcBorders>
+            <w:tcMar>
+              <w:top w:type="dxa" w:w="80"/>
+              <w:left w:type="dxa" w:w="120"/>
+              <w:bottom w:type="dxa" w:w="80"/>
+              <w:right w:type="dxa" w:w="120"/>
+            </w:tcMar>
+          </w:tcPr>
+          <w:p>
+            <w:pPr>
+              <w:spacing w:after="0"/>
+              <w:jc w:val="right"/>
+            </w:pPr>
+            <w:r>
+              <w:rPr>
+                <w:rFonts w:ascii="Arial" w:cs="Arial" w:eastAsia="Arial" w:hAnsi="Arial"/>
+                <w:b w:val="false"/>
+                <w:bCs w:val="false"/>
+                <w:color w:val="000000"/>
+                <w:sz w:val="20"/>
+                <w:szCs w:val="20"/>
+              </w:rPr>
+              <w:t xml:space="preserve">n/a</w:t>
+            </w:r>
+          </w:p>
+        </w:tc>
+      </w:tr>
+      <w:tr>
+        <w:tc>
+          <w:tcPr>
+            <w:tcW w:type="dxa" w:w="4200"/>
+            <w:tcBorders>
+              <w:top w:val="single" w:color="CCCCCC" w:sz="4"/>
+              <w:left w:val="single" w:color="CCCCCC" w:sz="4"/>
+              <w:bottom w:val="single" w:color="CCCCCC" w:sz="4"/>
+              <w:right w:val="single" w:color="CCCCCC" w:sz="4"/>
+            </w:tcBorders>
+            <w:tcMar>
+              <w:top w:type="dxa" w:w="80"/>
+              <w:left w:type="dxa" w:w="120"/>
+              <w:bottom w:type="dxa" w:w="80"/>
+              <w:right w:type="dxa" w:w="120"/>
+            </w:tcMar>
+          </w:tcPr>
+          <w:p>
+            <w:pPr>
+              <w:spacing w:after="0"/>
+            </w:pPr>
+            <w:r>
+              <w:rPr>
+                <w:rFonts w:ascii="Arial" w:cs="Arial" w:eastAsia="Arial" w:hAnsi="Arial"/>
+                <w:b w:val="false"/>
+                <w:bCs w:val="false"/>
+                <w:color w:val="000000"/>
+                <w:sz w:val="20"/>
+                <w:szCs w:val="20"/>
+              </w:rPr>
+              <w:t xml:space="preserve">Debt senior to us</w:t>
+            </w:r>
+          </w:p>
+        </w:tc>
+        <w:tc>
+          <w:tcPr>
+            <w:tcW w:type="dxa" w:w="2500"/>
+            <w:tcBorders>
+              <w:top w:val="single" w:color="CCCCCC" w:sz="4"/>
+              <w:left w:val="single" w:color="CCCCCC" w:sz="4"/>
+              <w:bottom w:val="single" w:color="CCCCCC" w:sz="4"/>
+              <w:right w:val="single" w:color="CCCCCC" w:sz="4"/>
+            </w:tcBorders>
+            <w:tcMar>
+              <w:top w:type="dxa" w:w="80"/>
+              <w:left w:type="dxa" w:w="120"/>
+              <w:bottom w:type="dxa" w:w="80"/>
+              <w:right w:type="dxa" w:w="120"/>
+            </w:tcMar>
+          </w:tcPr>
+          <w:p>
+            <w:pPr>
+              <w:spacing w:after="0"/>
+              <w:jc w:val="right"/>
+            </w:pPr>
+            <w:r>
+              <w:rPr>
+                <w:rFonts w:ascii="Arial" w:cs="Arial" w:eastAsia="Arial" w:hAnsi="Arial"/>
+                <w:b w:val="false"/>
+                <w:bCs w:val="false"/>
+                <w:color w:val="000000"/>
+                <w:sz w:val="20"/>
+                <w:szCs w:val="20"/>
+              </w:rPr>
+              <w:t xml:space="preserve">£0 (we’re at rank 1)</w:t>
+            </w:r>
+          </w:p>
+        </w:tc>
+        <w:tc>
+          <w:tcPr>
+            <w:tcW w:type="dxa" w:w="2660"/>
+            <w:tcBorders>
+              <w:top w:val="single" w:color="CCCCCC" w:sz="4"/>
+              <w:left w:val="single" w:color="CCCCCC" w:sz="4"/>
+              <w:bottom w:val="single" w:color="CCCCCC" w:sz="4"/>
+              <w:right w:val="single" w:color="CCCCCC" w:sz="4"/>
+            </w:tcBorders>
+            <w:tcMar>
+              <w:top w:type="dxa" w:w="80"/>
+              <w:left w:type="dxa" w:w="120"/>
+              <w:bottom w:type="dxa" w:w="80"/>
+              <w:right w:type="dxa" w:w="120"/>
+            </w:tcMar>
+          </w:tcPr>
+          <w:p>
+            <w:pPr>
+              <w:spacing w:after="0"/>
+              <w:jc w:val="right"/>
+            </w:pPr>
+            <w:r>
+              <w:rPr>
+                <w:rFonts w:ascii="Arial" w:cs="Arial" w:eastAsia="Arial" w:hAnsi="Arial"/>
+                <w:b w:val="false"/>
+                <w:bCs w:val="false"/>
+                <w:color w:val="000000"/>
+                <w:sz w:val="20"/>
+                <w:szCs w:val="20"/>
+              </w:rPr>
+              <w:t xml:space="preserve">£0</w:t>
+            </w:r>
+          </w:p>
+        </w:tc>
+      </w:tr>
+      <w:tr>
+        <w:tc>
+          <w:tcPr>
+            <w:tcW w:type="dxa" w:w="4200"/>
+            <w:tcBorders>
+              <w:top w:val="single" w:color="CCCCCC" w:sz="4"/>
+              <w:left w:val="single" w:color="CCCCCC" w:sz="4"/>
+              <w:bottom w:val="single" w:color="CCCCCC" w:sz="4"/>
+              <w:right w:val="single" w:color="CCCCCC" w:sz="4"/>
+            </w:tcBorders>
+            <w:tcMar>
+              <w:top w:type="dxa" w:w="80"/>
+              <w:left w:type="dxa" w:w="120"/>
+              <w:bottom w:type="dxa" w:w="80"/>
+              <w:right w:type="dxa" w:w="120"/>
+            </w:tcMar>
+          </w:tcPr>
+          <w:p>
+            <w:pPr>
+              <w:spacing w:after="0"/>
+            </w:pPr>
+            <w:r>
+              <w:rPr>
+                <w:rFonts w:ascii="Arial" w:cs="Arial" w:eastAsia="Arial" w:hAnsi="Arial"/>
+                <w:b w:val="false"/>
+                <w:bCs w:val="false"/>
+                <w:color w:val="000000"/>
+                <w:sz w:val="20"/>
+                <w:szCs w:val="20"/>
+              </w:rPr>
+              <w:t xml:space="preserve">Subordinated cushion below us</w:t>
+            </w:r>
+          </w:p>
+        </w:tc>
+        <w:tc>
+          <w:tcPr>
+            <w:tcW w:type="dxa" w:w="2500"/>
+            <w:tcBorders>
+              <w:top w:val="single" w:color="CCCCCC" w:sz="4"/>
+              <w:left w:val="single" w:color="CCCCCC" w:sz="4"/>
+              <w:bottom w:val="single" w:color="CCCCCC" w:sz="4"/>
+              <w:right w:val="single" w:color="CCCCCC" w:sz="4"/>
+            </w:tcBorders>
+            <w:tcMar>
+              <w:top w:type="dxa" w:w="80"/>
+              <w:left w:type="dxa" w:w="120"/>
+              <w:bottom w:type="dxa" w:w="80"/>
+              <w:right w:type="dxa" w:w="120"/>
+            </w:tcMar>
+          </w:tcPr>
+          <w:p>
+            <w:pPr>
+              <w:spacing w:after="0"/>
+              <w:jc w:val="right"/>
+            </w:pPr>
+            <w:r>
+              <w:rPr>
+                <w:rFonts w:ascii="Arial" w:cs="Arial" w:eastAsia="Arial" w:hAnsi="Arial"/>
+                <w:b w:val="false"/>
+                <w:bCs w:val="false"/>
+                <w:color w:val="000000"/>
+                <w:sz w:val="20"/>
+                <w:szCs w:val="20"/>
+              </w:rPr>
+              <w:t xml:space="preserve">—</w:t>
+            </w:r>
+          </w:p>
+        </w:tc>
+        <w:tc>
+          <w:tcPr>
+            <w:tcW w:type="dxa" w:w="2660"/>
+            <w:tcBorders>
+              <w:top w:val="single" w:color="CCCCCC" w:sz="4"/>
+              <w:left w:val="single" w:color="CCCCCC" w:sz="4"/>
+              <w:bottom w:val="single" w:color="CCCCCC" w:sz="4"/>
+              <w:right w:val="single" w:color="CCCCCC" w:sz="4"/>
+            </w:tcBorders>
+            <w:tcMar>
+              <w:top w:type="dxa" w:w="80"/>
+              <w:left w:type="dxa" w:w="120"/>
+              <w:bottom w:type="dxa" w:w="80"/>
+              <w:right w:type="dxa" w:w="120"/>
+            </w:tcMar>
+          </w:tcPr>
+          <w:p>
+            <w:pPr>
+              <w:spacing w:after="0"/>
+              <w:jc w:val="right"/>
+            </w:pPr>
+            <w:r>
+              <w:rPr>
+                <w:rFonts w:ascii="Arial" w:cs="Arial" w:eastAsia="Arial" w:hAnsi="Arial"/>
+                <w:b w:val="false"/>
+                <w:bCs w:val="false"/>
+                <w:color w:val="000000"/>
+                <w:sz w:val="20"/>
+                <w:szCs w:val="20"/>
+              </w:rPr>
+              <w:t xml:space="preserve">£475m (MidCo debt acts as a first-loss layer above equity)</w:t>
+            </w:r>
+          </w:p>
+        </w:tc>
+      </w:tr>
+      <w:tr>
+        <w:tc>
+          <w:tcPr>
+            <w:tcW w:type="dxa" w:w="4200"/>
+            <w:tcBorders>
+              <w:top w:val="single" w:color="CCCCCC" w:sz="4"/>
+              <w:left w:val="single" w:color="CCCCCC" w:sz="4"/>
+              <w:bottom w:val="single" w:color="CCCCCC" w:sz="4"/>
+              <w:right w:val="single" w:color="CCCCCC" w:sz="4"/>
+            </w:tcBorders>
+            <w:tcMar>
+              <w:top w:type="dxa" w:w="80"/>
+              <w:left w:type="dxa" w:w="120"/>
+              <w:bottom w:type="dxa" w:w="80"/>
+              <w:right w:type="dxa" w:w="120"/>
+            </w:tcMar>
+          </w:tcPr>
+          <w:p>
+            <w:pPr>
+              <w:spacing w:after="0"/>
+            </w:pPr>
+            <w:r>
+              <w:rPr>
+                <w:rFonts w:ascii="Arial" w:cs="Arial" w:eastAsia="Arial" w:hAnsi="Arial"/>
+                <w:b w:val="false"/>
+                <w:bCs w:val="false"/>
+                <w:color w:val="000000"/>
+                <w:sz w:val="20"/>
+                <w:szCs w:val="20"/>
+              </w:rPr>
+              <w:t xml:space="preserve">Equity cushion below us</w:t>
+            </w:r>
+          </w:p>
+        </w:tc>
+        <w:tc>
+          <w:tcPr>
+            <w:tcW w:type="dxa" w:w="2500"/>
+            <w:tcBorders>
+              <w:top w:val="single" w:color="CCCCCC" w:sz="4"/>
+              <w:left w:val="single" w:color="CCCCCC" w:sz="4"/>
+              <w:bottom w:val="single" w:color="CCCCCC" w:sz="4"/>
+              <w:right w:val="single" w:color="CCCCCC" w:sz="4"/>
+            </w:tcBorders>
+            <w:tcMar>
+              <w:top w:type="dxa" w:w="80"/>
+              <w:left w:type="dxa" w:w="120"/>
+              <w:bottom w:type="dxa" w:w="80"/>
+              <w:right w:type="dxa" w:w="120"/>
+            </w:tcMar>
+          </w:tcPr>
+          <w:p>
+            <w:pPr>
+              <w:spacing w:after="0"/>
+              <w:jc w:val="right"/>
+            </w:pPr>
+            <w:r>
+              <w:rPr>
+                <w:rFonts w:ascii="Arial" w:cs="Arial" w:eastAsia="Arial" w:hAnsi="Arial"/>
+                <w:b w:val="false"/>
+                <w:bCs w:val="false"/>
+                <w:color w:val="000000"/>
+                <w:sz w:val="20"/>
+                <w:szCs w:val="20"/>
+              </w:rPr>
+              <w:t xml:space="preserve">—</w:t>
+            </w:r>
+          </w:p>
+        </w:tc>
+        <w:tc>
+          <w:tcPr>
+            <w:tcW w:type="dxa" w:w="2660"/>
+            <w:tcBorders>
+              <w:top w:val="single" w:color="CCCCCC" w:sz="4"/>
+              <w:left w:val="single" w:color="CCCCCC" w:sz="4"/>
+              <w:bottom w:val="single" w:color="CCCCCC" w:sz="4"/>
+              <w:right w:val="single" w:color="CCCCCC" w:sz="4"/>
+            </w:tcBorders>
+            <w:tcMar>
+              <w:top w:type="dxa" w:w="80"/>
+              <w:left w:type="dxa" w:w="120"/>
+              <w:bottom w:type="dxa" w:w="80"/>
+              <w:right w:type="dxa" w:w="120"/>
+            </w:tcMar>
+          </w:tcPr>
+          <w:p>
+            <w:pPr>
+              <w:spacing w:after="0"/>
+              <w:jc w:val="right"/>
+            </w:pPr>
+            <w:r>
+              <w:rPr>
+                <w:rFonts w:ascii="Arial" w:cs="Arial" w:eastAsia="Arial" w:hAnsi="Arial"/>
+                <w:b w:val="false"/>
+                <w:bCs w:val="false"/>
+                <w:color w:val="000000"/>
+                <w:sz w:val="20"/>
+                <w:szCs w:val="20"/>
+              </w:rPr>
+              <w:t xml:space="preserve">£2,660m (true equity after MidCo debt)</w:t>
+            </w:r>
+          </w:p>
+        </w:tc>
+      </w:tr>
+      <w:tr>
+        <w:tc>
+          <w:tcPr>
+            <w:tcW w:type="dxa" w:w="4200"/>
+            <w:tcBorders>
+              <w:top w:val="single" w:color="CCCCCC" w:sz="4"/>
+              <w:left w:val="single" w:color="CCCCCC" w:sz="4"/>
+              <w:bottom w:val="single" w:color="CCCCCC" w:sz="4"/>
+              <w:right w:val="single" w:color="CCCCCC" w:sz="4"/>
+            </w:tcBorders>
+            <w:tcMar>
+              <w:top w:type="dxa" w:w="80"/>
+              <w:left w:type="dxa" w:w="120"/>
+              <w:bottom w:type="dxa" w:w="80"/>
+              <w:right w:type="dxa" w:w="120"/>
+            </w:tcMar>
+          </w:tcPr>
+          <w:p>
+            <w:pPr>
+              <w:spacing w:after="0"/>
+            </w:pPr>
+            <w:r>
+              <w:rPr>
+                <w:rFonts w:ascii="Arial" w:cs="Arial" w:eastAsia="Arial" w:hAnsi="Arial"/>
+                <w:b w:val="false"/>
+                <w:bCs w:val="false"/>
+                <w:color w:val="000000"/>
+                <w:sz w:val="20"/>
+                <w:szCs w:val="20"/>
+              </w:rPr>
+              <w:t xml:space="preserve">Total cushion below our position</w:t>
+            </w:r>
+          </w:p>
+        </w:tc>
+        <w:tc>
+          <w:tcPr>
+            <w:tcW w:type="dxa" w:w="2500"/>
+            <w:tcBorders>
+              <w:top w:val="single" w:color="CCCCCC" w:sz="4"/>
+              <w:left w:val="single" w:color="CCCCCC" w:sz="4"/>
+              <w:bottom w:val="single" w:color="CCCCCC" w:sz="4"/>
+              <w:right w:val="single" w:color="CCCCCC" w:sz="4"/>
+            </w:tcBorders>
+            <w:tcMar>
+              <w:top w:type="dxa" w:w="80"/>
+              <w:left w:type="dxa" w:w="120"/>
+              <w:bottom w:type="dxa" w:w="80"/>
+              <w:right w:type="dxa" w:w="120"/>
+            </w:tcMar>
+          </w:tcPr>
+          <w:p>
+            <w:pPr>
+              <w:spacing w:after="0"/>
+              <w:jc w:val="right"/>
+            </w:pPr>
+            <w:r>
+              <w:rPr>
+                <w:rFonts w:ascii="Arial" w:cs="Arial" w:eastAsia="Arial" w:hAnsi="Arial"/>
+                <w:b w:val="false"/>
+                <w:bCs w:val="false"/>
+                <w:color w:val="000000"/>
+                <w:sz w:val="20"/>
+                <w:szCs w:val="20"/>
+              </w:rPr>
+              <w:t xml:space="preserve">—</w:t>
+            </w:r>
+          </w:p>
+        </w:tc>
+        <w:tc>
+          <w:tcPr>
+            <w:tcW w:type="dxa" w:w="2660"/>
+            <w:tcBorders>
+              <w:top w:val="single" w:color="CCCCCC" w:sz="4"/>
+              <w:left w:val="single" w:color="CCCCCC" w:sz="4"/>
+              <w:bottom w:val="single" w:color="CCCCCC" w:sz="4"/>
+              <w:right w:val="single" w:color="CCCCCC" w:sz="4"/>
+            </w:tcBorders>
+            <w:tcMar>
+              <w:top w:type="dxa" w:w="80"/>
+              <w:left w:type="dxa" w:w="120"/>
+              <w:bottom w:type="dxa" w:w="80"/>
+              <w:right w:type="dxa" w:w="120"/>
+            </w:tcMar>
+          </w:tcPr>
+          <w:p>
+            <w:pPr>
+              <w:spacing w:after="0"/>
+              <w:jc w:val="right"/>
+            </w:pPr>
+            <w:r>
+              <w:rPr>
+                <w:rFonts w:ascii="Arial" w:cs="Arial" w:eastAsia="Arial" w:hAnsi="Arial"/>
+                <w:b w:val="false"/>
+                <w:bCs w:val="false"/>
+                <w:color w:val="000000"/>
+                <w:sz w:val="20"/>
+                <w:szCs w:val="20"/>
+              </w:rPr>
+              <w:t xml:space="preserve">£3,135m (48.2% of EV)</w:t>
+            </w:r>
+          </w:p>
+        </w:tc>
+      </w:tr>
+    </w:tbl>
     <w:p>
       <w:pPr>
-        <w:pStyle w:val="ListParagraph"/>
-        <w:numPr>
-          <w:ilvl w:val="0"/>
-          <w:numId w:val="2"/>
-        </w:numPr>
-        <w:spacing w:after="80"/>
+        <w:spacing w:after="120"/>
       </w:pPr>
       <w:r>
         <w:rPr>
@@ -4936,61 +7411,26 @@
           <w:sz w:val="22"/>
           <w:szCs w:val="22"/>
         </w:rPr>
-        <w:t xml:space="preserve">Total pari-passu debt ahead of us: £3,240m (the other bonds).</w:t>
+        <w:t xml:space="preserve"/>
       </w:r>
     </w:p>
     <w:p>
       <w:pPr>
-        <w:pStyle w:val="ListParagraph"/>
-        <w:numPr>
-          <w:ilvl w:val="0"/>
-          <w:numId w:val="2"/>
-        </w:numPr>
-        <w:spacing w:after="80"/>
+        <w:spacing w:after="120"/>
+        <w:rPr>
+          <w:i/>
+          <w:iCs/>
+        </w:rPr>
       </w:pPr>
       <w:r>
         <w:rPr>
           <w:rFonts w:ascii="Arial" w:cs="Arial" w:eastAsia="Arial" w:hAnsi="Arial"/>
+          <w:i/>
+          <w:iCs/>
           <w:sz w:val="22"/>
           <w:szCs w:val="22"/>
         </w:rPr>
-        <w:t xml:space="preserve">Equity cushion below the most senior debt the lender is exposed to: £3,135m.</w:t>
-      </w:r>
-    </w:p>
-    <w:p>
-      <w:pPr>
-        <w:pStyle w:val="ListParagraph"/>
-        <w:numPr>
-          <w:ilvl w:val="0"/>
-          <w:numId w:val="2"/>
-        </w:numPr>
-        <w:spacing w:after="80"/>
-      </w:pPr>
-      <w:r>
-        <w:rPr>
-          <w:rFonts w:ascii="Arial" w:cs="Arial" w:eastAsia="Arial" w:hAnsi="Arial"/>
-          <w:sz w:val="22"/>
-          <w:szCs w:val="22"/>
-        </w:rPr>
-        <w:t xml:space="preserve">LTV to our level: 51.8%.</w:t>
-      </w:r>
-    </w:p>
-    <w:p>
-      <w:pPr>
-        <w:pStyle w:val="ListParagraph"/>
-        <w:numPr>
-          <w:ilvl w:val="0"/>
-          <w:numId w:val="2"/>
-        </w:numPr>
-        <w:spacing w:after="80"/>
-      </w:pPr>
-      <w:r>
-        <w:rPr>
-          <w:rFonts w:ascii="Arial" w:cs="Arial" w:eastAsia="Arial" w:hAnsi="Arial"/>
-          <w:sz w:val="22"/>
-          <w:szCs w:val="22"/>
-        </w:rPr>
-        <w:t xml:space="preserve">There is no HoldCo debt, no mezzanine, and no contractually subordinated instrument — the only structural layer above the bonds is sponsor equity.</w:t>
+        <w:t xml:space="preserve">Interpretation: our £125m is at rank 1 with a 48.2% total cushion below us. Of that cushion, £475m of MidCo debt acts as a first-loss layer — in any distress scenario the MidCo coupon cannot be paid until the GF group releases distributions, so the sponsors and MidCo creditors bear stress before our senior coupon is threatened.</w:t>
       </w:r>
     </w:p>
     <w:p>
@@ -5007,7 +7447,245 @@
           <w:sz w:val="26"/>
           <w:szCs w:val="26"/>
         </w:rPr>
-        <w:t xml:space="preserve">6. Observations</w:t>
+        <w:t xml:space="preserve">6. Visual stack summary</w:t>
+      </w:r>
+    </w:p>
+    <w:p>
+      <w:pPr>
+        <w:spacing w:after="120"/>
+      </w:pPr>
+      <w:r>
+        <w:rPr>
+          <w:rFonts w:ascii="Arial" w:cs="Arial" w:eastAsia="Arial" w:hAnsi="Arial"/>
+          <w:sz w:val="22"/>
+          <w:szCs w:val="22"/>
+        </w:rPr>
+        <w:t xml:space="preserve">The full stack from bottom (first claim on cashflows) to top (residual claim):</w:t>
+      </w:r>
+    </w:p>
+    <w:p>
+      <w:pPr>
+        <w:spacing w:after="40"/>
+      </w:pPr>
+      <w:r>
+        <w:rPr>
+          <w:rFonts w:ascii="Consolas" w:cs="Consolas" w:eastAsia="Consolas" w:hAnsi="Consolas"/>
+          <w:sz w:val="18"/>
+          <w:szCs w:val="18"/>
+        </w:rPr>
+        <w:t xml:space="preserve">┏━━━━━━━━━━━━━━━━━━━━━━━━━━━━━━━━━━━━━━━━━━━━━━━━━━━━━━━━━━━━━━━┓</w:t>
+      </w:r>
+    </w:p>
+    <w:p>
+      <w:pPr>
+        <w:spacing w:after="40"/>
+      </w:pPr>
+      <w:r>
+        <w:rPr>
+          <w:rFonts w:ascii="Consolas" w:cs="Consolas" w:eastAsia="Consolas" w:hAnsi="Consolas"/>
+          <w:sz w:val="18"/>
+          <w:szCs w:val="18"/>
+        </w:rPr>
+        <w:t xml:space="preserve">┃ SHAREHOLDERS  (50.01 / 49.99 JV)                                  ┃</w:t>
+      </w:r>
+    </w:p>
+    <w:p>
+      <w:pPr>
+        <w:spacing w:after="40"/>
+      </w:pPr>
+      <w:r>
+        <w:rPr>
+          <w:rFonts w:ascii="Consolas" w:cs="Consolas" w:eastAsia="Consolas" w:hAnsi="Consolas"/>
+          <w:sz w:val="18"/>
+          <w:szCs w:val="18"/>
+        </w:rPr>
+        <w:t xml:space="preserve">┃   VINCI Airports               £1,330m   50.01%  (our £0)       ┃</w:t>
+      </w:r>
+    </w:p>
+    <w:p>
+      <w:pPr>
+        <w:spacing w:after="40"/>
+      </w:pPr>
+      <w:r>
+        <w:rPr>
+          <w:rFonts w:ascii="Consolas" w:cs="Consolas" w:eastAsia="Consolas" w:hAnsi="Consolas"/>
+          <w:sz w:val="18"/>
+          <w:szCs w:val="18"/>
+        </w:rPr>
+        <w:t xml:space="preserve">┃   GIP / Blackrock              £1,330m   49.99%  (our £0)       ┃</w:t>
+      </w:r>
+    </w:p>
+    <w:p>
+      <w:pPr>
+        <w:spacing w:after="40"/>
+      </w:pPr>
+      <w:r>
+        <w:rPr>
+          <w:rFonts w:ascii="Consolas" w:cs="Consolas" w:eastAsia="Consolas" w:hAnsi="Consolas"/>
+          <w:sz w:val="18"/>
+          <w:szCs w:val="18"/>
+        </w:rPr>
+        <w:t xml:space="preserve">┃   Residual equity              £2,660m    41% of EV             ┃</w:t>
+      </w:r>
+    </w:p>
+    <w:p>
+      <w:pPr>
+        <w:spacing w:after="40"/>
+      </w:pPr>
+      <w:r>
+        <w:rPr>
+          <w:rFonts w:ascii="Consolas" w:cs="Consolas" w:eastAsia="Consolas" w:hAnsi="Consolas"/>
+          <w:sz w:val="18"/>
+          <w:szCs w:val="18"/>
+        </w:rPr>
+        <w:t xml:space="preserve">┣━━━━━━━━━━━━━━━━━━━━━━━━━━━━━━━━━━━━━━━━━━━━━━━━━━━━━━━━━━━━━━━┫</w:t>
+      </w:r>
+    </w:p>
+    <w:p>
+      <w:pPr>
+        <w:spacing w:after="40"/>
+      </w:pPr>
+      <w:r>
+        <w:rPr>
+          <w:rFonts w:ascii="Consolas" w:cs="Consolas" w:eastAsia="Consolas" w:hAnsi="Consolas"/>
+          <w:sz w:val="18"/>
+          <w:szCs w:val="18"/>
+        </w:rPr>
+        <w:t xml:space="preserve">┃ GATWICK AIRPORT FINANCE PLC (MidCo)                              ┃</w:t>
+      </w:r>
+    </w:p>
+    <w:p>
+      <w:pPr>
+        <w:spacing w:after="40"/>
+      </w:pPr>
+      <w:r>
+        <w:rPr>
+          <w:rFonts w:ascii="Consolas" w:cs="Consolas" w:eastAsia="Consolas" w:hAnsi="Consolas"/>
+          <w:sz w:val="18"/>
+          <w:szCs w:val="18"/>
+        </w:rPr>
+        <w:t xml:space="preserve">┃   GAF 6% 2030 bond              £475m    7%   Rank 2  (our £0)   ┃</w:t>
+      </w:r>
+    </w:p>
+    <w:p>
+      <w:pPr>
+        <w:spacing w:after="40"/>
+      </w:pPr>
+      <w:r>
+        <w:rPr>
+          <w:rFonts w:ascii="Consolas" w:cs="Consolas" w:eastAsia="Consolas" w:hAnsi="Consolas"/>
+          <w:sz w:val="18"/>
+          <w:szCs w:val="18"/>
+        </w:rPr>
+        <w:t xml:space="preserve">┣━━━━━━━━━━━━━━━━━━━━━━━━━━━━━━━━━━━━━━━━━━━━━━━━━━━━━━━━━━━━━━━┫</w:t>
+      </w:r>
+    </w:p>
+    <w:p>
+      <w:pPr>
+        <w:spacing w:after="40"/>
+      </w:pPr>
+      <w:r>
+        <w:rPr>
+          <w:rFonts w:ascii="Consolas" w:cs="Consolas" w:eastAsia="Consolas" w:hAnsi="Consolas"/>
+          <w:sz w:val="18"/>
+          <w:szCs w:val="18"/>
+        </w:rPr>
+        <w:t xml:space="preserve">┃ IVY HOLDCO  (BidCo — pass-through, no debt)                      ┃</w:t>
+      </w:r>
+    </w:p>
+    <w:p>
+      <w:pPr>
+        <w:spacing w:after="40"/>
+      </w:pPr>
+      <w:r>
+        <w:rPr>
+          <w:rFonts w:ascii="Consolas" w:cs="Consolas" w:eastAsia="Consolas" w:hAnsi="Consolas"/>
+          <w:sz w:val="18"/>
+          <w:szCs w:val="18"/>
+        </w:rPr>
+        <w:t xml:space="preserve">┣━━━━━━━━━━━━━━━━━━━━━━━━━━━━━━━━━━━━━━━━━━━━━━━━━━━━━━━━━━━━━━━┫</w:t>
+      </w:r>
+    </w:p>
+    <w:p>
+      <w:pPr>
+        <w:spacing w:after="40"/>
+      </w:pPr>
+      <w:r>
+        <w:rPr>
+          <w:rFonts w:ascii="Consolas" w:cs="Consolas" w:eastAsia="Consolas" w:hAnsi="Consolas"/>
+          <w:sz w:val="18"/>
+          <w:szCs w:val="18"/>
+        </w:rPr>
+        <w:t xml:space="preserve">┃ OPCO / ISSUER  (CTA-linked ring-fenced group)                    ┃</w:t>
+      </w:r>
+    </w:p>
+    <w:p>
+      <w:pPr>
+        <w:spacing w:after="40"/>
+      </w:pPr>
+      <w:r>
+        <w:rPr>
+          <w:rFonts w:ascii="Consolas" w:cs="Consolas" w:eastAsia="Consolas" w:hAnsi="Consolas"/>
+          <w:sz w:val="18"/>
+          <w:szCs w:val="18"/>
+        </w:rPr>
+        <w:t xml:space="preserve">┃   Class A bonds (11 tranches) £3,365m   52%   Rank 1 (our £125m) ┃</w:t>
+      </w:r>
+    </w:p>
+    <w:p>
+      <w:pPr>
+        <w:spacing w:after="40"/>
+      </w:pPr>
+      <w:r>
+        <w:rPr>
+          <w:rFonts w:ascii="Consolas" w:cs="Consolas" w:eastAsia="Consolas" w:hAnsi="Consolas"/>
+          <w:sz w:val="18"/>
+          <w:szCs w:val="18"/>
+        </w:rPr>
+        <w:t xml:space="preserve">┗━━━━━━━━━━━━━━━━━━━━━━━━━━━━━━━━━━━━━━━━━━━━━━━━━━━━━━━━━━━━━━━┛</w:t>
+      </w:r>
+    </w:p>
+    <w:p>
+      <w:pPr>
+        <w:spacing w:after="40"/>
+      </w:pPr>
+      <w:r>
+        <w:rPr>
+          <w:rFonts w:ascii="Consolas" w:cs="Consolas" w:eastAsia="Consolas" w:hAnsi="Consolas"/>
+          <w:sz w:val="18"/>
+          <w:szCs w:val="18"/>
+        </w:rPr>
+        <w:t xml:space="preserve">                                     Enterprise Value = £6,500m</w:t>
+      </w:r>
+    </w:p>
+    <w:p>
+      <w:pPr>
+        <w:spacing w:after="120"/>
+      </w:pPr>
+      <w:r>
+        <w:rPr>
+          <w:rFonts w:ascii="Arial" w:cs="Arial" w:eastAsia="Arial" w:hAnsi="Arial"/>
+          <w:sz w:val="22"/>
+          <w:szCs w:val="22"/>
+        </w:rPr>
+        <w:t xml:space="preserve"/>
+      </w:r>
+    </w:p>
+    <w:p>
+      <w:pPr>
+        <w:pStyle w:val="Heading2"/>
+        <w:spacing w:after="120" w:before="200"/>
+      </w:pPr>
+      <w:r>
+        <w:rPr>
+          <w:rFonts w:ascii="Arial" w:cs="Arial" w:eastAsia="Arial" w:hAnsi="Arial"/>
+          <w:b/>
+          <w:bCs/>
+          <w:color w:val="1F6FA5"/>
+          <w:sz w:val="26"/>
+          <w:szCs w:val="26"/>
+        </w:rPr>
+        <w:t xml:space="preserve">7. Observations</w:t>
       </w:r>
     </w:p>
     <w:tbl>
@@ -5129,7 +7807,7 @@
                 <w:sz w:val="20"/>
                 <w:szCs w:val="20"/>
               </w:rPr>
-              <w:t xml:space="preserve">Structural clarity</w:t>
+              <w:t xml:space="preserve">Multi-level structure</w:t>
             </w:r>
           </w:p>
         </w:tc>
@@ -5162,7 +7840,7 @@
                 <w:sz w:val="20"/>
                 <w:szCs w:val="20"/>
               </w:rPr>
-              <w:t xml:space="preserve">Flat stack — all external debt sits at one level (the CTA-linked OpCo/Issuer). No HoldCo leverage. Simple from a lender perspective.</w:t>
+              <w:t xml:space="preserve">Two external debt levels: OpCo/Issuer (CTA, Class A, £3,365m) and MidCo/GAF (BB, £475m). The MidCo debt was introduced in Nov 2025 to refinance the Apr 2026 bond. Fitch rates GAF two notches below the consolidated group profile due to structural subordination.</w:t>
             </w:r>
           </w:p>
         </w:tc>
@@ -5197,7 +7875,7 @@
                 <w:sz w:val="20"/>
                 <w:szCs w:val="20"/>
               </w:rPr>
-              <w:t xml:space="preserve">Equity cushion</w:t>
+              <w:t xml:space="preserve">Senior position is strong</w:t>
             </w:r>
           </w:p>
         </w:tc>
@@ -5230,7 +7908,7 @@
                 <w:sz w:val="20"/>
                 <w:szCs w:val="20"/>
               </w:rPr>
-              <w:t xml:space="preserve">48% of EV. This is strong for regulated airport paper; typical airport LTVs run 55–65%.</w:t>
+              <w:t xml:space="preserve">Senior LTV 51.8%, 48.2% total cushion, of which £475m is first-loss MidCo debt that sits between us and the equity. Typical airport senior debt runs 55–65% LTV — Gatwick is tighter.</w:t>
             </w:r>
           </w:p>
         </w:tc>
@@ -5265,7 +7943,7 @@
                 <w:sz w:val="20"/>
                 <w:szCs w:val="20"/>
               </w:rPr>
-              <w:t xml:space="preserve">Ownership visibility</w:t>
+              <w:t xml:space="preserve">MidCo discipline</w:t>
             </w:r>
           </w:p>
         </w:tc>
@@ -5298,7 +7976,7 @@
                 <w:sz w:val="20"/>
                 <w:szCs w:val="20"/>
               </w:rPr>
-              <w:t xml:space="preserve">The 50.01/49.99 JV split only matters for events that reach up to shareholder behaviour (change of control, shareholder support undertakings, dilution tests). It does not affect our first-claim position on operating cashflows.</w:t>
+              <w:t xml:space="preserve">GAF debt service depends on dividends upstreamed from the ring-fenced group. Fitch notes shareholders have committed to holding 6 months of debt service as cash. For OpCo bondholders this is credit-positive: any distress will trigger a GF lock-up before the senior coupon is at risk.</w:t>
             </w:r>
           </w:p>
         </w:tc>
@@ -5333,7 +8011,7 @@
                 <w:sz w:val="20"/>
                 <w:szCs w:val="20"/>
               </w:rPr>
-              <w:t xml:space="preserve">Gap in current DB</w:t>
+              <w:t xml:space="preserve">Ownership visibility matters structurally</w:t>
             </w:r>
           </w:p>
         </w:tc>
@@ -5366,7 +8044,7 @@
                 <w:sz w:val="20"/>
                 <w:szCs w:val="20"/>
               </w:rPr>
-              <w:t xml:space="preserve">The £300m RCF and any non-bond facilities are not yet captured in capital_structure_instruments. Once added they would sit as Class A pari-passu alongside the bonds.</w:t>
+              <w:t xml:space="preserve">The 50.01/49.99 JV split is economically close to a deadlock — change-of-control and shareholder-support undertakings matter more here than in a sponsor-controlled deal. Proportional consolidation is not needed because ultimate equity control is combined, but the split must still be visible.</w:t>
             </w:r>
           </w:p>
         </w:tc>
@@ -5401,7 +8079,7 @@
                 <w:sz w:val="20"/>
                 <w:szCs w:val="20"/>
               </w:rPr>
-              <w:t xml:space="preserve">Data we’re missing for a true live stack</w:t>
+              <w:t xml:space="preserve">Data currently missing from our DB</w:t>
             </w:r>
           </w:p>
         </w:tc>
@@ -5434,7 +8112,75 @@
                 <w:sz w:val="20"/>
                 <w:szCs w:val="20"/>
               </w:rPr>
-              <w:t xml:space="preserve">Just one field — Enterprise Value on Tab 1. With that populated, every other number in this example is derived from the v8 taxonomy (Tabs 2 and 7).</w:t>
+              <w:t xml:space="preserve">(a) Enterprise Value on Tab 1 (1 cell). (b) The GAF £475m bond as a Tab 2 row with entity_level=‘midco’ and cashflow_priority_rank=2. (c) The £300m RCF and any other non-bond OpCo facilities.</w:t>
+            </w:r>
+          </w:p>
+        </w:tc>
+      </w:tr>
+      <w:tr>
+        <w:tc>
+          <w:tcPr>
+            <w:tcW w:type="dxa" w:w="2800"/>
+            <w:tcBorders>
+              <w:top w:val="single" w:color="CCCCCC" w:sz="4"/>
+              <w:left w:val="single" w:color="CCCCCC" w:sz="4"/>
+              <w:bottom w:val="single" w:color="CCCCCC" w:sz="4"/>
+              <w:right w:val="single" w:color="CCCCCC" w:sz="4"/>
+            </w:tcBorders>
+            <w:tcMar>
+              <w:top w:type="dxa" w:w="80"/>
+              <w:left w:type="dxa" w:w="120"/>
+              <w:bottom w:type="dxa" w:w="80"/>
+              <w:right w:type="dxa" w:w="120"/>
+            </w:tcMar>
+          </w:tcPr>
+          <w:p>
+            <w:pPr>
+              <w:spacing w:after="0"/>
+            </w:pPr>
+            <w:r>
+              <w:rPr>
+                <w:rFonts w:ascii="Arial" w:cs="Arial" w:eastAsia="Arial" w:hAnsi="Arial"/>
+                <w:b/>
+                <w:bCs/>
+                <w:color w:val="000000"/>
+                <w:sz w:val="20"/>
+                <w:szCs w:val="20"/>
+              </w:rPr>
+              <w:t xml:space="preserve">Why the two-column display matters</w:t>
+            </w:r>
+          </w:p>
+        </w:tc>
+        <w:tc>
+          <w:tcPr>
+            <w:tcW w:type="dxa" w:w="6560"/>
+            <w:tcBorders>
+              <w:top w:val="single" w:color="CCCCCC" w:sz="4"/>
+              <w:left w:val="single" w:color="CCCCCC" w:sz="4"/>
+              <w:bottom w:val="single" w:color="CCCCCC" w:sz="4"/>
+              <w:right w:val="single" w:color="CCCCCC" w:sz="4"/>
+            </w:tcBorders>
+            <w:tcMar>
+              <w:top w:type="dxa" w:w="80"/>
+              <w:left w:type="dxa" w:w="120"/>
+              <w:bottom w:type="dxa" w:w="80"/>
+              <w:right w:type="dxa" w:w="120"/>
+            </w:tcMar>
+          </w:tcPr>
+          <w:p>
+            <w:pPr>
+              <w:spacing w:after="0"/>
+            </w:pPr>
+            <w:r>
+              <w:rPr>
+                <w:rFonts w:ascii="Arial" w:cs="Arial" w:eastAsia="Arial" w:hAnsi="Arial"/>
+                <w:b w:val="false"/>
+                <w:bCs w:val="false"/>
+                <w:color w:val="000000"/>
+                <w:sz w:val="20"/>
+                <w:szCs w:val="20"/>
+              </w:rPr>
+              <w:t xml:space="preserve">The stack has to speak two audiences at once: the structural picture (total market position — how the deal is put together) and our client’s slice (what piece of which layer they hold). Same data, two lenses, one table.</w:t>
             </w:r>
           </w:p>
         </w:tc>
@@ -5467,7 +8213,7 @@
           <w:sz w:val="26"/>
           <w:szCs w:val="26"/>
         </w:rPr>
-        <w:t xml:space="preserve">7. Proposed implementation</w:t>
+        <w:t xml:space="preserve">8. Implications for the Capital Stack specification</w:t>
       </w:r>
     </w:p>
     <w:p>
@@ -5480,7 +8226,7 @@
           <w:sz w:val="22"/>
           <w:szCs w:val="22"/>
         </w:rPr>
-        <w:t xml:space="preserve">To produce this view automatically on every deal:</w:t>
+        <w:t xml:space="preserve">The Gatwick walk-through clarifies four things about the final spec:</w:t>
       </w:r>
     </w:p>
     <w:p>
@@ -5498,7 +8244,7 @@
           <w:sz w:val="22"/>
           <w:szCs w:val="22"/>
         </w:rPr>
-        <w:t xml:space="preserve">Add 3 new columns to the deals table: valuation_date, valuation_method, valuation_entity. enterprise_value already exists.</w:t>
+        <w:t xml:space="preserve">Two-column structure is the default. Every row in the stack has a Total column (the whole market tranche) and an Our Holding column (our client’s slice, zero for layers we don’t hold). This is not an optional view — it is the primary display.</w:t>
       </w:r>
     </w:p>
     <w:p>
@@ -5516,7 +8262,7 @@
           <w:sz w:val="22"/>
           <w:szCs w:val="22"/>
         </w:rPr>
-        <w:t xml:space="preserve">Add a VALUATION &amp; EQUITY section to Tab 1 of the TopSheet collecting those four inputs (EV, Date, Method, Entity).</w:t>
+        <w:t xml:space="preserve">Multi-level debt is the norm, not the exception. Gatwick has two external debt levels; M6 Toll and Getlink will likely have the same pattern. The engine must handle this end-to-end without special casing.</w:t>
       </w:r>
     </w:p>
     <w:p>
@@ -5534,7 +8280,7 @@
           <w:sz w:val="22"/>
           <w:szCs w:val="22"/>
         </w:rPr>
-        <w:t xml:space="preserve">Extend server/capital_structure_engine.py with a build_capital_stack(deal, instruments, entities, ev) helper that walks the ownership chain and returns a tiered stack structure ready for rendering.</w:t>
+        <w:t xml:space="preserve">Subordinated debt is part of the cushion, not part of the debt. From the senior bondholder’s perspective the £475m GAF debt is economically equivalent to equity (it can only be paid if the senior is whole). The ratios panel should show “Subordinated cushion” and “True equity cushion” as distinct lines.</w:t>
       </w:r>
     </w:p>
     <w:p>
@@ -5552,7 +8298,37 @@
           <w:sz w:val="22"/>
           <w:szCs w:val="22"/>
         </w:rPr>
-        <w:t xml:space="preserve">Add a Capital Stack block to the Deal TopSheet page rendering the visual layers, ownership splits, and attributable-equity numbers.</w:t>
+        <w:t xml:space="preserve">Ownership splits need to be visible even when they don’t affect priority. The 50.01/49.99 JV does not change our senior position, but it changes who we’d negotiate with in a restructuring and who can block a change-of-control consent.</w:t>
+      </w:r>
+    </w:p>
+    <w:p>
+      <w:pPr>
+        <w:pStyle w:val="Heading2"/>
+        <w:spacing w:after="120" w:before="200"/>
+      </w:pPr>
+      <w:r>
+        <w:rPr>
+          <w:rFonts w:ascii="Arial" w:cs="Arial" w:eastAsia="Arial" w:hAnsi="Arial"/>
+          <w:b/>
+          <w:bCs/>
+          <w:color w:val="1F6FA5"/>
+          <w:sz w:val="26"/>
+          <w:szCs w:val="26"/>
+        </w:rPr>
+        <w:t xml:space="preserve">9. Proposed implementation</w:t>
+      </w:r>
+    </w:p>
+    <w:p>
+      <w:pPr>
+        <w:spacing w:after="120"/>
+      </w:pPr>
+      <w:r>
+        <w:rPr>
+          <w:rFonts w:ascii="Arial" w:cs="Arial" w:eastAsia="Arial" w:hAnsi="Arial"/>
+          <w:sz w:val="22"/>
+          <w:szCs w:val="22"/>
+        </w:rPr>
+        <w:t xml:space="preserve">To produce this view automatically on every deal:</w:t>
       </w:r>
     </w:p>
     <w:p>
@@ -5570,6 +8346,96 @@
           <w:sz w:val="22"/>
           <w:szCs w:val="22"/>
         </w:rPr>
+        <w:t xml:space="preserve">Add 3 new columns to the deals table: valuation_date, valuation_method, valuation_entity. enterprise_value already exists.</w:t>
+      </w:r>
+    </w:p>
+    <w:p>
+      <w:pPr>
+        <w:pStyle w:val="ListParagraph"/>
+        <w:numPr>
+          <w:ilvl w:val="0"/>
+          <w:numId w:val="2"/>
+        </w:numPr>
+        <w:spacing w:after="80"/>
+      </w:pPr>
+      <w:r>
+        <w:rPr>
+          <w:rFonts w:ascii="Arial" w:cs="Arial" w:eastAsia="Arial" w:hAnsi="Arial"/>
+          <w:sz w:val="22"/>
+          <w:szCs w:val="22"/>
+        </w:rPr>
+        <w:t xml:space="preserve">Add a VALUATION &amp; EQUITY section to Tab 1 of the TopSheet collecting those four inputs (EV, Date, Method, Entity).</w:t>
+      </w:r>
+    </w:p>
+    <w:p>
+      <w:pPr>
+        <w:pStyle w:val="ListParagraph"/>
+        <w:numPr>
+          <w:ilvl w:val="0"/>
+          <w:numId w:val="2"/>
+        </w:numPr>
+        <w:spacing w:after="80"/>
+      </w:pPr>
+      <w:r>
+        <w:rPr>
+          <w:rFonts w:ascii="Arial" w:cs="Arial" w:eastAsia="Arial" w:hAnsi="Arial"/>
+          <w:sz w:val="22"/>
+          <w:szCs w:val="22"/>
+        </w:rPr>
+        <w:t xml:space="preserve">Ensure the Tab 2 row for MidCo debt is populated with entity_level=‘midco’, entity_name pointing to the MidCo entity in Tab 7, and either a manually set cashflow_priority_rank=2 or a blank (the v8 engine will auto-assign it).</w:t>
+      </w:r>
+    </w:p>
+    <w:p>
+      <w:pPr>
+        <w:pStyle w:val="ListParagraph"/>
+        <w:numPr>
+          <w:ilvl w:val="0"/>
+          <w:numId w:val="2"/>
+        </w:numPr>
+        <w:spacing w:after="80"/>
+      </w:pPr>
+      <w:r>
+        <w:rPr>
+          <w:rFonts w:ascii="Arial" w:cs="Arial" w:eastAsia="Arial" w:hAnsi="Arial"/>
+          <w:sz w:val="22"/>
+          <w:szCs w:val="22"/>
+        </w:rPr>
+        <w:t xml:space="preserve">Extend server/capital_structure_engine.py with a build_capital_stack(deal, instruments, entities, ev, our_holdings) helper. our_holdings is a dict keyed by instrument id → amount we hold. The helper returns a tiered stack structure with both total and our-holding figures per layer.</w:t>
+      </w:r>
+    </w:p>
+    <w:p>
+      <w:pPr>
+        <w:pStyle w:val="ListParagraph"/>
+        <w:numPr>
+          <w:ilvl w:val="0"/>
+          <w:numId w:val="2"/>
+        </w:numPr>
+        <w:spacing w:after="80"/>
+      </w:pPr>
+      <w:r>
+        <w:rPr>
+          <w:rFonts w:ascii="Arial" w:cs="Arial" w:eastAsia="Arial" w:hAnsi="Arial"/>
+          <w:sz w:val="22"/>
+          <w:szCs w:val="22"/>
+        </w:rPr>
+        <w:t xml:space="preserve">Add a Capital Stack block to the Deal TopSheet page rendering the two-column table + visual layers + derived metrics (deal view / our view).</w:t>
+      </w:r>
+    </w:p>
+    <w:p>
+      <w:pPr>
+        <w:pStyle w:val="ListParagraph"/>
+        <w:numPr>
+          <w:ilvl w:val="0"/>
+          <w:numId w:val="2"/>
+        </w:numPr>
+        <w:spacing w:after="80"/>
+      </w:pPr>
+      <w:r>
+        <w:rPr>
+          <w:rFonts w:ascii="Arial" w:cs="Arial" w:eastAsia="Arial" w:hAnsi="Arial"/>
+          <w:sz w:val="22"/>
+          <w:szCs w:val="22"/>
+        </w:rPr>
         <w:t xml:space="preserve">Bump the Excel template to v9.</w:t>
       </w:r>
     </w:p>
@@ -5602,7 +8468,7 @@
           <w:sz w:val="22"/>
           <w:szCs w:val="22"/>
         </w:rPr>
-        <w:t xml:space="preserve">Once Enterprise Value is populated for each deal, every other number on this page becomes derived, consistent across the portfolio, and comparable across deals regardless of how many corporate layers sit between the operating asset and the ultimate sponsor.</w:t>
+        <w:t xml:space="preserve">Once Enterprise Value is populated and the GAF bond is added as a Tab 2 row, every other number on this page becomes derived, consistent across the portfolio, and comparable across deals regardless of how many corporate layers sit between the operating asset and the ultimate sponsor.</w:t>
       </w:r>
     </w:p>
     <w:sectPr>
